--- a/Document/Báo cáo SRS Lập trình Web.docx
+++ b/Document/Báo cáo SRS Lập trình Web.docx
@@ -863,6 +863,163 @@
     </w:p>
     <w:p>
       <w:pPr>
+        <w:rPr>
+          <w:rFonts w:ascii="Times New Roman" w:hAnsi="Times New Roman" w:cs="Times New Roman"/>
+          <w:color w:val="000000" w:themeColor="text1"/>
+          <w:sz w:val="28"/>
+          <w:szCs w:val="28"/>
+        </w:rPr>
+      </w:pPr>
+      <w:r>
+        <w:rPr>
+          <w:rFonts w:ascii="Times New Roman" w:hAnsi="Times New Roman" w:cs="Times New Roman"/>
+          <w:b/>
+          <w:bCs/>
+          <w:color w:val="000000" w:themeColor="text1"/>
+          <w:sz w:val="28"/>
+          <w:szCs w:val="28"/>
+        </w:rPr>
+        <w:t>Nhóm Chức năng sử dụng Voucher:</w:t>
+      </w:r>
+    </w:p>
+    <w:p>
+      <w:pPr>
+        <w:pStyle w:val="ListParagraph"/>
+        <w:numPr>
+          <w:ilvl w:val="0"/>
+          <w:numId w:val="61"/>
+        </w:numPr>
+        <w:rPr>
+          <w:rFonts w:ascii="Times New Roman" w:hAnsi="Times New Roman" w:cs="Times New Roman"/>
+          <w:color w:val="000000" w:themeColor="text1"/>
+          <w:sz w:val="28"/>
+          <w:szCs w:val="28"/>
+        </w:rPr>
+      </w:pPr>
+      <w:r>
+        <w:rPr>
+          <w:rFonts w:ascii="Times New Roman" w:hAnsi="Times New Roman" w:cs="Times New Roman"/>
+          <w:b/>
+          <w:bCs/>
+          <w:color w:val="000000" w:themeColor="text1"/>
+          <w:sz w:val="28"/>
+          <w:szCs w:val="28"/>
+        </w:rPr>
+        <w:t>U</w:t>
+      </w:r>
+      <w:r>
+        <w:rPr>
+          <w:rFonts w:ascii="Times New Roman" w:hAnsi="Times New Roman" w:cs="Times New Roman"/>
+          <w:b/>
+          <w:bCs/>
+          <w:color w:val="000000" w:themeColor="text1"/>
+          <w:sz w:val="28"/>
+          <w:szCs w:val="28"/>
+        </w:rPr>
+        <w:t xml:space="preserve">S13: </w:t>
+      </w:r>
+      <w:r>
+        <w:rPr>
+          <w:rFonts w:ascii="Times New Roman" w:hAnsi="Times New Roman" w:cs="Times New Roman"/>
+          <w:b/>
+          <w:bCs/>
+          <w:color w:val="000000" w:themeColor="text1"/>
+          <w:sz w:val="28"/>
+          <w:szCs w:val="28"/>
+        </w:rPr>
+        <w:t>(Khách hàng - Nhận mã):</w:t>
+      </w:r>
+      <w:r>
+        <w:rPr>
+          <w:rFonts w:ascii="Times New Roman" w:hAnsi="Times New Roman" w:cs="Times New Roman"/>
+          <w:color w:val="000000" w:themeColor="text1"/>
+          <w:sz w:val="28"/>
+          <w:szCs w:val="28"/>
+        </w:rPr>
+        <w:t xml:space="preserve"> Là một khách truy cập, tôi muốn nhập email đăng ký bản tin ở chân trang để nhận được mã giảm giá 20% (BARCA20), giúp tôi tiết kiệm chi phí cho đơn hàng của mình.</w:t>
+      </w:r>
+    </w:p>
+    <w:p>
+      <w:pPr>
+        <w:pStyle w:val="ListParagraph"/>
+        <w:numPr>
+          <w:ilvl w:val="0"/>
+          <w:numId w:val="61"/>
+        </w:numPr>
+        <w:rPr>
+          <w:rFonts w:ascii="Times New Roman" w:hAnsi="Times New Roman" w:cs="Times New Roman"/>
+          <w:color w:val="000000" w:themeColor="text1"/>
+          <w:sz w:val="28"/>
+          <w:szCs w:val="28"/>
+        </w:rPr>
+      </w:pPr>
+      <w:r>
+        <w:rPr>
+          <w:rFonts w:ascii="Times New Roman" w:hAnsi="Times New Roman" w:cs="Times New Roman"/>
+          <w:b/>
+          <w:bCs/>
+          <w:color w:val="000000" w:themeColor="text1"/>
+          <w:sz w:val="28"/>
+          <w:szCs w:val="28"/>
+        </w:rPr>
+        <w:t>U</w:t>
+      </w:r>
+      <w:r>
+        <w:rPr>
+          <w:rFonts w:ascii="Times New Roman" w:hAnsi="Times New Roman" w:cs="Times New Roman"/>
+          <w:b/>
+          <w:bCs/>
+          <w:color w:val="000000" w:themeColor="text1"/>
+          <w:sz w:val="28"/>
+          <w:szCs w:val="28"/>
+        </w:rPr>
+        <w:t xml:space="preserve">S14: </w:t>
+      </w:r>
+      <w:r>
+        <w:rPr>
+          <w:rFonts w:ascii="Times New Roman" w:hAnsi="Times New Roman" w:cs="Times New Roman"/>
+          <w:b/>
+          <w:bCs/>
+          <w:color w:val="000000" w:themeColor="text1"/>
+          <w:sz w:val="28"/>
+          <w:szCs w:val="28"/>
+        </w:rPr>
+        <w:t>(</w:t>
+      </w:r>
+      <w:r>
+        <w:rPr>
+          <w:rFonts w:ascii="Times New Roman" w:hAnsi="Times New Roman" w:cs="Times New Roman"/>
+          <w:b/>
+          <w:bCs/>
+          <w:color w:val="000000" w:themeColor="text1"/>
+          <w:sz w:val="28"/>
+          <w:szCs w:val="28"/>
+        </w:rPr>
+        <w:t xml:space="preserve">Khách </w:t>
+      </w:r>
+      <w:r>
+        <w:rPr>
+          <w:rFonts w:ascii="Times New Roman" w:hAnsi="Times New Roman" w:cs="Times New Roman"/>
+          <w:b/>
+          <w:bCs/>
+          <w:color w:val="000000" w:themeColor="text1"/>
+          <w:sz w:val="28"/>
+          <w:szCs w:val="28"/>
+        </w:rPr>
+        <w:t>hàng - Dùng mã):</w:t>
+      </w:r>
+      <w:r>
+        <w:rPr>
+          <w:rFonts w:ascii="Times New Roman" w:hAnsi="Times New Roman" w:cs="Times New Roman"/>
+          <w:color w:val="000000" w:themeColor="text1"/>
+          <w:sz w:val="28"/>
+          <w:szCs w:val="28"/>
+        </w:rPr>
+        <w:t xml:space="preserve"> Là một khách hàng, tôi muốn có ô nhập mã giảm giá tại trang Thanh toán (Checkout) để hệ thống tự động trừ 20% vào tổng hóa đơn trước khi tôi đặt hàng.</w:t>
+      </w:r>
+    </w:p>
+    <w:p>
+      <w:pPr>
         <w:ind w:left="0" w:firstLine="0"/>
         <w:rPr>
           <w:rFonts w:ascii="Times New Roman" w:hAnsi="Times New Roman" w:cs="Times New Roman"/>
@@ -1213,6 +1370,352 @@
     </w:p>
     <w:p>
       <w:pPr>
+        <w:numPr>
+          <w:ilvl w:val="0"/>
+          <w:numId w:val="23"/>
+        </w:numPr>
+        <w:rPr>
+          <w:rFonts w:ascii="Times New Roman" w:hAnsi="Times New Roman" w:cs="Times New Roman"/>
+          <w:color w:val="000000" w:themeColor="text1"/>
+          <w:sz w:val="28"/>
+          <w:szCs w:val="28"/>
+        </w:rPr>
+      </w:pPr>
+      <w:r>
+        <w:rPr>
+          <w:rFonts w:ascii="Times New Roman" w:hAnsi="Times New Roman" w:cs="Times New Roman"/>
+          <w:b/>
+          <w:bCs/>
+          <w:color w:val="000000" w:themeColor="text1"/>
+          <w:sz w:val="28"/>
+          <w:szCs w:val="28"/>
+        </w:rPr>
+        <w:lastRenderedPageBreak/>
+        <w:t>US_AD0</w:t>
+      </w:r>
+      <w:r>
+        <w:rPr>
+          <w:rFonts w:ascii="Times New Roman" w:hAnsi="Times New Roman" w:cs="Times New Roman"/>
+          <w:b/>
+          <w:bCs/>
+          <w:color w:val="000000" w:themeColor="text1"/>
+          <w:sz w:val="28"/>
+          <w:szCs w:val="28"/>
+        </w:rPr>
+        <w:t>6</w:t>
+      </w:r>
+      <w:r>
+        <w:rPr>
+          <w:rFonts w:ascii="Times New Roman" w:hAnsi="Times New Roman" w:cs="Times New Roman"/>
+          <w:b/>
+          <w:bCs/>
+          <w:color w:val="000000" w:themeColor="text1"/>
+          <w:sz w:val="28"/>
+          <w:szCs w:val="28"/>
+        </w:rPr>
+        <w:t xml:space="preserve">: </w:t>
+      </w:r>
+      <w:r>
+        <w:rPr>
+          <w:rFonts w:ascii="Times New Roman" w:hAnsi="Times New Roman" w:cs="Times New Roman"/>
+          <w:color w:val="000000" w:themeColor="text1"/>
+          <w:sz w:val="28"/>
+          <w:szCs w:val="28"/>
+        </w:rPr>
+        <w:t>Là quản trị viên, tôi muốn hệ thống chỉ cho phép mỗi tài khoản khách hàng sử dụng mã BARCA20 đúng 1 lần duy nhất, để tránh việc lạm dụng chương trình khuyến mãi gây thất thoát doanh thu.</w:t>
+      </w:r>
+    </w:p>
+    <w:p>
+      <w:pPr>
+        <w:numPr>
+          <w:ilvl w:val="0"/>
+          <w:numId w:val="23"/>
+        </w:numPr>
+        <w:rPr>
+          <w:rFonts w:ascii="Times New Roman" w:hAnsi="Times New Roman" w:cs="Times New Roman"/>
+          <w:color w:val="000000" w:themeColor="text1"/>
+          <w:sz w:val="28"/>
+          <w:szCs w:val="28"/>
+        </w:rPr>
+      </w:pPr>
+      <w:r>
+        <w:rPr>
+          <w:rFonts w:ascii="Times New Roman" w:hAnsi="Times New Roman" w:cs="Times New Roman"/>
+          <w:b/>
+          <w:bCs/>
+          <w:color w:val="000000" w:themeColor="text1"/>
+          <w:sz w:val="28"/>
+          <w:szCs w:val="28"/>
+        </w:rPr>
+        <w:t>US_AD0</w:t>
+      </w:r>
+      <w:r>
+        <w:rPr>
+          <w:rFonts w:ascii="Times New Roman" w:hAnsi="Times New Roman" w:cs="Times New Roman"/>
+          <w:b/>
+          <w:bCs/>
+          <w:color w:val="000000" w:themeColor="text1"/>
+          <w:sz w:val="28"/>
+          <w:szCs w:val="28"/>
+        </w:rPr>
+        <w:t xml:space="preserve">7: </w:t>
+      </w:r>
+      <w:r>
+        <w:rPr>
+          <w:rFonts w:ascii="Times New Roman" w:hAnsi="Times New Roman" w:cs="Times New Roman"/>
+          <w:color w:val="000000" w:themeColor="text1"/>
+          <w:sz w:val="28"/>
+          <w:szCs w:val="28"/>
+        </w:rPr>
+        <w:t>Là quản trị viên, tôi muốn xem các chỉ số tổng quan (Tổng doanh thu, Tổng số đơn hàng, Tổng số khách hàng mới) ngay khi đăng nhập vào Admin Dashboard để nắm bắt nhanh tình hình kinh doanh.</w:t>
+      </w:r>
+    </w:p>
+    <w:p>
+      <w:pPr>
+        <w:numPr>
+          <w:ilvl w:val="0"/>
+          <w:numId w:val="23"/>
+        </w:numPr>
+        <w:rPr>
+          <w:rFonts w:ascii="Times New Roman" w:hAnsi="Times New Roman" w:cs="Times New Roman"/>
+          <w:color w:val="000000" w:themeColor="text1"/>
+          <w:sz w:val="28"/>
+          <w:szCs w:val="28"/>
+        </w:rPr>
+      </w:pPr>
+      <w:r>
+        <w:rPr>
+          <w:rFonts w:ascii="Times New Roman" w:hAnsi="Times New Roman" w:cs="Times New Roman"/>
+          <w:b/>
+          <w:bCs/>
+          <w:color w:val="000000" w:themeColor="text1"/>
+          <w:sz w:val="28"/>
+          <w:szCs w:val="28"/>
+        </w:rPr>
+        <w:t>US_AD0</w:t>
+      </w:r>
+      <w:r>
+        <w:rPr>
+          <w:rFonts w:ascii="Times New Roman" w:hAnsi="Times New Roman" w:cs="Times New Roman"/>
+          <w:b/>
+          <w:bCs/>
+          <w:color w:val="000000" w:themeColor="text1"/>
+          <w:sz w:val="28"/>
+          <w:szCs w:val="28"/>
+        </w:rPr>
+        <w:t xml:space="preserve">8: </w:t>
+      </w:r>
+      <w:r>
+        <w:rPr>
+          <w:rFonts w:ascii="Times New Roman" w:hAnsi="Times New Roman" w:cs="Times New Roman"/>
+          <w:color w:val="000000" w:themeColor="text1"/>
+          <w:sz w:val="28"/>
+          <w:szCs w:val="28"/>
+        </w:rPr>
+        <w:t>Là quản trị viên, tôi muốn xem chỉ số so sánh phần trăm tăng trưởng của tháng này so với tháng trước (MoM - Month over Month), để đánh giá xem hiệu quả kinh doanh đang đi lên hay đi xuống (Hiển thị màu xanh nếu tăng, màu đỏ nếu giảm).</w:t>
+      </w:r>
+    </w:p>
+    <w:p>
+      <w:pPr>
+        <w:numPr>
+          <w:ilvl w:val="0"/>
+          <w:numId w:val="23"/>
+        </w:numPr>
+        <w:rPr>
+          <w:rFonts w:ascii="Times New Roman" w:hAnsi="Times New Roman" w:cs="Times New Roman"/>
+          <w:color w:val="000000" w:themeColor="text1"/>
+          <w:sz w:val="28"/>
+          <w:szCs w:val="28"/>
+        </w:rPr>
+      </w:pPr>
+      <w:r>
+        <w:rPr>
+          <w:rFonts w:ascii="Times New Roman" w:hAnsi="Times New Roman" w:cs="Times New Roman"/>
+          <w:b/>
+          <w:bCs/>
+          <w:color w:val="000000" w:themeColor="text1"/>
+          <w:sz w:val="28"/>
+          <w:szCs w:val="28"/>
+        </w:rPr>
+        <w:t>US_AD0</w:t>
+      </w:r>
+      <w:r>
+        <w:rPr>
+          <w:rFonts w:ascii="Times New Roman" w:hAnsi="Times New Roman" w:cs="Times New Roman"/>
+          <w:b/>
+          <w:bCs/>
+          <w:color w:val="000000" w:themeColor="text1"/>
+          <w:sz w:val="28"/>
+          <w:szCs w:val="28"/>
+        </w:rPr>
+        <w:t xml:space="preserve">9: </w:t>
+      </w:r>
+      <w:r>
+        <w:rPr>
+          <w:rFonts w:ascii="Times New Roman" w:hAnsi="Times New Roman" w:cs="Times New Roman"/>
+          <w:color w:val="000000" w:themeColor="text1"/>
+          <w:sz w:val="28"/>
+          <w:szCs w:val="28"/>
+        </w:rPr>
+        <w:t>Là quản trị viên, tôi muốn xem một bảng xếp hạng "Top Sản phẩm bán chạy nhất", để tôi biết mẫu áo đấu hoặc phụ kiện Barca nào đang được yêu thích nhất nhằm đẩy mạnh marketing.</w:t>
+      </w:r>
+    </w:p>
+    <w:p>
+      <w:pPr>
+        <w:numPr>
+          <w:ilvl w:val="0"/>
+          <w:numId w:val="23"/>
+        </w:numPr>
+        <w:rPr>
+          <w:rFonts w:ascii="Times New Roman" w:hAnsi="Times New Roman" w:cs="Times New Roman"/>
+          <w:color w:val="000000" w:themeColor="text1"/>
+          <w:sz w:val="28"/>
+          <w:szCs w:val="28"/>
+        </w:rPr>
+      </w:pPr>
+      <w:r>
+        <w:rPr>
+          <w:rFonts w:ascii="Times New Roman" w:hAnsi="Times New Roman" w:cs="Times New Roman"/>
+          <w:b/>
+          <w:bCs/>
+          <w:color w:val="000000" w:themeColor="text1"/>
+          <w:sz w:val="28"/>
+          <w:szCs w:val="28"/>
+        </w:rPr>
+        <w:t>US_AD</w:t>
+      </w:r>
+      <w:r>
+        <w:rPr>
+          <w:rFonts w:ascii="Times New Roman" w:hAnsi="Times New Roman" w:cs="Times New Roman"/>
+          <w:b/>
+          <w:bCs/>
+          <w:color w:val="000000" w:themeColor="text1"/>
+          <w:sz w:val="28"/>
+          <w:szCs w:val="28"/>
+        </w:rPr>
+        <w:t xml:space="preserve">10: </w:t>
+      </w:r>
+      <w:r>
+        <w:rPr>
+          <w:rFonts w:ascii="Times New Roman" w:hAnsi="Times New Roman" w:cs="Times New Roman"/>
+          <w:color w:val="000000" w:themeColor="text1"/>
+          <w:sz w:val="28"/>
+          <w:szCs w:val="28"/>
+        </w:rPr>
+        <w:t>Là quản trị viê, tôi muốn có khả năng nhập thêm số lượng hàng mới về cho từng Size cụ thể (VD: cộng thêm 50 áo vào Size M) trực tiếp trên giao diện quản lý sản phẩm, để kho hàng luôn được cập nhật chính xác mà không phải tính toán thủ công ở ngoài.</w:t>
+      </w:r>
+    </w:p>
+    <w:p>
+      <w:pPr>
+        <w:numPr>
+          <w:ilvl w:val="0"/>
+          <w:numId w:val="23"/>
+        </w:numPr>
+        <w:rPr>
+          <w:rFonts w:ascii="Times New Roman" w:hAnsi="Times New Roman" w:cs="Times New Roman"/>
+          <w:color w:val="000000" w:themeColor="text1"/>
+          <w:sz w:val="28"/>
+          <w:szCs w:val="28"/>
+        </w:rPr>
+      </w:pPr>
+      <w:r>
+        <w:rPr>
+          <w:rFonts w:ascii="Times New Roman" w:hAnsi="Times New Roman" w:cs="Times New Roman"/>
+          <w:b/>
+          <w:bCs/>
+          <w:color w:val="000000" w:themeColor="text1"/>
+          <w:sz w:val="28"/>
+          <w:szCs w:val="28"/>
+        </w:rPr>
+        <w:t>US_AD</w:t>
+      </w:r>
+      <w:r>
+        <w:rPr>
+          <w:rFonts w:ascii="Times New Roman" w:hAnsi="Times New Roman" w:cs="Times New Roman"/>
+          <w:b/>
+          <w:bCs/>
+          <w:color w:val="000000" w:themeColor="text1"/>
+          <w:sz w:val="28"/>
+          <w:szCs w:val="28"/>
+        </w:rPr>
+        <w:t xml:space="preserve">11: </w:t>
+      </w:r>
+      <w:r>
+        <w:rPr>
+          <w:rFonts w:ascii="Times New Roman" w:hAnsi="Times New Roman" w:cs="Times New Roman"/>
+          <w:color w:val="000000" w:themeColor="text1"/>
+          <w:sz w:val="28"/>
+          <w:szCs w:val="28"/>
+        </w:rPr>
+        <w:t>Là quản trị viên</w:t>
+      </w:r>
+      <w:r>
+        <w:rPr>
+          <w:rFonts w:ascii="Times New Roman" w:hAnsi="Times New Roman" w:cs="Times New Roman"/>
+          <w:color w:val="000000" w:themeColor="text1"/>
+          <w:sz w:val="28"/>
+          <w:szCs w:val="28"/>
+        </w:rPr>
+        <w:t xml:space="preserve">, </w:t>
+      </w:r>
+      <w:r>
+        <w:rPr>
+          <w:rFonts w:ascii="Times New Roman" w:hAnsi="Times New Roman" w:cs="Times New Roman"/>
+          <w:color w:val="000000" w:themeColor="text1"/>
+          <w:sz w:val="28"/>
+          <w:szCs w:val="28"/>
+        </w:rPr>
+        <w:t>tôi muốn hệ thống tự động làm nổi bật (bôi đỏ, gắn nhãn"Sắp hết hàng") những sản phẩm có tổng số lượng tồn kho dưới 10 cái trên trang "List Items", để tôi chủ động biết sản phẩm nào đang cạn kiệt và lên kế hoạch nhập hàng kịp thời.</w:t>
+      </w:r>
+    </w:p>
+    <w:p>
+      <w:pPr>
+        <w:numPr>
+          <w:ilvl w:val="0"/>
+          <w:numId w:val="23"/>
+        </w:numPr>
+        <w:rPr>
+          <w:b/>
+          <w:bCs/>
+          <w:color w:val="000000" w:themeColor="text1"/>
+          <w:sz w:val="28"/>
+          <w:szCs w:val="28"/>
+        </w:rPr>
+      </w:pPr>
+      <w:r>
+        <w:rPr>
+          <w:rFonts w:ascii="Times New Roman" w:hAnsi="Times New Roman" w:cs="Times New Roman"/>
+          <w:b/>
+          <w:bCs/>
+          <w:color w:val="000000" w:themeColor="text1"/>
+          <w:sz w:val="28"/>
+          <w:szCs w:val="28"/>
+        </w:rPr>
+        <w:t>US_AD</w:t>
+      </w:r>
+      <w:r>
+        <w:rPr>
+          <w:rFonts w:ascii="Times New Roman" w:hAnsi="Times New Roman" w:cs="Times New Roman"/>
+          <w:b/>
+          <w:bCs/>
+          <w:color w:val="000000" w:themeColor="text1"/>
+          <w:sz w:val="28"/>
+          <w:szCs w:val="28"/>
+        </w:rPr>
+        <w:t xml:space="preserve">12: </w:t>
+      </w:r>
+      <w:r>
+        <w:rPr>
+          <w:rFonts w:ascii="Times New Roman" w:hAnsi="Times New Roman" w:cs="Times New Roman"/>
+          <w:color w:val="000000" w:themeColor="text1"/>
+          <w:sz w:val="28"/>
+          <w:szCs w:val="28"/>
+        </w:rPr>
+        <w:t>Là quản trị viên, tôi muốn hệ thống tự động hoàn trả lại số lượng sản phẩm vào kho (đúng theo từng size) ngay khi tôi đổi trạng thái một đơn hàng sang "Hủy" (Cancelled), để số liệu kho luôn chính xác và tôi không phải thao tác cộng lại hàng bằng tay.</w:t>
+      </w:r>
+    </w:p>
+    <w:p>
+      <w:pPr>
         <w:pStyle w:val="Heading2"/>
         <w:rPr>
           <w:rFonts w:ascii="Times New Roman" w:hAnsi="Times New Roman" w:cs="Times New Roman"/>
@@ -1345,6 +1848,7 @@
           <w:sz w:val="28"/>
           <w:szCs w:val="28"/>
         </w:rPr>
+        <w:lastRenderedPageBreak/>
         <w:t>Giao diện (UI)</w:t>
       </w:r>
       <w:r>
@@ -1394,7 +1898,6 @@
           <w:sz w:val="28"/>
           <w:szCs w:val="28"/>
         </w:rPr>
-        <w:lastRenderedPageBreak/>
         <w:t>Hệ thống</w:t>
       </w:r>
       <w:r>
@@ -5245,7 +5748,377 @@
           <w:sz w:val="28"/>
           <w:szCs w:val="28"/>
         </w:rPr>
-        <w:br w:type="page"/>
+        <w:t>7</w:t>
+      </w:r>
+      <w:r>
+        <w:rPr>
+          <w:rFonts w:ascii="Times New Roman" w:hAnsi="Times New Roman" w:cs="Times New Roman"/>
+          <w:b/>
+          <w:bCs/>
+          <w:sz w:val="28"/>
+          <w:szCs w:val="28"/>
+        </w:rPr>
+        <w:t>. Use Case: Hệ thống Voucher (Đăng ký nhận BARCA20)</w:t>
+      </w:r>
+    </w:p>
+    <w:p>
+      <w:pPr>
+        <w:spacing w:after="160" w:line="278" w:lineRule="auto"/>
+        <w:ind w:left="0" w:firstLine="0"/>
+        <w:rPr>
+          <w:rFonts w:ascii="Times New Roman" w:hAnsi="Times New Roman" w:cs="Times New Roman"/>
+          <w:sz w:val="28"/>
+          <w:szCs w:val="28"/>
+        </w:rPr>
+      </w:pPr>
+      <w:r>
+        <w:rPr>
+          <w:rFonts w:ascii="Times New Roman" w:hAnsi="Times New Roman" w:cs="Times New Roman"/>
+          <w:b/>
+          <w:bCs/>
+          <w:sz w:val="28"/>
+          <w:szCs w:val="28"/>
+        </w:rPr>
+        <w:t>Mô tả:</w:t>
+      </w:r>
+      <w:r>
+        <w:rPr>
+          <w:rFonts w:ascii="Times New Roman" w:hAnsi="Times New Roman" w:cs="Times New Roman"/>
+          <w:sz w:val="28"/>
+          <w:szCs w:val="28"/>
+        </w:rPr>
+        <w:t xml:space="preserve"> Khách hàng nhập email để đăng ký nhận bản tin. Hệ thống cung cấp mã BARCA20 (giảm 20%). Mã này chỉ được áp dụng 1 lần duy nhất cho mỗi tài khoản người dùng lúc thanh toán.</w:t>
+      </w:r>
+    </w:p>
+    <w:p>
+      <w:pPr>
+        <w:spacing w:after="160" w:line="278" w:lineRule="auto"/>
+        <w:ind w:left="0" w:firstLine="0"/>
+        <w:rPr>
+          <w:rFonts w:ascii="Times New Roman" w:hAnsi="Times New Roman" w:cs="Times New Roman"/>
+          <w:sz w:val="28"/>
+          <w:szCs w:val="28"/>
+        </w:rPr>
+      </w:pPr>
+      <w:r>
+        <w:rPr>
+          <w:rFonts w:ascii="Times New Roman" w:hAnsi="Times New Roman" w:cs="Times New Roman"/>
+          <w:b/>
+          <w:bCs/>
+          <w:sz w:val="28"/>
+          <w:szCs w:val="28"/>
+        </w:rPr>
+        <w:lastRenderedPageBreak/>
+        <w:t>Mô tả luồng xử lý (Sequence Flow):</w:t>
+      </w:r>
+    </w:p>
+    <w:p>
+      <w:pPr>
+        <w:numPr>
+          <w:ilvl w:val="0"/>
+          <w:numId w:val="63"/>
+        </w:numPr>
+        <w:spacing w:after="160" w:line="278" w:lineRule="auto"/>
+        <w:rPr>
+          <w:rFonts w:ascii="Times New Roman" w:hAnsi="Times New Roman" w:cs="Times New Roman"/>
+          <w:sz w:val="28"/>
+          <w:szCs w:val="28"/>
+        </w:rPr>
+      </w:pPr>
+      <w:r>
+        <w:rPr>
+          <w:rFonts w:ascii="Times New Roman" w:hAnsi="Times New Roman" w:cs="Times New Roman"/>
+          <w:sz w:val="28"/>
+          <w:szCs w:val="28"/>
+        </w:rPr>
+        <w:t>Khách hàng nhập Email và nhấn "Subscribe".</w:t>
+      </w:r>
+    </w:p>
+    <w:p>
+      <w:pPr>
+        <w:numPr>
+          <w:ilvl w:val="0"/>
+          <w:numId w:val="63"/>
+        </w:numPr>
+        <w:spacing w:after="160" w:line="278" w:lineRule="auto"/>
+        <w:rPr>
+          <w:rFonts w:ascii="Times New Roman" w:hAnsi="Times New Roman" w:cs="Times New Roman"/>
+          <w:sz w:val="28"/>
+          <w:szCs w:val="28"/>
+        </w:rPr>
+      </w:pPr>
+      <w:r>
+        <w:rPr>
+          <w:rFonts w:ascii="Times New Roman" w:hAnsi="Times New Roman" w:cs="Times New Roman"/>
+          <w:b/>
+          <w:bCs/>
+          <w:sz w:val="28"/>
+          <w:szCs w:val="28"/>
+        </w:rPr>
+        <w:t>Hệ thống</w:t>
+      </w:r>
+      <w:r>
+        <w:rPr>
+          <w:rFonts w:ascii="Times New Roman" w:hAnsi="Times New Roman" w:cs="Times New Roman"/>
+          <w:sz w:val="28"/>
+          <w:szCs w:val="28"/>
+        </w:rPr>
+        <w:t xml:space="preserve"> lưu Email vào danh sách nhận tin (Subscribers) và hiển thị mã BARCA20 cho khách.</w:t>
+      </w:r>
+    </w:p>
+    <w:p>
+      <w:pPr>
+        <w:numPr>
+          <w:ilvl w:val="0"/>
+          <w:numId w:val="63"/>
+        </w:numPr>
+        <w:spacing w:after="160" w:line="278" w:lineRule="auto"/>
+        <w:rPr>
+          <w:rFonts w:ascii="Times New Roman" w:hAnsi="Times New Roman" w:cs="Times New Roman"/>
+          <w:sz w:val="28"/>
+          <w:szCs w:val="28"/>
+        </w:rPr>
+      </w:pPr>
+      <w:r>
+        <w:rPr>
+          <w:rFonts w:ascii="Times New Roman" w:hAnsi="Times New Roman" w:cs="Times New Roman"/>
+          <w:sz w:val="28"/>
+          <w:szCs w:val="28"/>
+        </w:rPr>
+        <w:t>Khi khách hàng vào trang Thanh toán (Checkout) và nhập mã BARCA20:</w:t>
+      </w:r>
+    </w:p>
+    <w:p>
+      <w:pPr>
+        <w:numPr>
+          <w:ilvl w:val="0"/>
+          <w:numId w:val="63"/>
+        </w:numPr>
+        <w:spacing w:after="160" w:line="278" w:lineRule="auto"/>
+        <w:rPr>
+          <w:rFonts w:ascii="Times New Roman" w:hAnsi="Times New Roman" w:cs="Times New Roman"/>
+          <w:sz w:val="28"/>
+          <w:szCs w:val="28"/>
+        </w:rPr>
+      </w:pPr>
+      <w:r>
+        <w:rPr>
+          <w:rFonts w:ascii="Times New Roman" w:hAnsi="Times New Roman" w:cs="Times New Roman"/>
+          <w:b/>
+          <w:bCs/>
+          <w:sz w:val="28"/>
+          <w:szCs w:val="28"/>
+        </w:rPr>
+        <w:t>Hệ thống</w:t>
+      </w:r>
+      <w:r>
+        <w:rPr>
+          <w:rFonts w:ascii="Times New Roman" w:hAnsi="Times New Roman" w:cs="Times New Roman"/>
+          <w:sz w:val="28"/>
+          <w:szCs w:val="28"/>
+        </w:rPr>
+        <w:t xml:space="preserve"> kiểm tra xem mảng usedVouchers trong tài khoản của khách hàng (bảng USERS) đã chứa mã này chưa.</w:t>
+      </w:r>
+    </w:p>
+    <w:p>
+      <w:pPr>
+        <w:numPr>
+          <w:ilvl w:val="1"/>
+          <w:numId w:val="63"/>
+        </w:numPr>
+        <w:spacing w:after="160" w:line="278" w:lineRule="auto"/>
+        <w:rPr>
+          <w:rFonts w:ascii="Times New Roman" w:hAnsi="Times New Roman" w:cs="Times New Roman"/>
+          <w:sz w:val="28"/>
+          <w:szCs w:val="28"/>
+        </w:rPr>
+      </w:pPr>
+      <w:r>
+        <w:rPr>
+          <w:rFonts w:ascii="Times New Roman" w:hAnsi="Times New Roman" w:cs="Times New Roman"/>
+          <w:sz w:val="28"/>
+          <w:szCs w:val="28"/>
+        </w:rPr>
+        <w:t>Nếu đã dùng: Báo lỗi "Mã giảm giá chỉ được sử dụng 1 lần".</w:t>
+      </w:r>
+    </w:p>
+    <w:p>
+      <w:pPr>
+        <w:numPr>
+          <w:ilvl w:val="1"/>
+          <w:numId w:val="63"/>
+        </w:numPr>
+        <w:spacing w:after="160" w:line="278" w:lineRule="auto"/>
+        <w:rPr>
+          <w:rFonts w:ascii="Times New Roman" w:hAnsi="Times New Roman" w:cs="Times New Roman"/>
+          <w:sz w:val="28"/>
+          <w:szCs w:val="28"/>
+        </w:rPr>
+      </w:pPr>
+      <w:r>
+        <w:rPr>
+          <w:rFonts w:ascii="Times New Roman" w:hAnsi="Times New Roman" w:cs="Times New Roman"/>
+          <w:sz w:val="28"/>
+          <w:szCs w:val="28"/>
+        </w:rPr>
+        <w:t>Nếu chưa dùng: Áp dụng giảm 20% vào amount.</w:t>
+      </w:r>
+    </w:p>
+    <w:p>
+      <w:pPr>
+        <w:numPr>
+          <w:ilvl w:val="0"/>
+          <w:numId w:val="63"/>
+        </w:numPr>
+        <w:spacing w:after="160" w:line="278" w:lineRule="auto"/>
+        <w:rPr>
+          <w:rFonts w:ascii="Times New Roman" w:hAnsi="Times New Roman" w:cs="Times New Roman"/>
+          <w:sz w:val="28"/>
+          <w:szCs w:val="28"/>
+        </w:rPr>
+      </w:pPr>
+      <w:r>
+        <w:rPr>
+          <w:rFonts w:ascii="Times New Roman" w:hAnsi="Times New Roman" w:cs="Times New Roman"/>
+          <w:sz w:val="28"/>
+          <w:szCs w:val="28"/>
+        </w:rPr>
+        <w:t xml:space="preserve">Khi đơn hàng đặt thành công, </w:t>
+      </w:r>
+      <w:r>
+        <w:rPr>
+          <w:rFonts w:ascii="Times New Roman" w:hAnsi="Times New Roman" w:cs="Times New Roman"/>
+          <w:b/>
+          <w:bCs/>
+          <w:sz w:val="28"/>
+          <w:szCs w:val="28"/>
+        </w:rPr>
+        <w:t>Hệ thống</w:t>
+      </w:r>
+      <w:r>
+        <w:rPr>
+          <w:rFonts w:ascii="Times New Roman" w:hAnsi="Times New Roman" w:cs="Times New Roman"/>
+          <w:sz w:val="28"/>
+          <w:szCs w:val="28"/>
+        </w:rPr>
+        <w:t xml:space="preserve"> thêm "BARCA20" vào mảng usedVouchers của người dùng đó.</w:t>
+      </w:r>
+    </w:p>
+    <w:p>
+      <w:pPr>
+        <w:spacing w:after="160" w:line="278" w:lineRule="auto"/>
+        <w:ind w:left="360" w:firstLine="0"/>
+        <w:rPr>
+          <w:rFonts w:ascii="Times New Roman" w:hAnsi="Times New Roman" w:cs="Times New Roman"/>
+          <w:sz w:val="28"/>
+          <w:szCs w:val="28"/>
+        </w:rPr>
+      </w:pPr>
+      <w:r>
+        <w:rPr>
+          <w:rFonts w:ascii="Times New Roman" w:hAnsi="Times New Roman" w:cs="Times New Roman"/>
+          <w:sz w:val="28"/>
+          <w:szCs w:val="28"/>
+        </w:rPr>
+        <w:drawing>
+          <wp:inline distT="0" distB="0" distL="0" distR="0" wp14:anchorId="290691E7" wp14:editId="6C387B51">
+            <wp:extent cx="5653923" cy="1627344"/>
+            <wp:effectExtent l="0" t="0" r="4445" b="0"/>
+            <wp:docPr id="10385743" name="Picture 1"/>
+            <wp:cNvGraphicFramePr>
+              <a:graphicFrameLocks xmlns:a="http://schemas.openxmlformats.org/drawingml/2006/main" noChangeAspect="1"/>
+            </wp:cNvGraphicFramePr>
+            <a:graphic xmlns:a="http://schemas.openxmlformats.org/drawingml/2006/main">
+              <a:graphicData uri="http://schemas.openxmlformats.org/drawingml/2006/picture">
+                <pic:pic xmlns:pic="http://schemas.openxmlformats.org/drawingml/2006/picture">
+                  <pic:nvPicPr>
+                    <pic:cNvPr id="10385743" name=""/>
+                    <pic:cNvPicPr/>
+                  </pic:nvPicPr>
+                  <pic:blipFill>
+                    <a:blip r:embed="rId17"/>
+                    <a:stretch>
+                      <a:fillRect/>
+                    </a:stretch>
+                  </pic:blipFill>
+                  <pic:spPr>
+                    <a:xfrm>
+                      <a:off x="0" y="0"/>
+                      <a:ext cx="5683342" cy="1635811"/>
+                    </a:xfrm>
+                    <a:prstGeom prst="rect">
+                      <a:avLst/>
+                    </a:prstGeom>
+                  </pic:spPr>
+                </pic:pic>
+              </a:graphicData>
+            </a:graphic>
+          </wp:inline>
+        </w:drawing>
+      </w:r>
+    </w:p>
+    <w:p>
+      <w:pPr>
+        <w:spacing w:after="160" w:line="278" w:lineRule="auto"/>
+        <w:ind w:left="360" w:firstLine="0"/>
+        <w:rPr>
+          <w:rFonts w:ascii="Times New Roman" w:hAnsi="Times New Roman" w:cs="Times New Roman"/>
+          <w:sz w:val="28"/>
+          <w:szCs w:val="28"/>
+        </w:rPr>
+      </w:pPr>
+      <w:r>
+        <w:rPr>
+          <w:noProof/>
+        </w:rPr>
+        <w:drawing>
+          <wp:inline distT="0" distB="0" distL="0" distR="0" wp14:anchorId="13B42BF5" wp14:editId="0628A1FB">
+            <wp:extent cx="5972175" cy="3068955"/>
+            <wp:effectExtent l="0" t="0" r="9525" b="0"/>
+            <wp:docPr id="651967131" name="Picture 1"/>
+            <wp:cNvGraphicFramePr>
+              <a:graphicFrameLocks xmlns:a="http://schemas.openxmlformats.org/drawingml/2006/main" noChangeAspect="1"/>
+            </wp:cNvGraphicFramePr>
+            <a:graphic xmlns:a="http://schemas.openxmlformats.org/drawingml/2006/main">
+              <a:graphicData uri="http://schemas.openxmlformats.org/drawingml/2006/picture">
+                <pic:pic xmlns:pic="http://schemas.openxmlformats.org/drawingml/2006/picture">
+                  <pic:nvPicPr>
+                    <pic:cNvPr id="0" name="Picture 1"/>
+                    <pic:cNvPicPr>
+                      <a:picLocks noChangeAspect="1" noChangeArrowheads="1"/>
+                    </pic:cNvPicPr>
+                  </pic:nvPicPr>
+                  <pic:blipFill>
+                    <a:blip r:embed="rId18">
+                      <a:extLst>
+                        <a:ext uri="{28A0092B-C50C-407E-A947-70E740481C1C}">
+                          <a14:useLocalDpi xmlns:a14="http://schemas.microsoft.com/office/drawing/2010/main" val="0"/>
+                        </a:ext>
+                      </a:extLst>
+                    </a:blip>
+                    <a:srcRect/>
+                    <a:stretch>
+                      <a:fillRect/>
+                    </a:stretch>
+                  </pic:blipFill>
+                  <pic:spPr bwMode="auto">
+                    <a:xfrm>
+                      <a:off x="0" y="0"/>
+                      <a:ext cx="5972175" cy="3068955"/>
+                    </a:xfrm>
+                    <a:prstGeom prst="rect">
+                      <a:avLst/>
+                    </a:prstGeom>
+                    <a:noFill/>
+                    <a:ln>
+                      <a:noFill/>
+                    </a:ln>
+                  </pic:spPr>
+                </pic:pic>
+              </a:graphicData>
+            </a:graphic>
+          </wp:inline>
+        </w:drawing>
       </w:r>
     </w:p>
     <w:p>
@@ -5269,26 +6142,1307 @@
         <w:lastRenderedPageBreak/>
         <w:t>PHẦN II: WEBSITE QUẢN TRỊ (ADMIN - INFINITY ADMIN)</w:t>
       </w:r>
-    </w:p>
-    <w:p>
-      <w:pPr>
-        <w:rPr>
-          <w:rFonts w:ascii="Times New Roman" w:hAnsi="Times New Roman" w:cs="Times New Roman"/>
-          <w:b/>
-          <w:bCs/>
-          <w:sz w:val="28"/>
-          <w:szCs w:val="28"/>
-        </w:rPr>
-      </w:pPr>
-      <w:r>
-        <w:rPr>
-          <w:rFonts w:ascii="Times New Roman" w:hAnsi="Times New Roman" w:cs="Times New Roman"/>
-          <w:b/>
-          <w:bCs/>
-          <w:sz w:val="28"/>
-          <w:szCs w:val="28"/>
-        </w:rPr>
-        <w:t>7</w:t>
+      <w:r>
+        <w:rPr>
+          <w:rFonts w:ascii="Times New Roman" w:hAnsi="Times New Roman" w:cs="Times New Roman"/>
+          <w:b/>
+          <w:bCs/>
+          <w:sz w:val="28"/>
+          <w:szCs w:val="28"/>
+        </w:rPr>
+        <w:br/>
+        <w:t xml:space="preserve">8. </w:t>
+      </w:r>
+      <w:r>
+        <w:rPr>
+          <w:rFonts w:ascii="Times New Roman" w:hAnsi="Times New Roman" w:cs="Times New Roman"/>
+          <w:b/>
+          <w:bCs/>
+          <w:sz w:val="28"/>
+          <w:szCs w:val="28"/>
+        </w:rPr>
+        <w:t>Use Case: Dashboard Thống kê (MoM &amp; Top Sellers)</w:t>
+      </w:r>
+    </w:p>
+    <w:p>
+      <w:pPr>
+        <w:spacing w:after="160" w:line="278" w:lineRule="auto"/>
+        <w:ind w:left="0" w:firstLine="0"/>
+        <w:rPr>
+          <w:rFonts w:ascii="Times New Roman" w:hAnsi="Times New Roman" w:cs="Times New Roman"/>
+          <w:sz w:val="28"/>
+          <w:szCs w:val="28"/>
+        </w:rPr>
+      </w:pPr>
+      <w:r>
+        <w:rPr>
+          <w:rFonts w:ascii="Times New Roman" w:hAnsi="Times New Roman" w:cs="Times New Roman"/>
+          <w:b/>
+          <w:bCs/>
+          <w:sz w:val="28"/>
+          <w:szCs w:val="28"/>
+        </w:rPr>
+        <w:t>Mô tả:</w:t>
+      </w:r>
+      <w:r>
+        <w:rPr>
+          <w:rFonts w:ascii="Times New Roman" w:hAnsi="Times New Roman" w:cs="Times New Roman"/>
+          <w:sz w:val="28"/>
+          <w:szCs w:val="28"/>
+        </w:rPr>
+        <w:t xml:space="preserve"> Trang chủ Admin hiển thị các chỉ số kinh doanh: Doanh thu, Số đơn, Số user. Đồng thời so sánh tăng trưởng với tháng trước (MoM - Month over Month) và liệt kê Top sản phẩm bán chạy nhất.</w:t>
+      </w:r>
+    </w:p>
+    <w:p>
+      <w:pPr>
+        <w:spacing w:after="160" w:line="278" w:lineRule="auto"/>
+        <w:ind w:left="0" w:firstLine="0"/>
+        <w:rPr>
+          <w:rFonts w:ascii="Times New Roman" w:hAnsi="Times New Roman" w:cs="Times New Roman"/>
+          <w:sz w:val="28"/>
+          <w:szCs w:val="28"/>
+        </w:rPr>
+      </w:pPr>
+      <w:r>
+        <w:rPr>
+          <w:rFonts w:ascii="Times New Roman" w:hAnsi="Times New Roman" w:cs="Times New Roman"/>
+          <w:b/>
+          <w:bCs/>
+          <w:sz w:val="28"/>
+          <w:szCs w:val="28"/>
+        </w:rPr>
+        <w:t>Mô tả luồng xử lý (Sequence Flow):</w:t>
+      </w:r>
+    </w:p>
+    <w:p>
+      <w:pPr>
+        <w:numPr>
+          <w:ilvl w:val="0"/>
+          <w:numId w:val="64"/>
+        </w:numPr>
+        <w:spacing w:after="160" w:line="278" w:lineRule="auto"/>
+        <w:rPr>
+          <w:rFonts w:ascii="Times New Roman" w:hAnsi="Times New Roman" w:cs="Times New Roman"/>
+          <w:sz w:val="28"/>
+          <w:szCs w:val="28"/>
+        </w:rPr>
+      </w:pPr>
+      <w:r>
+        <w:rPr>
+          <w:rFonts w:ascii="Times New Roman" w:hAnsi="Times New Roman" w:cs="Times New Roman"/>
+          <w:sz w:val="28"/>
+          <w:szCs w:val="28"/>
+        </w:rPr>
+        <w:t>Admin truy cập trang Dashboard.</w:t>
+      </w:r>
+    </w:p>
+    <w:p>
+      <w:pPr>
+        <w:numPr>
+          <w:ilvl w:val="0"/>
+          <w:numId w:val="64"/>
+        </w:numPr>
+        <w:spacing w:after="160" w:line="278" w:lineRule="auto"/>
+        <w:rPr>
+          <w:rFonts w:ascii="Times New Roman" w:hAnsi="Times New Roman" w:cs="Times New Roman"/>
+          <w:sz w:val="28"/>
+          <w:szCs w:val="28"/>
+        </w:rPr>
+      </w:pPr>
+      <w:r>
+        <w:rPr>
+          <w:rFonts w:ascii="Times New Roman" w:hAnsi="Times New Roman" w:cs="Times New Roman"/>
+          <w:b/>
+          <w:bCs/>
+          <w:sz w:val="28"/>
+          <w:szCs w:val="28"/>
+        </w:rPr>
+        <w:t>Hệ thống</w:t>
+      </w:r>
+      <w:r>
+        <w:rPr>
+          <w:rFonts w:ascii="Times New Roman" w:hAnsi="Times New Roman" w:cs="Times New Roman"/>
+          <w:sz w:val="28"/>
+          <w:szCs w:val="28"/>
+        </w:rPr>
+        <w:t xml:space="preserve"> (API) thực hiện lệnh Aggregate (Tổng hợp) trong Database.</w:t>
+      </w:r>
+    </w:p>
+    <w:p>
+      <w:pPr>
+        <w:numPr>
+          <w:ilvl w:val="1"/>
+          <w:numId w:val="64"/>
+        </w:numPr>
+        <w:spacing w:after="160" w:line="278" w:lineRule="auto"/>
+        <w:rPr>
+          <w:rFonts w:ascii="Times New Roman" w:hAnsi="Times New Roman" w:cs="Times New Roman"/>
+          <w:sz w:val="28"/>
+          <w:szCs w:val="28"/>
+        </w:rPr>
+      </w:pPr>
+      <w:r>
+        <w:rPr>
+          <w:rFonts w:ascii="Times New Roman" w:hAnsi="Times New Roman" w:cs="Times New Roman"/>
+          <w:sz w:val="28"/>
+          <w:szCs w:val="28"/>
+        </w:rPr>
+        <w:t>Lọc đơn hàng tháng này và tháng trước để tính Doanh thu (amount) và Số đơn. Công thức MoM: ((Tháng này - Tháng trước) / Tháng trước) * 100%.</w:t>
+      </w:r>
+    </w:p>
+    <w:p>
+      <w:pPr>
+        <w:numPr>
+          <w:ilvl w:val="1"/>
+          <w:numId w:val="64"/>
+        </w:numPr>
+        <w:spacing w:after="160" w:line="278" w:lineRule="auto"/>
+        <w:rPr>
+          <w:rFonts w:ascii="Times New Roman" w:hAnsi="Times New Roman" w:cs="Times New Roman"/>
+          <w:sz w:val="28"/>
+          <w:szCs w:val="28"/>
+        </w:rPr>
+      </w:pPr>
+      <w:r>
+        <w:rPr>
+          <w:rFonts w:ascii="Times New Roman" w:hAnsi="Times New Roman" w:cs="Times New Roman"/>
+          <w:sz w:val="28"/>
+          <w:szCs w:val="28"/>
+        </w:rPr>
+        <w:t>Unwind (tách) mảng items trong bảng ORDERS và nhóm ($group) theo productId để đếm số lượng bán ra -&gt; Lấy Top 5.</w:t>
+      </w:r>
+    </w:p>
+    <w:p>
+      <w:pPr>
+        <w:numPr>
+          <w:ilvl w:val="0"/>
+          <w:numId w:val="64"/>
+        </w:numPr>
+        <w:spacing w:after="160" w:line="278" w:lineRule="auto"/>
+        <w:rPr>
+          <w:rFonts w:ascii="Times New Roman" w:hAnsi="Times New Roman" w:cs="Times New Roman"/>
+          <w:sz w:val="28"/>
+          <w:szCs w:val="28"/>
+        </w:rPr>
+      </w:pPr>
+      <w:r>
+        <w:rPr>
+          <w:rFonts w:ascii="Times New Roman" w:hAnsi="Times New Roman" w:cs="Times New Roman"/>
+          <w:b/>
+          <w:bCs/>
+          <w:sz w:val="28"/>
+          <w:szCs w:val="28"/>
+        </w:rPr>
+        <w:t>Hệ thống</w:t>
+      </w:r>
+      <w:r>
+        <w:rPr>
+          <w:rFonts w:ascii="Times New Roman" w:hAnsi="Times New Roman" w:cs="Times New Roman"/>
+          <w:sz w:val="28"/>
+          <w:szCs w:val="28"/>
+        </w:rPr>
+        <w:t xml:space="preserve"> trả về dữ liệu JSON đã tính toán sẵn.</w:t>
+      </w:r>
+    </w:p>
+    <w:p>
+      <w:pPr>
+        <w:numPr>
+          <w:ilvl w:val="0"/>
+          <w:numId w:val="64"/>
+        </w:numPr>
+        <w:spacing w:after="160" w:line="278" w:lineRule="auto"/>
+        <w:rPr>
+          <w:rFonts w:ascii="Times New Roman" w:hAnsi="Times New Roman" w:cs="Times New Roman"/>
+          <w:sz w:val="28"/>
+          <w:szCs w:val="28"/>
+        </w:rPr>
+      </w:pPr>
+      <w:r>
+        <w:rPr>
+          <w:rFonts w:ascii="Times New Roman" w:hAnsi="Times New Roman" w:cs="Times New Roman"/>
+          <w:b/>
+          <w:bCs/>
+          <w:sz w:val="28"/>
+          <w:szCs w:val="28"/>
+        </w:rPr>
+        <w:t>Giao diện</w:t>
+      </w:r>
+      <w:r>
+        <w:rPr>
+          <w:rFonts w:ascii="Times New Roman" w:hAnsi="Times New Roman" w:cs="Times New Roman"/>
+          <w:sz w:val="28"/>
+          <w:szCs w:val="28"/>
+        </w:rPr>
+        <w:t xml:space="preserve"> vẽ biểu đồ và hiển thị mũi tên tăng/giảm (Xanh/Đỏ) cho chỉ số MoM.</w:t>
+      </w:r>
+    </w:p>
+    <w:p>
+      <w:pPr>
+        <w:spacing w:after="160" w:line="278" w:lineRule="auto"/>
+        <w:ind w:left="0" w:firstLine="0"/>
+        <w:rPr>
+          <w:rFonts w:ascii="Times New Roman" w:hAnsi="Times New Roman" w:cs="Times New Roman"/>
+          <w:sz w:val="28"/>
+          <w:szCs w:val="28"/>
+        </w:rPr>
+      </w:pPr>
+      <w:r>
+        <w:rPr>
+          <w:rFonts w:ascii="Times New Roman" w:hAnsi="Times New Roman" w:cs="Times New Roman"/>
+          <w:sz w:val="28"/>
+          <w:szCs w:val="28"/>
+        </w:rPr>
+        <w:drawing>
+          <wp:inline distT="0" distB="0" distL="0" distR="0" wp14:anchorId="579E5C0C" wp14:editId="7F1A5313">
+            <wp:extent cx="5972175" cy="2395220"/>
+            <wp:effectExtent l="0" t="0" r="9525" b="5080"/>
+            <wp:docPr id="2096102566" name="Picture 1"/>
+            <wp:cNvGraphicFramePr>
+              <a:graphicFrameLocks xmlns:a="http://schemas.openxmlformats.org/drawingml/2006/main" noChangeAspect="1"/>
+            </wp:cNvGraphicFramePr>
+            <a:graphic xmlns:a="http://schemas.openxmlformats.org/drawingml/2006/main">
+              <a:graphicData uri="http://schemas.openxmlformats.org/drawingml/2006/picture">
+                <pic:pic xmlns:pic="http://schemas.openxmlformats.org/drawingml/2006/picture">
+                  <pic:nvPicPr>
+                    <pic:cNvPr id="2096102566" name=""/>
+                    <pic:cNvPicPr/>
+                  </pic:nvPicPr>
+                  <pic:blipFill>
+                    <a:blip r:embed="rId19"/>
+                    <a:stretch>
+                      <a:fillRect/>
+                    </a:stretch>
+                  </pic:blipFill>
+                  <pic:spPr>
+                    <a:xfrm>
+                      <a:off x="0" y="0"/>
+                      <a:ext cx="5972175" cy="2395220"/>
+                    </a:xfrm>
+                    <a:prstGeom prst="rect">
+                      <a:avLst/>
+                    </a:prstGeom>
+                  </pic:spPr>
+                </pic:pic>
+              </a:graphicData>
+            </a:graphic>
+          </wp:inline>
+        </w:drawing>
+      </w:r>
+    </w:p>
+    <w:p>
+      <w:pPr>
+        <w:spacing w:after="160" w:line="278" w:lineRule="auto"/>
+        <w:ind w:left="0" w:firstLine="0"/>
+        <w:rPr>
+          <w:rFonts w:ascii="Times New Roman" w:hAnsi="Times New Roman" w:cs="Times New Roman"/>
+          <w:sz w:val="28"/>
+          <w:szCs w:val="28"/>
+        </w:rPr>
+      </w:pPr>
+      <w:r>
+        <w:rPr>
+          <w:noProof/>
+        </w:rPr>
+        <w:lastRenderedPageBreak/>
+        <w:drawing>
+          <wp:inline distT="0" distB="0" distL="0" distR="0" wp14:anchorId="7378A0CD" wp14:editId="7E768094">
+            <wp:extent cx="5972175" cy="3274695"/>
+            <wp:effectExtent l="0" t="0" r="9525" b="1905"/>
+            <wp:docPr id="63915236" name="Picture 2"/>
+            <wp:cNvGraphicFramePr>
+              <a:graphicFrameLocks xmlns:a="http://schemas.openxmlformats.org/drawingml/2006/main" noChangeAspect="1"/>
+            </wp:cNvGraphicFramePr>
+            <a:graphic xmlns:a="http://schemas.openxmlformats.org/drawingml/2006/main">
+              <a:graphicData uri="http://schemas.openxmlformats.org/drawingml/2006/picture">
+                <pic:pic xmlns:pic="http://schemas.openxmlformats.org/drawingml/2006/picture">
+                  <pic:nvPicPr>
+                    <pic:cNvPr id="0" name="Picture 3"/>
+                    <pic:cNvPicPr>
+                      <a:picLocks noChangeAspect="1" noChangeArrowheads="1"/>
+                    </pic:cNvPicPr>
+                  </pic:nvPicPr>
+                  <pic:blipFill>
+                    <a:blip r:embed="rId20">
+                      <a:extLst>
+                        <a:ext uri="{28A0092B-C50C-407E-A947-70E740481C1C}">
+                          <a14:useLocalDpi xmlns:a14="http://schemas.microsoft.com/office/drawing/2010/main" val="0"/>
+                        </a:ext>
+                      </a:extLst>
+                    </a:blip>
+                    <a:srcRect/>
+                    <a:stretch>
+                      <a:fillRect/>
+                    </a:stretch>
+                  </pic:blipFill>
+                  <pic:spPr bwMode="auto">
+                    <a:xfrm>
+                      <a:off x="0" y="0"/>
+                      <a:ext cx="5972175" cy="3274695"/>
+                    </a:xfrm>
+                    <a:prstGeom prst="rect">
+                      <a:avLst/>
+                    </a:prstGeom>
+                    <a:noFill/>
+                    <a:ln>
+                      <a:noFill/>
+                    </a:ln>
+                  </pic:spPr>
+                </pic:pic>
+              </a:graphicData>
+            </a:graphic>
+          </wp:inline>
+        </w:drawing>
+      </w:r>
+    </w:p>
+    <w:p>
+      <w:pPr>
+        <w:spacing w:after="160" w:line="278" w:lineRule="auto"/>
+        <w:ind w:left="0" w:firstLine="0"/>
+        <w:rPr>
+          <w:rFonts w:ascii="Times New Roman" w:hAnsi="Times New Roman" w:cs="Times New Roman"/>
+          <w:b/>
+          <w:bCs/>
+          <w:sz w:val="28"/>
+          <w:szCs w:val="28"/>
+        </w:rPr>
+      </w:pPr>
+      <w:r>
+        <w:rPr>
+          <w:rFonts w:ascii="Times New Roman" w:hAnsi="Times New Roman" w:cs="Times New Roman"/>
+          <w:b/>
+          <w:bCs/>
+          <w:sz w:val="28"/>
+          <w:szCs w:val="28"/>
+        </w:rPr>
+        <w:t>9.</w:t>
+      </w:r>
+      <w:r>
+        <w:rPr>
+          <w:rFonts w:ascii="Times New Roman" w:hAnsi="Times New Roman" w:cs="Times New Roman"/>
+          <w:sz w:val="28"/>
+          <w:szCs w:val="28"/>
+        </w:rPr>
+        <w:t xml:space="preserve"> </w:t>
+      </w:r>
+      <w:r>
+        <w:rPr>
+          <w:rFonts w:ascii="Times New Roman" w:hAnsi="Times New Roman" w:cs="Times New Roman"/>
+          <w:b/>
+          <w:bCs/>
+          <w:sz w:val="28"/>
+          <w:szCs w:val="28"/>
+        </w:rPr>
+        <w:t>Restock Sản phẩm (Nhập thêm hàng)</w:t>
+      </w:r>
+    </w:p>
+    <w:p>
+      <w:pPr>
+        <w:spacing w:after="160" w:line="278" w:lineRule="auto"/>
+        <w:ind w:left="0" w:firstLine="0"/>
+        <w:rPr>
+          <w:rFonts w:ascii="Times New Roman" w:hAnsi="Times New Roman" w:cs="Times New Roman"/>
+          <w:sz w:val="28"/>
+          <w:szCs w:val="28"/>
+        </w:rPr>
+      </w:pPr>
+      <w:r>
+        <w:rPr>
+          <w:rFonts w:ascii="Times New Roman" w:hAnsi="Times New Roman" w:cs="Times New Roman"/>
+          <w:b/>
+          <w:bCs/>
+          <w:sz w:val="28"/>
+          <w:szCs w:val="28"/>
+        </w:rPr>
+        <w:t>Mô tả:</w:t>
+      </w:r>
+      <w:r>
+        <w:rPr>
+          <w:rFonts w:ascii="Times New Roman" w:hAnsi="Times New Roman" w:cs="Times New Roman"/>
+          <w:sz w:val="28"/>
+          <w:szCs w:val="28"/>
+        </w:rPr>
+        <w:t xml:space="preserve"> Admin vào trang chi tiết sản phẩm, nhập số lượng hàng mới về cho từng size cụ thể để cộng dồn vào kho hiện tại.</w:t>
+      </w:r>
+    </w:p>
+    <w:p>
+      <w:pPr>
+        <w:spacing w:after="160" w:line="278" w:lineRule="auto"/>
+        <w:ind w:left="0" w:firstLine="0"/>
+        <w:rPr>
+          <w:rFonts w:ascii="Times New Roman" w:hAnsi="Times New Roman" w:cs="Times New Roman"/>
+          <w:sz w:val="28"/>
+          <w:szCs w:val="28"/>
+        </w:rPr>
+      </w:pPr>
+      <w:r>
+        <w:rPr>
+          <w:rFonts w:ascii="Times New Roman" w:hAnsi="Times New Roman" w:cs="Times New Roman"/>
+          <w:b/>
+          <w:bCs/>
+          <w:sz w:val="28"/>
+          <w:szCs w:val="28"/>
+        </w:rPr>
+        <w:t>Mô tả luồng xử lý (Sequence Flow):</w:t>
+      </w:r>
+    </w:p>
+    <w:p>
+      <w:pPr>
+        <w:numPr>
+          <w:ilvl w:val="0"/>
+          <w:numId w:val="65"/>
+        </w:numPr>
+        <w:spacing w:after="160" w:line="278" w:lineRule="auto"/>
+        <w:rPr>
+          <w:rFonts w:ascii="Times New Roman" w:hAnsi="Times New Roman" w:cs="Times New Roman"/>
+          <w:sz w:val="28"/>
+          <w:szCs w:val="28"/>
+        </w:rPr>
+      </w:pPr>
+      <w:r>
+        <w:rPr>
+          <w:rFonts w:ascii="Times New Roman" w:hAnsi="Times New Roman" w:cs="Times New Roman"/>
+          <w:sz w:val="28"/>
+          <w:szCs w:val="28"/>
+        </w:rPr>
+        <w:t>Admin chọn sản phẩm, chọn Size cần nhập thêm (VD: Size L) và nhập số lượng (VD: +50 áo).</w:t>
+      </w:r>
+    </w:p>
+    <w:p>
+      <w:pPr>
+        <w:numPr>
+          <w:ilvl w:val="0"/>
+          <w:numId w:val="65"/>
+        </w:numPr>
+        <w:spacing w:after="160" w:line="278" w:lineRule="auto"/>
+        <w:rPr>
+          <w:rFonts w:ascii="Times New Roman" w:hAnsi="Times New Roman" w:cs="Times New Roman"/>
+          <w:sz w:val="28"/>
+          <w:szCs w:val="28"/>
+        </w:rPr>
+      </w:pPr>
+      <w:r>
+        <w:rPr>
+          <w:rFonts w:ascii="Times New Roman" w:hAnsi="Times New Roman" w:cs="Times New Roman"/>
+          <w:b/>
+          <w:bCs/>
+          <w:sz w:val="28"/>
+          <w:szCs w:val="28"/>
+        </w:rPr>
+        <w:t>Hệ thống</w:t>
+      </w:r>
+      <w:r>
+        <w:rPr>
+          <w:rFonts w:ascii="Times New Roman" w:hAnsi="Times New Roman" w:cs="Times New Roman"/>
+          <w:sz w:val="28"/>
+          <w:szCs w:val="28"/>
+        </w:rPr>
+        <w:t xml:space="preserve"> nhận yêu cầu và tìm sản phẩm trong bảng PRODUCTS.</w:t>
+      </w:r>
+    </w:p>
+    <w:p>
+      <w:pPr>
+        <w:numPr>
+          <w:ilvl w:val="0"/>
+          <w:numId w:val="65"/>
+        </w:numPr>
+        <w:spacing w:after="160" w:line="278" w:lineRule="auto"/>
+        <w:rPr>
+          <w:rFonts w:ascii="Times New Roman" w:hAnsi="Times New Roman" w:cs="Times New Roman"/>
+          <w:sz w:val="28"/>
+          <w:szCs w:val="28"/>
+        </w:rPr>
+      </w:pPr>
+      <w:r>
+        <w:rPr>
+          <w:rFonts w:ascii="Times New Roman" w:hAnsi="Times New Roman" w:cs="Times New Roman"/>
+          <w:b/>
+          <w:bCs/>
+          <w:sz w:val="28"/>
+          <w:szCs w:val="28"/>
+        </w:rPr>
+        <w:t>Hệ thống</w:t>
+      </w:r>
+      <w:r>
+        <w:rPr>
+          <w:rFonts w:ascii="Times New Roman" w:hAnsi="Times New Roman" w:cs="Times New Roman"/>
+          <w:sz w:val="28"/>
+          <w:szCs w:val="28"/>
+        </w:rPr>
+        <w:t xml:space="preserve"> dùng toán tử $inc (Increment) của MongoDB để cộng dồn:</w:t>
+      </w:r>
+    </w:p>
+    <w:p>
+      <w:pPr>
+        <w:numPr>
+          <w:ilvl w:val="1"/>
+          <w:numId w:val="65"/>
+        </w:numPr>
+        <w:spacing w:after="160" w:line="278" w:lineRule="auto"/>
+        <w:rPr>
+          <w:rFonts w:ascii="Times New Roman" w:hAnsi="Times New Roman" w:cs="Times New Roman"/>
+          <w:sz w:val="28"/>
+          <w:szCs w:val="28"/>
+        </w:rPr>
+      </w:pPr>
+      <w:r>
+        <w:rPr>
+          <w:rFonts w:ascii="Times New Roman" w:hAnsi="Times New Roman" w:cs="Times New Roman"/>
+          <w:sz w:val="28"/>
+          <w:szCs w:val="28"/>
+        </w:rPr>
+        <w:t>sizesStock.L = sizesStock.L + 50.</w:t>
+      </w:r>
+    </w:p>
+    <w:p>
+      <w:pPr>
+        <w:numPr>
+          <w:ilvl w:val="1"/>
+          <w:numId w:val="65"/>
+        </w:numPr>
+        <w:spacing w:after="160" w:line="278" w:lineRule="auto"/>
+        <w:rPr>
+          <w:rFonts w:ascii="Times New Roman" w:hAnsi="Times New Roman" w:cs="Times New Roman"/>
+          <w:sz w:val="28"/>
+          <w:szCs w:val="28"/>
+        </w:rPr>
+      </w:pPr>
+      <w:r>
+        <w:rPr>
+          <w:rFonts w:ascii="Times New Roman" w:hAnsi="Times New Roman" w:cs="Times New Roman"/>
+          <w:sz w:val="28"/>
+          <w:szCs w:val="28"/>
+        </w:rPr>
+        <w:t>quantity (Tổng tồn) = quantity + 50.</w:t>
+      </w:r>
+    </w:p>
+    <w:p>
+      <w:pPr>
+        <w:numPr>
+          <w:ilvl w:val="0"/>
+          <w:numId w:val="65"/>
+        </w:numPr>
+        <w:spacing w:after="160" w:line="278" w:lineRule="auto"/>
+        <w:rPr>
+          <w:rFonts w:ascii="Times New Roman" w:hAnsi="Times New Roman" w:cs="Times New Roman"/>
+          <w:sz w:val="28"/>
+          <w:szCs w:val="28"/>
+        </w:rPr>
+      </w:pPr>
+      <w:r>
+        <w:rPr>
+          <w:rFonts w:ascii="Times New Roman" w:hAnsi="Times New Roman" w:cs="Times New Roman"/>
+          <w:b/>
+          <w:bCs/>
+          <w:sz w:val="28"/>
+          <w:szCs w:val="28"/>
+        </w:rPr>
+        <w:t>Hệ thống</w:t>
+      </w:r>
+      <w:r>
+        <w:rPr>
+          <w:rFonts w:ascii="Times New Roman" w:hAnsi="Times New Roman" w:cs="Times New Roman"/>
+          <w:sz w:val="28"/>
+          <w:szCs w:val="28"/>
+        </w:rPr>
+        <w:t xml:space="preserve"> báo thành công và cập nhật lại số lượng trên giao diện.</w:t>
+      </w:r>
+    </w:p>
+    <w:p>
+      <w:pPr>
+        <w:spacing w:after="160" w:line="278" w:lineRule="auto"/>
+        <w:rPr>
+          <w:rFonts w:ascii="Times New Roman" w:hAnsi="Times New Roman" w:cs="Times New Roman"/>
+          <w:sz w:val="28"/>
+          <w:szCs w:val="28"/>
+        </w:rPr>
+      </w:pPr>
+      <w:r>
+        <w:rPr>
+          <w:rFonts w:ascii="Times New Roman" w:hAnsi="Times New Roman" w:cs="Times New Roman"/>
+          <w:sz w:val="28"/>
+          <w:szCs w:val="28"/>
+        </w:rPr>
+        <w:lastRenderedPageBreak/>
+        <w:drawing>
+          <wp:inline distT="0" distB="0" distL="0" distR="0" wp14:anchorId="6DDDB048" wp14:editId="1D65EAB6">
+            <wp:extent cx="5972175" cy="1824355"/>
+            <wp:effectExtent l="0" t="0" r="9525" b="4445"/>
+            <wp:docPr id="1643508877" name="Picture 1"/>
+            <wp:cNvGraphicFramePr>
+              <a:graphicFrameLocks xmlns:a="http://schemas.openxmlformats.org/drawingml/2006/main" noChangeAspect="1"/>
+            </wp:cNvGraphicFramePr>
+            <a:graphic xmlns:a="http://schemas.openxmlformats.org/drawingml/2006/main">
+              <a:graphicData uri="http://schemas.openxmlformats.org/drawingml/2006/picture">
+                <pic:pic xmlns:pic="http://schemas.openxmlformats.org/drawingml/2006/picture">
+                  <pic:nvPicPr>
+                    <pic:cNvPr id="1643508877" name=""/>
+                    <pic:cNvPicPr/>
+                  </pic:nvPicPr>
+                  <pic:blipFill>
+                    <a:blip r:embed="rId21"/>
+                    <a:stretch>
+                      <a:fillRect/>
+                    </a:stretch>
+                  </pic:blipFill>
+                  <pic:spPr>
+                    <a:xfrm>
+                      <a:off x="0" y="0"/>
+                      <a:ext cx="5972175" cy="1824355"/>
+                    </a:xfrm>
+                    <a:prstGeom prst="rect">
+                      <a:avLst/>
+                    </a:prstGeom>
+                  </pic:spPr>
+                </pic:pic>
+              </a:graphicData>
+            </a:graphic>
+          </wp:inline>
+        </w:drawing>
+      </w:r>
+    </w:p>
+    <w:p>
+      <w:pPr>
+        <w:spacing w:after="160" w:line="278" w:lineRule="auto"/>
+        <w:rPr>
+          <w:rFonts w:ascii="Times New Roman" w:hAnsi="Times New Roman" w:cs="Times New Roman"/>
+          <w:sz w:val="28"/>
+          <w:szCs w:val="28"/>
+        </w:rPr>
+      </w:pPr>
+      <w:r>
+        <w:rPr>
+          <w:noProof/>
+        </w:rPr>
+        <w:drawing>
+          <wp:inline distT="0" distB="0" distL="0" distR="0" wp14:anchorId="261976B5" wp14:editId="070EA374">
+            <wp:extent cx="5972175" cy="3626485"/>
+            <wp:effectExtent l="0" t="0" r="9525" b="0"/>
+            <wp:docPr id="1963934600" name="Picture 3"/>
+            <wp:cNvGraphicFramePr>
+              <a:graphicFrameLocks xmlns:a="http://schemas.openxmlformats.org/drawingml/2006/main" noChangeAspect="1"/>
+            </wp:cNvGraphicFramePr>
+            <a:graphic xmlns:a="http://schemas.openxmlformats.org/drawingml/2006/main">
+              <a:graphicData uri="http://schemas.openxmlformats.org/drawingml/2006/picture">
+                <pic:pic xmlns:pic="http://schemas.openxmlformats.org/drawingml/2006/picture">
+                  <pic:nvPicPr>
+                    <pic:cNvPr id="0" name="Picture 5"/>
+                    <pic:cNvPicPr>
+                      <a:picLocks noChangeAspect="1" noChangeArrowheads="1"/>
+                    </pic:cNvPicPr>
+                  </pic:nvPicPr>
+                  <pic:blipFill>
+                    <a:blip r:embed="rId22">
+                      <a:extLst>
+                        <a:ext uri="{28A0092B-C50C-407E-A947-70E740481C1C}">
+                          <a14:useLocalDpi xmlns:a14="http://schemas.microsoft.com/office/drawing/2010/main" val="0"/>
+                        </a:ext>
+                      </a:extLst>
+                    </a:blip>
+                    <a:srcRect/>
+                    <a:stretch>
+                      <a:fillRect/>
+                    </a:stretch>
+                  </pic:blipFill>
+                  <pic:spPr bwMode="auto">
+                    <a:xfrm>
+                      <a:off x="0" y="0"/>
+                      <a:ext cx="5972175" cy="3626485"/>
+                    </a:xfrm>
+                    <a:prstGeom prst="rect">
+                      <a:avLst/>
+                    </a:prstGeom>
+                    <a:noFill/>
+                    <a:ln>
+                      <a:noFill/>
+                    </a:ln>
+                  </pic:spPr>
+                </pic:pic>
+              </a:graphicData>
+            </a:graphic>
+          </wp:inline>
+        </w:drawing>
+      </w:r>
+    </w:p>
+    <w:p>
+      <w:pPr>
+        <w:spacing w:after="160" w:line="278" w:lineRule="auto"/>
+        <w:ind w:left="0" w:firstLine="0"/>
+        <w:rPr>
+          <w:rFonts w:ascii="Times New Roman" w:hAnsi="Times New Roman" w:cs="Times New Roman"/>
+          <w:b/>
+          <w:bCs/>
+          <w:sz w:val="28"/>
+          <w:szCs w:val="28"/>
+        </w:rPr>
+      </w:pPr>
+      <w:r>
+        <w:rPr>
+          <w:rFonts w:ascii="Times New Roman" w:hAnsi="Times New Roman" w:cs="Times New Roman"/>
+          <w:b/>
+          <w:bCs/>
+          <w:sz w:val="28"/>
+          <w:szCs w:val="28"/>
+        </w:rPr>
+        <w:t>10.</w:t>
+      </w:r>
+      <w:r>
+        <w:rPr>
+          <w:rFonts w:ascii="Times New Roman" w:hAnsi="Times New Roman" w:cs="Times New Roman"/>
+          <w:sz w:val="28"/>
+          <w:szCs w:val="28"/>
+        </w:rPr>
+        <w:t xml:space="preserve"> </w:t>
+      </w:r>
+      <w:r>
+        <w:rPr>
+          <w:rFonts w:ascii="Times New Roman" w:hAnsi="Times New Roman" w:cs="Times New Roman"/>
+          <w:b/>
+          <w:bCs/>
+          <w:sz w:val="28"/>
+          <w:szCs w:val="28"/>
+        </w:rPr>
+        <w:t>Use Case: Cảnh báo Tồn kho thấp (&lt; 10)</w:t>
+      </w:r>
+    </w:p>
+    <w:p>
+      <w:pPr>
+        <w:spacing w:after="160" w:line="278" w:lineRule="auto"/>
+        <w:ind w:left="0" w:firstLine="0"/>
+        <w:rPr>
+          <w:rFonts w:ascii="Times New Roman" w:hAnsi="Times New Roman" w:cs="Times New Roman"/>
+          <w:sz w:val="28"/>
+          <w:szCs w:val="28"/>
+        </w:rPr>
+      </w:pPr>
+      <w:r>
+        <w:rPr>
+          <w:rFonts w:ascii="Times New Roman" w:hAnsi="Times New Roman" w:cs="Times New Roman"/>
+          <w:b/>
+          <w:bCs/>
+          <w:sz w:val="28"/>
+          <w:szCs w:val="28"/>
+        </w:rPr>
+        <w:t>Mô tả:</w:t>
+      </w:r>
+      <w:r>
+        <w:rPr>
+          <w:rFonts w:ascii="Times New Roman" w:hAnsi="Times New Roman" w:cs="Times New Roman"/>
+          <w:sz w:val="28"/>
+          <w:szCs w:val="28"/>
+        </w:rPr>
+        <w:t xml:space="preserve"> Giúp Admin chủ động nhập hàng bằng cách tự động highlight đỏ các sản phẩm có tổng tồn kho dưới 10.</w:t>
+      </w:r>
+    </w:p>
+    <w:p>
+      <w:pPr>
+        <w:spacing w:after="160" w:line="278" w:lineRule="auto"/>
+        <w:ind w:left="0" w:firstLine="0"/>
+        <w:rPr>
+          <w:rFonts w:ascii="Times New Roman" w:hAnsi="Times New Roman" w:cs="Times New Roman"/>
+          <w:sz w:val="28"/>
+          <w:szCs w:val="28"/>
+        </w:rPr>
+      </w:pPr>
+      <w:r>
+        <w:rPr>
+          <w:rFonts w:ascii="Times New Roman" w:hAnsi="Times New Roman" w:cs="Times New Roman"/>
+          <w:b/>
+          <w:bCs/>
+          <w:sz w:val="28"/>
+          <w:szCs w:val="28"/>
+        </w:rPr>
+        <w:t>Mô tả luồng xử lý (Sequence Flow):</w:t>
+      </w:r>
+    </w:p>
+    <w:p>
+      <w:pPr>
+        <w:numPr>
+          <w:ilvl w:val="0"/>
+          <w:numId w:val="66"/>
+        </w:numPr>
+        <w:spacing w:after="160" w:line="278" w:lineRule="auto"/>
+        <w:rPr>
+          <w:rFonts w:ascii="Times New Roman" w:hAnsi="Times New Roman" w:cs="Times New Roman"/>
+          <w:sz w:val="28"/>
+          <w:szCs w:val="28"/>
+        </w:rPr>
+      </w:pPr>
+      <w:r>
+        <w:rPr>
+          <w:rFonts w:ascii="Times New Roman" w:hAnsi="Times New Roman" w:cs="Times New Roman"/>
+          <w:sz w:val="28"/>
+          <w:szCs w:val="28"/>
+        </w:rPr>
+        <w:t>Khi Admin vào trang "List Items".</w:t>
+      </w:r>
+    </w:p>
+    <w:p>
+      <w:pPr>
+        <w:numPr>
+          <w:ilvl w:val="0"/>
+          <w:numId w:val="66"/>
+        </w:numPr>
+        <w:spacing w:after="160" w:line="278" w:lineRule="auto"/>
+        <w:rPr>
+          <w:rFonts w:ascii="Times New Roman" w:hAnsi="Times New Roman" w:cs="Times New Roman"/>
+          <w:sz w:val="28"/>
+          <w:szCs w:val="28"/>
+        </w:rPr>
+      </w:pPr>
+      <w:r>
+        <w:rPr>
+          <w:rFonts w:ascii="Times New Roman" w:hAnsi="Times New Roman" w:cs="Times New Roman"/>
+          <w:b/>
+          <w:bCs/>
+          <w:sz w:val="28"/>
+          <w:szCs w:val="28"/>
+        </w:rPr>
+        <w:t>Hệ thống</w:t>
+      </w:r>
+      <w:r>
+        <w:rPr>
+          <w:rFonts w:ascii="Times New Roman" w:hAnsi="Times New Roman" w:cs="Times New Roman"/>
+          <w:sz w:val="28"/>
+          <w:szCs w:val="28"/>
+        </w:rPr>
+        <w:t xml:space="preserve"> truy vấn bảng PRODUCTS. Thay vì chỉ lấy dữ liệu bình thường, giao diện sẽ kiểm tra trường quantity.</w:t>
+      </w:r>
+    </w:p>
+    <w:p>
+      <w:pPr>
+        <w:numPr>
+          <w:ilvl w:val="0"/>
+          <w:numId w:val="66"/>
+        </w:numPr>
+        <w:spacing w:after="160" w:line="278" w:lineRule="auto"/>
+        <w:rPr>
+          <w:rFonts w:ascii="Times New Roman" w:hAnsi="Times New Roman" w:cs="Times New Roman"/>
+          <w:sz w:val="28"/>
+          <w:szCs w:val="28"/>
+        </w:rPr>
+      </w:pPr>
+      <w:r>
+        <w:rPr>
+          <w:rFonts w:ascii="Times New Roman" w:hAnsi="Times New Roman" w:cs="Times New Roman"/>
+          <w:sz w:val="28"/>
+          <w:szCs w:val="28"/>
+        </w:rPr>
+        <w:lastRenderedPageBreak/>
+        <w:t>Nếu quantity &lt; 10, giao diện gắn nhãn "Sắp hết hàng" (Low Stock) và bôi đỏ số lượng để Admin chú ý.</w:t>
+      </w:r>
+    </w:p>
+    <w:p>
+      <w:pPr>
+        <w:spacing w:after="160" w:line="278" w:lineRule="auto"/>
+        <w:rPr>
+          <w:rFonts w:ascii="Times New Roman" w:hAnsi="Times New Roman" w:cs="Times New Roman"/>
+          <w:sz w:val="28"/>
+          <w:szCs w:val="28"/>
+        </w:rPr>
+      </w:pPr>
+      <w:r>
+        <w:rPr>
+          <w:noProof/>
+        </w:rPr>
+        <w:drawing>
+          <wp:inline distT="0" distB="0" distL="0" distR="0" wp14:anchorId="7E13A12D" wp14:editId="5E702DCC">
+            <wp:extent cx="5972175" cy="4304030"/>
+            <wp:effectExtent l="0" t="0" r="9525" b="1270"/>
+            <wp:docPr id="939903837" name="Picture 4"/>
+            <wp:cNvGraphicFramePr>
+              <a:graphicFrameLocks xmlns:a="http://schemas.openxmlformats.org/drawingml/2006/main" noChangeAspect="1"/>
+            </wp:cNvGraphicFramePr>
+            <a:graphic xmlns:a="http://schemas.openxmlformats.org/drawingml/2006/main">
+              <a:graphicData uri="http://schemas.openxmlformats.org/drawingml/2006/picture">
+                <pic:pic xmlns:pic="http://schemas.openxmlformats.org/drawingml/2006/picture">
+                  <pic:nvPicPr>
+                    <pic:cNvPr id="0" name="Picture 7"/>
+                    <pic:cNvPicPr>
+                      <a:picLocks noChangeAspect="1" noChangeArrowheads="1"/>
+                    </pic:cNvPicPr>
+                  </pic:nvPicPr>
+                  <pic:blipFill>
+                    <a:blip r:embed="rId23">
+                      <a:extLst>
+                        <a:ext uri="{28A0092B-C50C-407E-A947-70E740481C1C}">
+                          <a14:useLocalDpi xmlns:a14="http://schemas.microsoft.com/office/drawing/2010/main" val="0"/>
+                        </a:ext>
+                      </a:extLst>
+                    </a:blip>
+                    <a:srcRect/>
+                    <a:stretch>
+                      <a:fillRect/>
+                    </a:stretch>
+                  </pic:blipFill>
+                  <pic:spPr bwMode="auto">
+                    <a:xfrm>
+                      <a:off x="0" y="0"/>
+                      <a:ext cx="5972175" cy="4304030"/>
+                    </a:xfrm>
+                    <a:prstGeom prst="rect">
+                      <a:avLst/>
+                    </a:prstGeom>
+                    <a:noFill/>
+                    <a:ln>
+                      <a:noFill/>
+                    </a:ln>
+                  </pic:spPr>
+                </pic:pic>
+              </a:graphicData>
+            </a:graphic>
+          </wp:inline>
+        </w:drawing>
+      </w:r>
+    </w:p>
+    <w:p>
+      <w:pPr>
+        <w:spacing w:after="160" w:line="278" w:lineRule="auto"/>
+        <w:ind w:left="0" w:firstLine="0"/>
+        <w:rPr>
+          <w:rFonts w:ascii="Times New Roman" w:hAnsi="Times New Roman" w:cs="Times New Roman"/>
+          <w:b/>
+          <w:bCs/>
+          <w:sz w:val="28"/>
+          <w:szCs w:val="28"/>
+        </w:rPr>
+      </w:pPr>
+      <w:r>
+        <w:rPr>
+          <w:rFonts w:ascii="Times New Roman" w:hAnsi="Times New Roman" w:cs="Times New Roman"/>
+          <w:b/>
+          <w:bCs/>
+          <w:sz w:val="28"/>
+          <w:szCs w:val="28"/>
+        </w:rPr>
+        <w:t>11.</w:t>
+      </w:r>
+      <w:r>
+        <w:rPr>
+          <w:rFonts w:ascii="Times New Roman" w:hAnsi="Times New Roman" w:cs="Times New Roman"/>
+          <w:sz w:val="28"/>
+          <w:szCs w:val="28"/>
+        </w:rPr>
+        <w:t xml:space="preserve"> </w:t>
+      </w:r>
+      <w:r>
+        <w:rPr>
+          <w:rFonts w:ascii="Times New Roman" w:hAnsi="Times New Roman" w:cs="Times New Roman"/>
+          <w:b/>
+          <w:bCs/>
+          <w:sz w:val="28"/>
+          <w:szCs w:val="28"/>
+        </w:rPr>
+        <w:t>Use Case: Hoàn kho tự động (Auto-Restock on Cancel)</w:t>
+      </w:r>
+    </w:p>
+    <w:p>
+      <w:pPr>
+        <w:spacing w:after="160" w:line="278" w:lineRule="auto"/>
+        <w:ind w:left="0" w:firstLine="0"/>
+        <w:rPr>
+          <w:rFonts w:ascii="Times New Roman" w:hAnsi="Times New Roman" w:cs="Times New Roman"/>
+          <w:sz w:val="28"/>
+          <w:szCs w:val="28"/>
+        </w:rPr>
+      </w:pPr>
+      <w:r>
+        <w:rPr>
+          <w:rFonts w:ascii="Times New Roman" w:hAnsi="Times New Roman" w:cs="Times New Roman"/>
+          <w:b/>
+          <w:bCs/>
+          <w:sz w:val="28"/>
+          <w:szCs w:val="28"/>
+        </w:rPr>
+        <w:t>Mô tả:</w:t>
+      </w:r>
+      <w:r>
+        <w:rPr>
+          <w:rFonts w:ascii="Times New Roman" w:hAnsi="Times New Roman" w:cs="Times New Roman"/>
+          <w:sz w:val="28"/>
+          <w:szCs w:val="28"/>
+        </w:rPr>
+        <w:t xml:space="preserve"> Khi Admin huỷ một đơn hàng (chuyển status thành "Cancelled"), hệ thống tự động trả lại số lượng áo đã đặt vào đúng Size trong kho.</w:t>
+      </w:r>
+    </w:p>
+    <w:p>
+      <w:pPr>
+        <w:spacing w:after="160" w:line="278" w:lineRule="auto"/>
+        <w:ind w:left="0" w:firstLine="0"/>
+        <w:rPr>
+          <w:rFonts w:ascii="Times New Roman" w:hAnsi="Times New Roman" w:cs="Times New Roman"/>
+          <w:sz w:val="28"/>
+          <w:szCs w:val="28"/>
+        </w:rPr>
+      </w:pPr>
+      <w:r>
+        <w:rPr>
+          <w:rFonts w:ascii="Times New Roman" w:hAnsi="Times New Roman" w:cs="Times New Roman"/>
+          <w:b/>
+          <w:bCs/>
+          <w:sz w:val="28"/>
+          <w:szCs w:val="28"/>
+        </w:rPr>
+        <w:t>Mô tả luồng xử lý (Sequence Flow):</w:t>
+      </w:r>
+    </w:p>
+    <w:p>
+      <w:pPr>
+        <w:numPr>
+          <w:ilvl w:val="0"/>
+          <w:numId w:val="67"/>
+        </w:numPr>
+        <w:spacing w:after="160" w:line="278" w:lineRule="auto"/>
+        <w:rPr>
+          <w:rFonts w:ascii="Times New Roman" w:hAnsi="Times New Roman" w:cs="Times New Roman"/>
+          <w:sz w:val="28"/>
+          <w:szCs w:val="28"/>
+        </w:rPr>
+      </w:pPr>
+      <w:r>
+        <w:rPr>
+          <w:rFonts w:ascii="Times New Roman" w:hAnsi="Times New Roman" w:cs="Times New Roman"/>
+          <w:sz w:val="28"/>
+          <w:szCs w:val="28"/>
+        </w:rPr>
+        <w:t>Admin chọn đổi trạng thái đơn hàng sang "Cancelled".</w:t>
+      </w:r>
+    </w:p>
+    <w:p>
+      <w:pPr>
+        <w:numPr>
+          <w:ilvl w:val="0"/>
+          <w:numId w:val="67"/>
+        </w:numPr>
+        <w:spacing w:after="160" w:line="278" w:lineRule="auto"/>
+        <w:rPr>
+          <w:rFonts w:ascii="Times New Roman" w:hAnsi="Times New Roman" w:cs="Times New Roman"/>
+          <w:sz w:val="28"/>
+          <w:szCs w:val="28"/>
+        </w:rPr>
+      </w:pPr>
+      <w:r>
+        <w:rPr>
+          <w:rFonts w:ascii="Times New Roman" w:hAnsi="Times New Roman" w:cs="Times New Roman"/>
+          <w:b/>
+          <w:bCs/>
+          <w:sz w:val="28"/>
+          <w:szCs w:val="28"/>
+        </w:rPr>
+        <w:t>Hệ thống</w:t>
+      </w:r>
+      <w:r>
+        <w:rPr>
+          <w:rFonts w:ascii="Times New Roman" w:hAnsi="Times New Roman" w:cs="Times New Roman"/>
+          <w:sz w:val="28"/>
+          <w:szCs w:val="28"/>
+        </w:rPr>
+        <w:t xml:space="preserve"> bắt đầu giao dịch (Transaction):</w:t>
+      </w:r>
+    </w:p>
+    <w:p>
+      <w:pPr>
+        <w:numPr>
+          <w:ilvl w:val="1"/>
+          <w:numId w:val="67"/>
+        </w:numPr>
+        <w:spacing w:after="160" w:line="278" w:lineRule="auto"/>
+        <w:rPr>
+          <w:rFonts w:ascii="Times New Roman" w:hAnsi="Times New Roman" w:cs="Times New Roman"/>
+          <w:sz w:val="28"/>
+          <w:szCs w:val="28"/>
+        </w:rPr>
+      </w:pPr>
+      <w:r>
+        <w:rPr>
+          <w:rFonts w:ascii="Times New Roman" w:hAnsi="Times New Roman" w:cs="Times New Roman"/>
+          <w:sz w:val="28"/>
+          <w:szCs w:val="28"/>
+        </w:rPr>
+        <w:t>Cập nhật status = 'Cancelled' trong bảng ORDERS.</w:t>
+      </w:r>
+    </w:p>
+    <w:p>
+      <w:pPr>
+        <w:numPr>
+          <w:ilvl w:val="1"/>
+          <w:numId w:val="67"/>
+        </w:numPr>
+        <w:spacing w:after="160" w:line="278" w:lineRule="auto"/>
+        <w:rPr>
+          <w:rFonts w:ascii="Times New Roman" w:hAnsi="Times New Roman" w:cs="Times New Roman"/>
+          <w:sz w:val="28"/>
+          <w:szCs w:val="28"/>
+        </w:rPr>
+      </w:pPr>
+      <w:r>
+        <w:rPr>
+          <w:rFonts w:ascii="Times New Roman" w:hAnsi="Times New Roman" w:cs="Times New Roman"/>
+          <w:sz w:val="28"/>
+          <w:szCs w:val="28"/>
+        </w:rPr>
+        <w:t>Đọc mảng items[] của đơn hàng đó.</w:t>
+      </w:r>
+    </w:p>
+    <w:p>
+      <w:pPr>
+        <w:numPr>
+          <w:ilvl w:val="0"/>
+          <w:numId w:val="67"/>
+        </w:numPr>
+        <w:spacing w:after="160" w:line="278" w:lineRule="auto"/>
+        <w:rPr>
+          <w:rFonts w:ascii="Times New Roman" w:hAnsi="Times New Roman" w:cs="Times New Roman"/>
+          <w:sz w:val="28"/>
+          <w:szCs w:val="28"/>
+        </w:rPr>
+      </w:pPr>
+      <w:r>
+        <w:rPr>
+          <w:rFonts w:ascii="Times New Roman" w:hAnsi="Times New Roman" w:cs="Times New Roman"/>
+          <w:sz w:val="28"/>
+          <w:szCs w:val="28"/>
+        </w:rPr>
+        <w:t>Duyệt qua từng món trong items[] (lấy ra _id, size, qty):</w:t>
+      </w:r>
+    </w:p>
+    <w:p>
+      <w:pPr>
+        <w:numPr>
+          <w:ilvl w:val="1"/>
+          <w:numId w:val="67"/>
+        </w:numPr>
+        <w:spacing w:after="160" w:line="278" w:lineRule="auto"/>
+        <w:rPr>
+          <w:rFonts w:ascii="Times New Roman" w:hAnsi="Times New Roman" w:cs="Times New Roman"/>
+          <w:sz w:val="28"/>
+          <w:szCs w:val="28"/>
+        </w:rPr>
+      </w:pPr>
+      <w:r>
+        <w:rPr>
+          <w:rFonts w:ascii="Times New Roman" w:hAnsi="Times New Roman" w:cs="Times New Roman"/>
+          <w:sz w:val="28"/>
+          <w:szCs w:val="28"/>
+        </w:rPr>
+        <w:lastRenderedPageBreak/>
+        <w:t>Cập nhật lại kho: Tăng sizesStock.[size] thêm qty, tăng tổng quantity thêm qty.</w:t>
+      </w:r>
+    </w:p>
+    <w:p>
+      <w:pPr>
+        <w:numPr>
+          <w:ilvl w:val="0"/>
+          <w:numId w:val="67"/>
+        </w:numPr>
+        <w:spacing w:after="160" w:line="278" w:lineRule="auto"/>
+        <w:rPr>
+          <w:rFonts w:ascii="Times New Roman" w:hAnsi="Times New Roman" w:cs="Times New Roman"/>
+          <w:sz w:val="28"/>
+          <w:szCs w:val="28"/>
+        </w:rPr>
+      </w:pPr>
+      <w:r>
+        <w:rPr>
+          <w:rFonts w:ascii="Times New Roman" w:hAnsi="Times New Roman" w:cs="Times New Roman"/>
+          <w:b/>
+          <w:bCs/>
+          <w:sz w:val="28"/>
+          <w:szCs w:val="28"/>
+        </w:rPr>
+        <w:t>Hệ thống</w:t>
+      </w:r>
+      <w:r>
+        <w:rPr>
+          <w:rFonts w:ascii="Times New Roman" w:hAnsi="Times New Roman" w:cs="Times New Roman"/>
+          <w:sz w:val="28"/>
+          <w:szCs w:val="28"/>
+        </w:rPr>
+        <w:t xml:space="preserve"> lưu thay đổi và gửi mail thông báo hủy đơn cho khách.</w:t>
+      </w:r>
+    </w:p>
+    <w:p>
+      <w:pPr>
+        <w:spacing w:after="160" w:line="278" w:lineRule="auto"/>
+        <w:rPr>
+          <w:rFonts w:ascii="Times New Roman" w:hAnsi="Times New Roman" w:cs="Times New Roman"/>
+          <w:sz w:val="28"/>
+          <w:szCs w:val="28"/>
+        </w:rPr>
+      </w:pPr>
+      <w:r>
+        <w:rPr>
+          <w:noProof/>
+        </w:rPr>
+        <w:drawing>
+          <wp:inline distT="0" distB="0" distL="0" distR="0" wp14:anchorId="4567EDF2" wp14:editId="2C46513E">
+            <wp:extent cx="5972175" cy="3634740"/>
+            <wp:effectExtent l="0" t="0" r="9525" b="3810"/>
+            <wp:docPr id="344960309" name="Picture 6"/>
+            <wp:cNvGraphicFramePr>
+              <a:graphicFrameLocks xmlns:a="http://schemas.openxmlformats.org/drawingml/2006/main" noChangeAspect="1"/>
+            </wp:cNvGraphicFramePr>
+            <a:graphic xmlns:a="http://schemas.openxmlformats.org/drawingml/2006/main">
+              <a:graphicData uri="http://schemas.openxmlformats.org/drawingml/2006/picture">
+                <pic:pic xmlns:pic="http://schemas.openxmlformats.org/drawingml/2006/picture">
+                  <pic:nvPicPr>
+                    <pic:cNvPr id="0" name="Picture 11"/>
+                    <pic:cNvPicPr>
+                      <a:picLocks noChangeAspect="1" noChangeArrowheads="1"/>
+                    </pic:cNvPicPr>
+                  </pic:nvPicPr>
+                  <pic:blipFill>
+                    <a:blip r:embed="rId24">
+                      <a:extLst>
+                        <a:ext uri="{28A0092B-C50C-407E-A947-70E740481C1C}">
+                          <a14:useLocalDpi xmlns:a14="http://schemas.microsoft.com/office/drawing/2010/main" val="0"/>
+                        </a:ext>
+                      </a:extLst>
+                    </a:blip>
+                    <a:srcRect/>
+                    <a:stretch>
+                      <a:fillRect/>
+                    </a:stretch>
+                  </pic:blipFill>
+                  <pic:spPr bwMode="auto">
+                    <a:xfrm>
+                      <a:off x="0" y="0"/>
+                      <a:ext cx="5972175" cy="3634740"/>
+                    </a:xfrm>
+                    <a:prstGeom prst="rect">
+                      <a:avLst/>
+                    </a:prstGeom>
+                    <a:noFill/>
+                    <a:ln>
+                      <a:noFill/>
+                    </a:ln>
+                  </pic:spPr>
+                </pic:pic>
+              </a:graphicData>
+            </a:graphic>
+          </wp:inline>
+        </w:drawing>
+      </w:r>
+    </w:p>
+    <w:p>
+      <w:pPr>
+        <w:ind w:left="0" w:firstLine="0"/>
+        <w:rPr>
+          <w:rFonts w:ascii="Times New Roman" w:hAnsi="Times New Roman" w:cs="Times New Roman"/>
+          <w:b/>
+          <w:bCs/>
+          <w:sz w:val="28"/>
+          <w:szCs w:val="28"/>
+        </w:rPr>
+      </w:pPr>
+      <w:r>
+        <w:rPr>
+          <w:rFonts w:ascii="Times New Roman" w:hAnsi="Times New Roman" w:cs="Times New Roman"/>
+          <w:b/>
+          <w:bCs/>
+          <w:sz w:val="28"/>
+          <w:szCs w:val="28"/>
+        </w:rPr>
+        <w:t>12</w:t>
       </w:r>
       <w:r>
         <w:rPr>
@@ -5576,6 +7730,7 @@
           <w:sz w:val="28"/>
           <w:szCs w:val="28"/>
         </w:rPr>
+        <w:lastRenderedPageBreak/>
         <w:drawing>
           <wp:inline distT="0" distB="0" distL="0" distR="0" wp14:anchorId="39082CC9" wp14:editId="73F91F83">
             <wp:extent cx="5972175" cy="3733165"/>
@@ -5592,7 +7747,7 @@
                     <pic:cNvPicPr/>
                   </pic:nvPicPr>
                   <pic:blipFill>
-                    <a:blip r:embed="rId17"/>
+                    <a:blip r:embed="rId25"/>
                     <a:stretch>
                       <a:fillRect/>
                     </a:stretch>
@@ -5655,7 +7810,7 @@
           <w:szCs w:val="28"/>
         </w:rPr>
         <w:lastRenderedPageBreak/>
-        <w:t>8</w:t>
+        <w:t>13</w:t>
       </w:r>
       <w:r>
         <w:rPr>
@@ -6179,7 +8334,7 @@
                     <pic:cNvPicPr/>
                   </pic:nvPicPr>
                   <pic:blipFill>
-                    <a:blip r:embed="rId18"/>
+                    <a:blip r:embed="rId26"/>
                     <a:stretch>
                       <a:fillRect/>
                     </a:stretch>
@@ -6224,7 +8379,7 @@
                     </pic:cNvPicPr>
                   </pic:nvPicPr>
                   <pic:blipFill>
-                    <a:blip r:embed="rId19">
+                    <a:blip r:embed="rId27">
                       <a:extLst>
                         <a:ext uri="{28A0092B-C50C-407E-A947-70E740481C1C}">
                           <a14:useLocalDpi xmlns:a14="http://schemas.microsoft.com/office/drawing/2010/main" val="0"/>
@@ -6275,7 +8430,7 @@
           <w:szCs w:val="28"/>
         </w:rPr>
         <w:lastRenderedPageBreak/>
-        <w:t>9</w:t>
+        <w:t>14</w:t>
       </w:r>
       <w:r>
         <w:rPr>
@@ -6691,7 +8846,7 @@
                     <pic:cNvPicPr/>
                   </pic:nvPicPr>
                   <pic:blipFill>
-                    <a:blip r:embed="rId20"/>
+                    <a:blip r:embed="rId28"/>
                     <a:stretch>
                       <a:fillRect/>
                     </a:stretch>
@@ -6736,7 +8891,7 @@
                     </pic:cNvPicPr>
                   </pic:nvPicPr>
                   <pic:blipFill>
-                    <a:blip r:embed="rId21">
+                    <a:blip r:embed="rId29">
                       <a:extLst>
                         <a:ext uri="{28A0092B-C50C-407E-A947-70E740481C1C}">
                           <a14:useLocalDpi xmlns:a14="http://schemas.microsoft.com/office/drawing/2010/main" val="0"/>
@@ -6820,7 +8975,7 @@
           <w:sz w:val="28"/>
           <w:szCs w:val="28"/>
         </w:rPr>
-        <w:t>0</w:t>
+        <w:t>5</w:t>
       </w:r>
       <w:r>
         <w:rPr>
@@ -7214,7 +9369,7 @@
                     <pic:cNvPicPr/>
                   </pic:nvPicPr>
                   <pic:blipFill rotWithShape="1">
-                    <a:blip r:embed="rId22"/>
+                    <a:blip r:embed="rId30"/>
                     <a:srcRect b="21846"/>
                     <a:stretch>
                       <a:fillRect/>
@@ -7274,7 +9429,7 @@
                     </pic:cNvPicPr>
                   </pic:nvPicPr>
                   <pic:blipFill>
-                    <a:blip r:embed="rId23">
+                    <a:blip r:embed="rId31">
                       <a:extLst>
                         <a:ext uri="{28A0092B-C50C-407E-A947-70E740481C1C}">
                           <a14:useLocalDpi xmlns:a14="http://schemas.microsoft.com/office/drawing/2010/main" val="0"/>
@@ -7445,7 +9600,7 @@
                     </pic:cNvPicPr>
                   </pic:nvPicPr>
                   <pic:blipFill>
-                    <a:blip r:embed="rId24">
+                    <a:blip r:embed="rId32">
                       <a:extLst>
                         <a:ext uri="{28A0092B-C50C-407E-A947-70E740481C1C}">
                           <a14:useLocalDpi xmlns:a14="http://schemas.microsoft.com/office/drawing/2010/main" val="0"/>
@@ -7554,7 +9709,7 @@
                     </pic:cNvPicPr>
                   </pic:nvPicPr>
                   <pic:blipFill>
-                    <a:blip r:embed="rId25">
+                    <a:blip r:embed="rId33">
                       <a:extLst>
                         <a:ext uri="{28A0092B-C50C-407E-A947-70E740481C1C}">
                           <a14:useLocalDpi xmlns:a14="http://schemas.microsoft.com/office/drawing/2010/main" val="0"/>
@@ -7674,7 +9829,7 @@
                     </pic:cNvPicPr>
                   </pic:nvPicPr>
                   <pic:blipFill>
-                    <a:blip r:embed="rId26">
+                    <a:blip r:embed="rId34">
                       <a:extLst>
                         <a:ext uri="{28A0092B-C50C-407E-A947-70E740481C1C}">
                           <a14:useLocalDpi xmlns:a14="http://schemas.microsoft.com/office/drawing/2010/main" val="0"/>
@@ -7794,7 +9949,7 @@
                     </pic:cNvPicPr>
                   </pic:nvPicPr>
                   <pic:blipFill>
-                    <a:blip r:embed="rId27">
+                    <a:blip r:embed="rId35">
                       <a:extLst>
                         <a:ext uri="{28A0092B-C50C-407E-A947-70E740481C1C}">
                           <a14:useLocalDpi xmlns:a14="http://schemas.microsoft.com/office/drawing/2010/main" val="0"/>
@@ -7925,7 +10080,7 @@
                     </pic:cNvPicPr>
                   </pic:nvPicPr>
                   <pic:blipFill>
-                    <a:blip r:embed="rId28">
+                    <a:blip r:embed="rId36">
                       <a:extLst>
                         <a:ext uri="{28A0092B-C50C-407E-A947-70E740481C1C}">
                           <a14:useLocalDpi xmlns:a14="http://schemas.microsoft.com/office/drawing/2010/main" val="0"/>
@@ -8031,7 +10186,7 @@
                     </pic:cNvPicPr>
                   </pic:nvPicPr>
                   <pic:blipFill>
-                    <a:blip r:embed="rId29">
+                    <a:blip r:embed="rId37">
                       <a:extLst>
                         <a:ext uri="{28A0092B-C50C-407E-A947-70E740481C1C}">
                           <a14:useLocalDpi xmlns:a14="http://schemas.microsoft.com/office/drawing/2010/main" val="0"/>
@@ -8127,7 +10282,7 @@
                     </pic:cNvPicPr>
                   </pic:nvPicPr>
                   <pic:blipFill>
-                    <a:blip r:embed="rId30">
+                    <a:blip r:embed="rId38">
                       <a:extLst>
                         <a:ext uri="{28A0092B-C50C-407E-A947-70E740481C1C}">
                           <a14:useLocalDpi xmlns:a14="http://schemas.microsoft.com/office/drawing/2010/main" val="0"/>
@@ -8246,7 +10401,7 @@
                     </pic:cNvPicPr>
                   </pic:nvPicPr>
                   <pic:blipFill>
-                    <a:blip r:embed="rId31">
+                    <a:blip r:embed="rId39">
                       <a:extLst>
                         <a:ext uri="{28A0092B-C50C-407E-A947-70E740481C1C}">
                           <a14:useLocalDpi xmlns:a14="http://schemas.microsoft.com/office/drawing/2010/main" val="0"/>
@@ -8298,823 +10453,41 @@
           <w:sz w:val="28"/>
           <w:szCs w:val="28"/>
         </w:rPr>
-        <w:br w:type="page"/>
-      </w:r>
-    </w:p>
-    <w:p>
-      <w:pPr>
-        <w:pStyle w:val="Heading1"/>
-        <w:numPr>
-          <w:ilvl w:val="0"/>
-          <w:numId w:val="38"/>
-        </w:numPr>
-        <w:rPr>
-          <w:rFonts w:ascii="Times New Roman" w:hAnsi="Times New Roman" w:cs="Times New Roman"/>
-          <w:b/>
-          <w:bCs/>
-          <w:color w:val="000000" w:themeColor="text1"/>
-          <w:sz w:val="28"/>
-          <w:szCs w:val="28"/>
-        </w:rPr>
-      </w:pPr>
-      <w:r>
-        <w:rPr>
-          <w:rFonts w:ascii="Times New Roman" w:hAnsi="Times New Roman" w:cs="Times New Roman"/>
-          <w:b/>
-          <w:bCs/>
-          <w:color w:val="000000" w:themeColor="text1"/>
-          <w:sz w:val="28"/>
-          <w:szCs w:val="28"/>
+        <w:t>10</w:t>
+      </w:r>
+      <w:r>
+        <w:rPr>
+          <w:rFonts w:ascii="Times New Roman" w:hAnsi="Times New Roman" w:cs="Times New Roman"/>
+          <w:b/>
+          <w:bCs/>
+          <w:sz w:val="28"/>
+          <w:szCs w:val="28"/>
+        </w:rPr>
+        <w:t>. Use Case: Hệ thống Voucher (Đăng ký nhận BARCA20)</w:t>
+      </w:r>
+    </w:p>
+    <w:p>
+      <w:pPr>
+        <w:spacing w:after="160" w:line="278" w:lineRule="auto"/>
+        <w:ind w:left="0" w:firstLine="0"/>
+        <w:rPr>
+          <w:rFonts w:ascii="Times New Roman" w:hAnsi="Times New Roman" w:cs="Times New Roman"/>
+          <w:b/>
+          <w:bCs/>
+          <w:sz w:val="28"/>
+          <w:szCs w:val="28"/>
+        </w:rPr>
+      </w:pPr>
+      <w:r>
+        <w:rPr>
+          <w:noProof/>
         </w:rPr>
         <w:lastRenderedPageBreak/>
-        <w:t>ERD</w:t>
-      </w:r>
-    </w:p>
-    <w:p>
-      <w:pPr>
-        <w:ind w:left="-15" w:firstLine="0"/>
-        <w:rPr>
-          <w:rFonts w:ascii="Times New Roman" w:hAnsi="Times New Roman" w:cs="Times New Roman"/>
-          <w:b/>
-          <w:bCs/>
-          <w:color w:val="000000" w:themeColor="text1"/>
-          <w:sz w:val="28"/>
-          <w:szCs w:val="28"/>
-        </w:rPr>
-      </w:pPr>
-      <w:r>
-        <w:rPr>
-          <w:rFonts w:ascii="Times New Roman" w:hAnsi="Times New Roman" w:cs="Times New Roman"/>
-          <w:b/>
-          <w:bCs/>
-          <w:color w:val="000000" w:themeColor="text1"/>
-          <w:sz w:val="28"/>
-          <w:szCs w:val="28"/>
-        </w:rPr>
-        <w:t>Hệ thống quản lý dữ liệu cho website INFINITY</w:t>
-      </w:r>
-    </w:p>
-    <w:p>
-      <w:pPr>
-        <w:ind w:left="-15" w:firstLine="0"/>
-        <w:rPr>
-          <w:rFonts w:ascii="Times New Roman" w:hAnsi="Times New Roman" w:cs="Times New Roman"/>
-          <w:color w:val="000000" w:themeColor="text1"/>
-          <w:sz w:val="28"/>
-          <w:szCs w:val="28"/>
-        </w:rPr>
-      </w:pPr>
-      <w:r>
-        <w:rPr>
-          <w:rFonts w:ascii="Times New Roman" w:hAnsi="Times New Roman" w:cs="Times New Roman"/>
-          <w:color w:val="000000" w:themeColor="text1"/>
-          <w:sz w:val="28"/>
-          <w:szCs w:val="28"/>
-        </w:rPr>
-        <w:t>Hệ thống quản lý dữ liệu cho website INFINITY được thiết kế theo mô hình quan hệ để phục vụ việc kinh doanh các sản phẩm thời trang thể thao (Barca), đảm bảo tốc độ truy xuất cực nhanh và sự đồng bộ giữa giao diện khách hàng (Storefront) và trang quản trị (Admin Dashboard).</w:t>
-      </w:r>
-    </w:p>
-    <w:p>
-      <w:pPr>
-        <w:ind w:left="-15" w:firstLine="0"/>
-        <w:rPr>
-          <w:rFonts w:ascii="Times New Roman" w:hAnsi="Times New Roman" w:cs="Times New Roman"/>
-          <w:b/>
-          <w:bCs/>
-          <w:color w:val="000000" w:themeColor="text1"/>
-          <w:sz w:val="28"/>
-          <w:szCs w:val="28"/>
-        </w:rPr>
-      </w:pPr>
-      <w:r>
-        <w:rPr>
-          <w:rFonts w:ascii="Times New Roman" w:hAnsi="Times New Roman" w:cs="Times New Roman"/>
-          <w:b/>
-          <w:bCs/>
-          <w:color w:val="000000" w:themeColor="text1"/>
-          <w:sz w:val="28"/>
-          <w:szCs w:val="28"/>
-        </w:rPr>
-        <w:t>1. Phân hệ Người dùng &amp; Giỏ hàng</w:t>
-      </w:r>
-    </w:p>
-    <w:p>
-      <w:pPr>
-        <w:ind w:left="-15" w:firstLine="0"/>
-        <w:rPr>
-          <w:rFonts w:ascii="Times New Roman" w:hAnsi="Times New Roman" w:cs="Times New Roman"/>
-          <w:color w:val="000000" w:themeColor="text1"/>
-          <w:sz w:val="28"/>
-          <w:szCs w:val="28"/>
-        </w:rPr>
-      </w:pPr>
-      <w:r>
-        <w:rPr>
-          <w:rFonts w:ascii="Times New Roman" w:hAnsi="Times New Roman" w:cs="Times New Roman"/>
-          <w:color w:val="000000" w:themeColor="text1"/>
-          <w:sz w:val="28"/>
-          <w:szCs w:val="28"/>
-        </w:rPr>
-        <w:t>Đây là phân hệ quản lý danh tính khách hàng và nhu cầu mua sắm tạm thời.</w:t>
-      </w:r>
-    </w:p>
-    <w:p>
-      <w:pPr>
-        <w:numPr>
-          <w:ilvl w:val="0"/>
-          <w:numId w:val="57"/>
-        </w:numPr>
-        <w:rPr>
-          <w:rFonts w:ascii="Times New Roman" w:hAnsi="Times New Roman" w:cs="Times New Roman"/>
-          <w:color w:val="000000" w:themeColor="text1"/>
-          <w:sz w:val="28"/>
-          <w:szCs w:val="28"/>
-        </w:rPr>
-      </w:pPr>
-      <w:r>
-        <w:rPr>
-          <w:rFonts w:ascii="Times New Roman" w:hAnsi="Times New Roman" w:cs="Times New Roman"/>
-          <w:b/>
-          <w:bCs/>
-          <w:color w:val="000000" w:themeColor="text1"/>
-          <w:sz w:val="28"/>
-          <w:szCs w:val="28"/>
-        </w:rPr>
-        <w:t>Bảng Người dùng (USERS):</w:t>
-      </w:r>
-    </w:p>
-    <w:p>
-      <w:pPr>
-        <w:numPr>
-          <w:ilvl w:val="1"/>
-          <w:numId w:val="57"/>
-        </w:numPr>
-        <w:rPr>
-          <w:rFonts w:ascii="Times New Roman" w:hAnsi="Times New Roman" w:cs="Times New Roman"/>
-          <w:color w:val="000000" w:themeColor="text1"/>
-          <w:sz w:val="28"/>
-          <w:szCs w:val="28"/>
-        </w:rPr>
-      </w:pPr>
-      <w:r>
-        <w:rPr>
-          <w:rFonts w:ascii="Times New Roman" w:hAnsi="Times New Roman" w:cs="Times New Roman"/>
-          <w:color w:val="000000" w:themeColor="text1"/>
-          <w:sz w:val="28"/>
-          <w:szCs w:val="28"/>
-        </w:rPr>
-        <w:t>Đây là bảng trung tâm lưu trữ thông tin tài khoản bao gồm Tên (name), Email (email) và Mật khẩu (password).</w:t>
-      </w:r>
-    </w:p>
-    <w:p>
-      <w:pPr>
-        <w:numPr>
-          <w:ilvl w:val="1"/>
-          <w:numId w:val="57"/>
-        </w:numPr>
-        <w:rPr>
-          <w:rFonts w:ascii="Times New Roman" w:hAnsi="Times New Roman" w:cs="Times New Roman"/>
-          <w:color w:val="000000" w:themeColor="text1"/>
-          <w:sz w:val="28"/>
-          <w:szCs w:val="28"/>
-        </w:rPr>
-      </w:pPr>
-      <w:r>
-        <w:rPr>
-          <w:rFonts w:ascii="Times New Roman" w:hAnsi="Times New Roman" w:cs="Times New Roman"/>
-          <w:b/>
-          <w:bCs/>
-          <w:color w:val="000000" w:themeColor="text1"/>
-          <w:sz w:val="28"/>
-          <w:szCs w:val="28"/>
-        </w:rPr>
-        <w:t>Điểm nổi bật - Giỏ hàng tích hợp:</w:t>
-      </w:r>
-      <w:r>
-        <w:rPr>
-          <w:rFonts w:ascii="Times New Roman" w:hAnsi="Times New Roman" w:cs="Times New Roman"/>
-          <w:color w:val="000000" w:themeColor="text1"/>
-          <w:sz w:val="28"/>
-          <w:szCs w:val="28"/>
-        </w:rPr>
-        <w:t xml:space="preserve"> Thay vì tạo một bảng "Cart" riêng biệt, hệ thống nhúng trực tiếp dữ liệu giỏ hàng vào tài khoản thông qua thuộc tính cartData (dạng Object). Nó lưu trữ ánh xạ từ mã sản phẩm (productId) đến cấu trúc Kích cỡ và Số lượng. Điều này giúp truy xuất giỏ hàng ngay lập tức khi khách truy cập.</w:t>
-      </w:r>
-    </w:p>
-    <w:p>
-      <w:pPr>
-        <w:ind w:left="-15" w:firstLine="0"/>
-        <w:rPr>
-          <w:rFonts w:ascii="Times New Roman" w:hAnsi="Times New Roman" w:cs="Times New Roman"/>
-          <w:b/>
-          <w:bCs/>
-          <w:color w:val="000000" w:themeColor="text1"/>
-          <w:sz w:val="28"/>
-          <w:szCs w:val="28"/>
-        </w:rPr>
-      </w:pPr>
-      <w:r>
-        <w:rPr>
-          <w:rFonts w:ascii="Times New Roman" w:hAnsi="Times New Roman" w:cs="Times New Roman"/>
-          <w:b/>
-          <w:bCs/>
-          <w:color w:val="000000" w:themeColor="text1"/>
-          <w:sz w:val="28"/>
-          <w:szCs w:val="28"/>
-        </w:rPr>
-        <w:t>2. Phân hệ Sản phẩm &amp; Kho hàng</w:t>
-      </w:r>
-    </w:p>
-    <w:p>
-      <w:pPr>
-        <w:ind w:left="-15" w:firstLine="0"/>
-        <w:rPr>
-          <w:rFonts w:ascii="Times New Roman" w:hAnsi="Times New Roman" w:cs="Times New Roman"/>
-          <w:color w:val="000000" w:themeColor="text1"/>
-          <w:sz w:val="28"/>
-          <w:szCs w:val="28"/>
-        </w:rPr>
-      </w:pPr>
-      <w:r>
-        <w:rPr>
-          <w:rFonts w:ascii="Times New Roman" w:hAnsi="Times New Roman" w:cs="Times New Roman"/>
-          <w:color w:val="000000" w:themeColor="text1"/>
-          <w:sz w:val="28"/>
-          <w:szCs w:val="28"/>
-        </w:rPr>
-        <w:t>Phân hệ này quản lý toàn bộ danh mục áo đấu, phụ kiện và cấu trúc phân cấp.</w:t>
-      </w:r>
-    </w:p>
-    <w:p>
-      <w:pPr>
-        <w:numPr>
-          <w:ilvl w:val="0"/>
-          <w:numId w:val="58"/>
-        </w:numPr>
-        <w:rPr>
-          <w:rFonts w:ascii="Times New Roman" w:hAnsi="Times New Roman" w:cs="Times New Roman"/>
-          <w:color w:val="000000" w:themeColor="text1"/>
-          <w:sz w:val="28"/>
-          <w:szCs w:val="28"/>
-        </w:rPr>
-      </w:pPr>
-      <w:r>
-        <w:rPr>
-          <w:rFonts w:ascii="Times New Roman" w:hAnsi="Times New Roman" w:cs="Times New Roman"/>
-          <w:b/>
-          <w:bCs/>
-          <w:color w:val="000000" w:themeColor="text1"/>
-          <w:sz w:val="28"/>
-          <w:szCs w:val="28"/>
-        </w:rPr>
-        <w:t>Bảng Danh mục (CATEGORIES):</w:t>
-      </w:r>
-    </w:p>
-    <w:p>
-      <w:pPr>
-        <w:numPr>
-          <w:ilvl w:val="1"/>
-          <w:numId w:val="58"/>
-        </w:numPr>
-        <w:rPr>
-          <w:rFonts w:ascii="Times New Roman" w:hAnsi="Times New Roman" w:cs="Times New Roman"/>
-          <w:color w:val="000000" w:themeColor="text1"/>
-          <w:sz w:val="28"/>
-          <w:szCs w:val="28"/>
-        </w:rPr>
-      </w:pPr>
-      <w:r>
-        <w:rPr>
-          <w:rFonts w:ascii="Times New Roman" w:hAnsi="Times New Roman" w:cs="Times New Roman"/>
-          <w:color w:val="000000" w:themeColor="text1"/>
-          <w:sz w:val="28"/>
-          <w:szCs w:val="28"/>
-        </w:rPr>
-        <w:t>Dùng để phân loại sản phẩm linh hoạt (VD: Áo Nam, Áo Nữ...).</w:t>
-      </w:r>
-    </w:p>
-    <w:p>
-      <w:pPr>
-        <w:numPr>
-          <w:ilvl w:val="1"/>
-          <w:numId w:val="58"/>
-        </w:numPr>
-        <w:rPr>
-          <w:rFonts w:ascii="Times New Roman" w:hAnsi="Times New Roman" w:cs="Times New Roman"/>
-          <w:color w:val="000000" w:themeColor="text1"/>
-          <w:sz w:val="28"/>
-          <w:szCs w:val="28"/>
-        </w:rPr>
-      </w:pPr>
-      <w:r>
-        <w:rPr>
-          <w:rFonts w:ascii="Times New Roman" w:hAnsi="Times New Roman" w:cs="Times New Roman"/>
-          <w:color w:val="000000" w:themeColor="text1"/>
-          <w:sz w:val="28"/>
-          <w:szCs w:val="28"/>
-        </w:rPr>
-        <w:t>Lưu trữ Tên danh mục (name) và có trường parent_name để dễ dàng xây dựng cấu trúc menu đa cấp (ví dụ: Danh mục "Áo đấu" là con của "Men").</w:t>
-      </w:r>
-    </w:p>
-    <w:p>
-      <w:pPr>
-        <w:numPr>
-          <w:ilvl w:val="0"/>
-          <w:numId w:val="58"/>
-        </w:numPr>
-        <w:rPr>
-          <w:rFonts w:ascii="Times New Roman" w:hAnsi="Times New Roman" w:cs="Times New Roman"/>
-          <w:color w:val="000000" w:themeColor="text1"/>
-          <w:sz w:val="28"/>
-          <w:szCs w:val="28"/>
-        </w:rPr>
-      </w:pPr>
-      <w:r>
-        <w:rPr>
-          <w:rFonts w:ascii="Times New Roman" w:hAnsi="Times New Roman" w:cs="Times New Roman"/>
-          <w:b/>
-          <w:bCs/>
-          <w:color w:val="000000" w:themeColor="text1"/>
-          <w:sz w:val="28"/>
-          <w:szCs w:val="28"/>
-        </w:rPr>
-        <w:t>Bảng Sản phẩm (PRODUCTS):</w:t>
-      </w:r>
-    </w:p>
-    <w:p>
-      <w:pPr>
-        <w:numPr>
-          <w:ilvl w:val="1"/>
-          <w:numId w:val="58"/>
-        </w:numPr>
-        <w:rPr>
-          <w:rFonts w:ascii="Times New Roman" w:hAnsi="Times New Roman" w:cs="Times New Roman"/>
-          <w:color w:val="000000" w:themeColor="text1"/>
-          <w:sz w:val="28"/>
-          <w:szCs w:val="28"/>
-        </w:rPr>
-      </w:pPr>
-      <w:r>
-        <w:rPr>
-          <w:rFonts w:ascii="Times New Roman" w:hAnsi="Times New Roman" w:cs="Times New Roman"/>
-          <w:color w:val="000000" w:themeColor="text1"/>
-          <w:sz w:val="28"/>
-          <w:szCs w:val="28"/>
-        </w:rPr>
-        <w:t>Thay vì chia nhỏ ra nhiều bảng, hệ thống gom toàn bộ thông tin của một dòng sản phẩm vào bảng này.</w:t>
-      </w:r>
-    </w:p>
-    <w:p>
-      <w:pPr>
-        <w:numPr>
-          <w:ilvl w:val="1"/>
-          <w:numId w:val="58"/>
-        </w:numPr>
-        <w:rPr>
-          <w:rFonts w:ascii="Times New Roman" w:hAnsi="Times New Roman" w:cs="Times New Roman"/>
-          <w:color w:val="000000" w:themeColor="text1"/>
-          <w:sz w:val="28"/>
-          <w:szCs w:val="28"/>
-        </w:rPr>
-      </w:pPr>
-      <w:r>
-        <w:rPr>
-          <w:rFonts w:ascii="Times New Roman" w:hAnsi="Times New Roman" w:cs="Times New Roman"/>
-          <w:b/>
-          <w:bCs/>
-          <w:color w:val="000000" w:themeColor="text1"/>
-          <w:sz w:val="28"/>
-          <w:szCs w:val="28"/>
-        </w:rPr>
-        <w:t>Thông tin chung:</w:t>
-      </w:r>
-      <w:r>
-        <w:rPr>
-          <w:rFonts w:ascii="Times New Roman" w:hAnsi="Times New Roman" w:cs="Times New Roman"/>
-          <w:color w:val="000000" w:themeColor="text1"/>
-          <w:sz w:val="28"/>
-          <w:szCs w:val="28"/>
-        </w:rPr>
-        <w:t xml:space="preserve"> Lưu tên, mô tả, giá bán (price), danh mục (category, subCategory) và trạng thái nổi bật (bestSeller) để hiển thị lên trang chủ.</w:t>
-      </w:r>
-    </w:p>
-    <w:p>
-      <w:pPr>
-        <w:numPr>
-          <w:ilvl w:val="1"/>
-          <w:numId w:val="58"/>
-        </w:numPr>
-        <w:rPr>
-          <w:rFonts w:ascii="Times New Roman" w:hAnsi="Times New Roman" w:cs="Times New Roman"/>
-          <w:color w:val="000000" w:themeColor="text1"/>
-          <w:sz w:val="28"/>
-          <w:szCs w:val="28"/>
-        </w:rPr>
-      </w:pPr>
-      <w:r>
-        <w:rPr>
-          <w:rFonts w:ascii="Times New Roman" w:hAnsi="Times New Roman" w:cs="Times New Roman"/>
-          <w:b/>
-          <w:bCs/>
-          <w:color w:val="000000" w:themeColor="text1"/>
-          <w:sz w:val="28"/>
-          <w:szCs w:val="28"/>
-        </w:rPr>
-        <w:lastRenderedPageBreak/>
-        <w:t>Thư viện ảnh:</w:t>
-      </w:r>
-      <w:r>
-        <w:rPr>
-          <w:rFonts w:ascii="Times New Roman" w:hAnsi="Times New Roman" w:cs="Times New Roman"/>
-          <w:color w:val="000000" w:themeColor="text1"/>
-          <w:sz w:val="28"/>
-          <w:szCs w:val="28"/>
-        </w:rPr>
-        <w:t xml:space="preserve"> Thuộc tính image là một mảng (Array) lưu trữ nhiều đường dẫn ảnh, cho phép hiển thị sản phẩm ở nhiều góc chụp khác nhau.</w:t>
-      </w:r>
-    </w:p>
-    <w:p>
-      <w:pPr>
-        <w:numPr>
-          <w:ilvl w:val="1"/>
-          <w:numId w:val="58"/>
-        </w:numPr>
-        <w:rPr>
-          <w:rFonts w:ascii="Times New Roman" w:hAnsi="Times New Roman" w:cs="Times New Roman"/>
-          <w:color w:val="000000" w:themeColor="text1"/>
-          <w:sz w:val="28"/>
-          <w:szCs w:val="28"/>
-        </w:rPr>
-      </w:pPr>
-      <w:r>
-        <w:rPr>
-          <w:rFonts w:ascii="Times New Roman" w:hAnsi="Times New Roman" w:cs="Times New Roman"/>
-          <w:b/>
-          <w:bCs/>
-          <w:color w:val="000000" w:themeColor="text1"/>
-          <w:sz w:val="28"/>
-          <w:szCs w:val="28"/>
-        </w:rPr>
-        <w:t>Quản lý Tồn kho &amp; Biến thể:</w:t>
-      </w:r>
-      <w:r>
-        <w:rPr>
-          <w:rFonts w:ascii="Times New Roman" w:hAnsi="Times New Roman" w:cs="Times New Roman"/>
-          <w:color w:val="000000" w:themeColor="text1"/>
-          <w:sz w:val="28"/>
-          <w:szCs w:val="28"/>
-        </w:rPr>
-        <w:t xml:space="preserve"> Giải quyết bài toán thời trang bằng cách dùng mảng sizes để liệt kê các kích cỡ (S, M, L) và dùng Object sizesStock để lưu chính xác số lượng tồn kho của từng size. Tổng số lượng nằm ở trường quantity.</w:t>
-      </w:r>
-    </w:p>
-    <w:p>
-      <w:pPr>
-        <w:ind w:left="-15" w:firstLine="0"/>
-        <w:rPr>
-          <w:rFonts w:ascii="Times New Roman" w:hAnsi="Times New Roman" w:cs="Times New Roman"/>
-          <w:b/>
-          <w:bCs/>
-          <w:color w:val="000000" w:themeColor="text1"/>
-          <w:sz w:val="28"/>
-          <w:szCs w:val="28"/>
-        </w:rPr>
-      </w:pPr>
-      <w:r>
-        <w:rPr>
-          <w:rFonts w:ascii="Times New Roman" w:hAnsi="Times New Roman" w:cs="Times New Roman"/>
-          <w:b/>
-          <w:bCs/>
-          <w:color w:val="000000" w:themeColor="text1"/>
-          <w:sz w:val="28"/>
-          <w:szCs w:val="28"/>
-        </w:rPr>
-        <w:t>3. Phân hệ Giao dịch &amp; Thanh toán</w:t>
-      </w:r>
-    </w:p>
-    <w:p>
-      <w:pPr>
-        <w:ind w:left="-15" w:firstLine="0"/>
-        <w:rPr>
-          <w:rFonts w:ascii="Times New Roman" w:hAnsi="Times New Roman" w:cs="Times New Roman"/>
-          <w:color w:val="000000" w:themeColor="text1"/>
-          <w:sz w:val="28"/>
-          <w:szCs w:val="28"/>
-        </w:rPr>
-      </w:pPr>
-      <w:r>
-        <w:rPr>
-          <w:rFonts w:ascii="Times New Roman" w:hAnsi="Times New Roman" w:cs="Times New Roman"/>
-          <w:color w:val="000000" w:themeColor="text1"/>
-          <w:sz w:val="28"/>
-          <w:szCs w:val="28"/>
-        </w:rPr>
-        <w:t>Phân hệ này quản lý toàn trình vòng đời của một giao dịch mua sắm.</w:t>
-      </w:r>
-    </w:p>
-    <w:p>
-      <w:pPr>
-        <w:numPr>
-          <w:ilvl w:val="0"/>
-          <w:numId w:val="59"/>
-        </w:numPr>
-        <w:rPr>
-          <w:rFonts w:ascii="Times New Roman" w:hAnsi="Times New Roman" w:cs="Times New Roman"/>
-          <w:color w:val="000000" w:themeColor="text1"/>
-          <w:sz w:val="28"/>
-          <w:szCs w:val="28"/>
-        </w:rPr>
-      </w:pPr>
-      <w:r>
-        <w:rPr>
-          <w:rFonts w:ascii="Times New Roman" w:hAnsi="Times New Roman" w:cs="Times New Roman"/>
-          <w:b/>
-          <w:bCs/>
-          <w:color w:val="000000" w:themeColor="text1"/>
-          <w:sz w:val="28"/>
-          <w:szCs w:val="28"/>
-        </w:rPr>
-        <w:t>Bảng Đơn hàng (ORDERS):</w:t>
-      </w:r>
-    </w:p>
-    <w:p>
-      <w:pPr>
-        <w:numPr>
-          <w:ilvl w:val="1"/>
-          <w:numId w:val="59"/>
-        </w:numPr>
-        <w:rPr>
-          <w:rFonts w:ascii="Times New Roman" w:hAnsi="Times New Roman" w:cs="Times New Roman"/>
-          <w:color w:val="000000" w:themeColor="text1"/>
-          <w:sz w:val="28"/>
-          <w:szCs w:val="28"/>
-        </w:rPr>
-      </w:pPr>
-      <w:r>
-        <w:rPr>
-          <w:rFonts w:ascii="Times New Roman" w:hAnsi="Times New Roman" w:cs="Times New Roman"/>
-          <w:color w:val="000000" w:themeColor="text1"/>
-          <w:sz w:val="28"/>
-          <w:szCs w:val="28"/>
-        </w:rPr>
-        <w:t>Lưu trữ thông tin tổng quát của một giao dịch: Ai mua (userId), Tổng tiền (amount), Phương thức thanh toán (paymentMethod), Trạng thái thanh toán (payment), và Trạng thái đơn hàng (status - Đang xử lý, Đang giao...).</w:t>
-      </w:r>
-    </w:p>
-    <w:p>
-      <w:pPr>
-        <w:numPr>
-          <w:ilvl w:val="1"/>
-          <w:numId w:val="59"/>
-        </w:numPr>
-        <w:rPr>
-          <w:rFonts w:ascii="Times New Roman" w:hAnsi="Times New Roman" w:cs="Times New Roman"/>
-          <w:color w:val="000000" w:themeColor="text1"/>
-          <w:sz w:val="28"/>
-          <w:szCs w:val="28"/>
-        </w:rPr>
-      </w:pPr>
-      <w:r>
-        <w:rPr>
-          <w:rFonts w:ascii="Times New Roman" w:hAnsi="Times New Roman" w:cs="Times New Roman"/>
-          <w:b/>
-          <w:bCs/>
-          <w:color w:val="000000" w:themeColor="text1"/>
-          <w:sz w:val="28"/>
-          <w:szCs w:val="28"/>
-        </w:rPr>
-        <w:t>Địa chỉ "đóng băng":</w:t>
-      </w:r>
-      <w:r>
-        <w:rPr>
-          <w:rFonts w:ascii="Times New Roman" w:hAnsi="Times New Roman" w:cs="Times New Roman"/>
-          <w:color w:val="000000" w:themeColor="text1"/>
-          <w:sz w:val="28"/>
-          <w:szCs w:val="28"/>
-        </w:rPr>
-        <w:t xml:space="preserve"> Thuộc tính address (Object) lưu kèm thông tin người nhận tại thời điểm đặt hàng. Dù sau này khách có đổi địa chỉ trong hồ sơ, đơn hàng cũ vẫn giữ đúng thông tin giao nhận ban đầu.</w:t>
-      </w:r>
-    </w:p>
-    <w:p>
-      <w:pPr>
-        <w:numPr>
-          <w:ilvl w:val="1"/>
-          <w:numId w:val="59"/>
-        </w:numPr>
-        <w:rPr>
-          <w:rFonts w:ascii="Times New Roman" w:hAnsi="Times New Roman" w:cs="Times New Roman"/>
-          <w:color w:val="000000" w:themeColor="text1"/>
-          <w:sz w:val="28"/>
-          <w:szCs w:val="28"/>
-        </w:rPr>
-      </w:pPr>
-      <w:r>
-        <w:rPr>
-          <w:rFonts w:ascii="Times New Roman" w:hAnsi="Times New Roman" w:cs="Times New Roman"/>
-          <w:b/>
-          <w:bCs/>
-          <w:color w:val="000000" w:themeColor="text1"/>
-          <w:sz w:val="28"/>
-          <w:szCs w:val="28"/>
-        </w:rPr>
-        <w:t>Chi tiết món hàng (Order Items):</w:t>
-      </w:r>
-      <w:r>
-        <w:rPr>
-          <w:rFonts w:ascii="Times New Roman" w:hAnsi="Times New Roman" w:cs="Times New Roman"/>
-          <w:color w:val="000000" w:themeColor="text1"/>
-          <w:sz w:val="28"/>
-          <w:szCs w:val="28"/>
-        </w:rPr>
-        <w:t xml:space="preserve"> Thuộc tính items là một mảng lưu danh sách các sản phẩm khách đã mua. Mỗi phần tử lưu lại ảnh chụp thông tin gồm: Mã SP, Tên, Size, Số lượng và quan trọng nhất là </w:t>
-      </w:r>
-      <w:r>
-        <w:rPr>
-          <w:rFonts w:ascii="Times New Roman" w:hAnsi="Times New Roman" w:cs="Times New Roman"/>
-          <w:b/>
-          <w:bCs/>
-          <w:color w:val="000000" w:themeColor="text1"/>
-          <w:sz w:val="28"/>
-          <w:szCs w:val="28"/>
-        </w:rPr>
-        <w:t>Giá (price) tại thời điểm mua</w:t>
-      </w:r>
-      <w:r>
-        <w:rPr>
-          <w:rFonts w:ascii="Times New Roman" w:hAnsi="Times New Roman" w:cs="Times New Roman"/>
-          <w:color w:val="000000" w:themeColor="text1"/>
-          <w:sz w:val="28"/>
-          <w:szCs w:val="28"/>
-        </w:rPr>
-        <w:t>. Điều này đảm bảo doanh thu tính toán luôn chính xác kể cả khi Admin tăng giá sản phẩm ở bảng PRODUCTS sau này.</w:t>
-      </w:r>
-    </w:p>
-    <w:p>
-      <w:pPr>
-        <w:ind w:left="-15" w:firstLine="0"/>
-        <w:rPr>
-          <w:rFonts w:ascii="Times New Roman" w:hAnsi="Times New Roman" w:cs="Times New Roman"/>
-          <w:b/>
-          <w:bCs/>
-          <w:color w:val="000000" w:themeColor="text1"/>
-          <w:sz w:val="28"/>
-          <w:szCs w:val="28"/>
-        </w:rPr>
-      </w:pPr>
-      <w:r>
-        <w:rPr>
-          <w:rFonts w:ascii="Times New Roman" w:hAnsi="Times New Roman" w:cs="Times New Roman"/>
-          <w:b/>
-          <w:bCs/>
-          <w:color w:val="000000" w:themeColor="text1"/>
-          <w:sz w:val="28"/>
-          <w:szCs w:val="28"/>
-        </w:rPr>
-        <w:t>4. Mô tả các Mối liên kết (Relationships)</w:t>
-      </w:r>
-    </w:p>
-    <w:p>
-      <w:pPr>
-        <w:ind w:left="-15" w:firstLine="0"/>
-        <w:rPr>
-          <w:rFonts w:ascii="Times New Roman" w:hAnsi="Times New Roman" w:cs="Times New Roman"/>
-          <w:color w:val="000000" w:themeColor="text1"/>
-          <w:sz w:val="28"/>
-          <w:szCs w:val="28"/>
-        </w:rPr>
-      </w:pPr>
-      <w:r>
-        <w:rPr>
-          <w:rFonts w:ascii="Times New Roman" w:hAnsi="Times New Roman" w:cs="Times New Roman"/>
-          <w:color w:val="000000" w:themeColor="text1"/>
-          <w:sz w:val="28"/>
-          <w:szCs w:val="28"/>
-        </w:rPr>
-        <w:t>Vì sử dụng mô hình NoSQL, hệ thống hạn chế các phép JOIN (kết nối) phức tạp, thay vào đó sử dụng cấu trúc nhúng (Embedded Data) và liên kết lỏng lẻo:</w:t>
-      </w:r>
-    </w:p>
-    <w:p>
-      <w:pPr>
-        <w:numPr>
-          <w:ilvl w:val="0"/>
-          <w:numId w:val="60"/>
-        </w:numPr>
-        <w:rPr>
-          <w:rFonts w:ascii="Times New Roman" w:hAnsi="Times New Roman" w:cs="Times New Roman"/>
-          <w:color w:val="000000" w:themeColor="text1"/>
-          <w:sz w:val="28"/>
-          <w:szCs w:val="28"/>
-        </w:rPr>
-      </w:pPr>
-      <w:r>
-        <w:rPr>
-          <w:rFonts w:ascii="Times New Roman" w:hAnsi="Times New Roman" w:cs="Times New Roman"/>
-          <w:b/>
-          <w:bCs/>
-          <w:color w:val="000000" w:themeColor="text1"/>
-          <w:sz w:val="28"/>
-          <w:szCs w:val="28"/>
-        </w:rPr>
-        <w:t>USERS - ORDERS (Quan hệ 1-N):</w:t>
-      </w:r>
-      <w:r>
-        <w:rPr>
-          <w:rFonts w:ascii="Times New Roman" w:hAnsi="Times New Roman" w:cs="Times New Roman"/>
-          <w:color w:val="000000" w:themeColor="text1"/>
-          <w:sz w:val="28"/>
-          <w:szCs w:val="28"/>
-        </w:rPr>
-        <w:t xml:space="preserve"> Một khách hàng có thể thực hiện nhiều đơn hàng. Bảng ORDERS dùng trường userId trỏ về bảng USERS để tra cứu lịch sử mua hàng.</w:t>
-      </w:r>
-    </w:p>
-    <w:p>
-      <w:pPr>
-        <w:numPr>
-          <w:ilvl w:val="0"/>
-          <w:numId w:val="60"/>
-        </w:numPr>
-        <w:rPr>
-          <w:rFonts w:ascii="Times New Roman" w:hAnsi="Times New Roman" w:cs="Times New Roman"/>
-          <w:color w:val="000000" w:themeColor="text1"/>
-          <w:sz w:val="28"/>
-          <w:szCs w:val="28"/>
-        </w:rPr>
-      </w:pPr>
-      <w:r>
-        <w:rPr>
-          <w:rFonts w:ascii="Times New Roman" w:hAnsi="Times New Roman" w:cs="Times New Roman"/>
-          <w:b/>
-          <w:bCs/>
-          <w:color w:val="000000" w:themeColor="text1"/>
-          <w:sz w:val="28"/>
-          <w:szCs w:val="28"/>
-        </w:rPr>
-        <w:lastRenderedPageBreak/>
-        <w:t>PRODUCTS - CATEGORIES (Liên kết lỏng):</w:t>
-      </w:r>
-      <w:r>
-        <w:rPr>
-          <w:rFonts w:ascii="Times New Roman" w:hAnsi="Times New Roman" w:cs="Times New Roman"/>
-          <w:color w:val="000000" w:themeColor="text1"/>
-          <w:sz w:val="28"/>
-          <w:szCs w:val="28"/>
-        </w:rPr>
-        <w:t xml:space="preserve"> Bảng PRODUCTS liên kết với bảng CATEGORIES thông qua việc lưu trực tiếp chuỗi Tên danh mục (category) thay vì dùng mã ID.</w:t>
-      </w:r>
-    </w:p>
-    <w:p>
-      <w:pPr>
-        <w:numPr>
-          <w:ilvl w:val="0"/>
-          <w:numId w:val="60"/>
-        </w:numPr>
-        <w:rPr>
-          <w:rFonts w:ascii="Times New Roman" w:hAnsi="Times New Roman" w:cs="Times New Roman"/>
-          <w:color w:val="000000" w:themeColor="text1"/>
-          <w:sz w:val="28"/>
-          <w:szCs w:val="28"/>
-        </w:rPr>
-      </w:pPr>
-      <w:r>
-        <w:rPr>
-          <w:rFonts w:ascii="Times New Roman" w:hAnsi="Times New Roman" w:cs="Times New Roman"/>
-          <w:b/>
-          <w:bCs/>
-          <w:color w:val="000000" w:themeColor="text1"/>
-          <w:sz w:val="28"/>
-          <w:szCs w:val="28"/>
-        </w:rPr>
-        <w:t>Cấu trúc Nhúng (Embedded Structure):</w:t>
-      </w:r>
-      <w:r>
-        <w:rPr>
-          <w:rFonts w:ascii="Times New Roman" w:hAnsi="Times New Roman" w:cs="Times New Roman"/>
-          <w:color w:val="000000" w:themeColor="text1"/>
-          <w:sz w:val="28"/>
-          <w:szCs w:val="28"/>
-        </w:rPr>
-        <w:t xml:space="preserve"> Các dữ liệu mang tính chi tiết, phụ thuộc (như cartData của User, items và address của Order, sizesStock của Product) được nhúng thẳng vào bảng cha tương ứng. Thiết kế này giảm thiểu sự rời rạc của dữ liệu và tăng tốc độ đọc dữ liệu lên mức tối đa.</w:t>
-      </w:r>
-    </w:p>
-    <w:p>
-      <w:pPr>
-        <w:ind w:left="-15" w:firstLine="0"/>
-        <w:rPr>
-          <w:rFonts w:ascii="Times New Roman" w:hAnsi="Times New Roman" w:cs="Times New Roman"/>
-          <w:color w:val="000000" w:themeColor="text1"/>
-          <w:sz w:val="28"/>
-          <w:szCs w:val="28"/>
-        </w:rPr>
-      </w:pPr>
-      <w:r>
-        <w:rPr>
-          <w:rFonts w:ascii="Times New Roman" w:hAnsi="Times New Roman" w:cs="Times New Roman"/>
-          <w:color w:val="000000" w:themeColor="text1"/>
-          <w:sz w:val="28"/>
-          <w:szCs w:val="28"/>
-        </w:rPr>
         <w:drawing>
-          <wp:inline distT="0" distB="0" distL="0" distR="0" wp14:anchorId="28AE76E9" wp14:editId="75175218">
-            <wp:extent cx="5972175" cy="2827020"/>
-            <wp:effectExtent l="0" t="0" r="9525" b="0"/>
-            <wp:docPr id="1871622415" name="Picture 1"/>
+          <wp:inline distT="0" distB="0" distL="0" distR="0" wp14:anchorId="213F391F" wp14:editId="4481F7DF">
+            <wp:extent cx="4791075" cy="4829175"/>
+            <wp:effectExtent l="0" t="0" r="9525" b="9525"/>
+            <wp:docPr id="1111750881" name="Picture 7"/>
             <wp:cNvGraphicFramePr>
               <a:graphicFrameLocks xmlns:a="http://schemas.openxmlformats.org/drawingml/2006/main" noChangeAspect="1"/>
             </wp:cNvGraphicFramePr>
@@ -9122,11 +10495,1769 @@
               <a:graphicData uri="http://schemas.openxmlformats.org/drawingml/2006/picture">
                 <pic:pic xmlns:pic="http://schemas.openxmlformats.org/drawingml/2006/picture">
                   <pic:nvPicPr>
-                    <pic:cNvPr id="1871622415" name=""/>
+                    <pic:cNvPr id="0" name="Picture 13"/>
+                    <pic:cNvPicPr>
+                      <a:picLocks noChangeAspect="1" noChangeArrowheads="1"/>
+                    </pic:cNvPicPr>
+                  </pic:nvPicPr>
+                  <pic:blipFill>
+                    <a:blip r:embed="rId40">
+                      <a:extLst>
+                        <a:ext uri="{28A0092B-C50C-407E-A947-70E740481C1C}">
+                          <a14:useLocalDpi xmlns:a14="http://schemas.microsoft.com/office/drawing/2010/main" val="0"/>
+                        </a:ext>
+                      </a:extLst>
+                    </a:blip>
+                    <a:srcRect/>
+                    <a:stretch>
+                      <a:fillRect/>
+                    </a:stretch>
+                  </pic:blipFill>
+                  <pic:spPr bwMode="auto">
+                    <a:xfrm>
+                      <a:off x="0" y="0"/>
+                      <a:ext cx="4791075" cy="4829175"/>
+                    </a:xfrm>
+                    <a:prstGeom prst="rect">
+                      <a:avLst/>
+                    </a:prstGeom>
+                    <a:noFill/>
+                    <a:ln>
+                      <a:noFill/>
+                    </a:ln>
+                  </pic:spPr>
+                </pic:pic>
+              </a:graphicData>
+            </a:graphic>
+          </wp:inline>
+        </w:drawing>
+      </w:r>
+    </w:p>
+    <w:p>
+      <w:pPr>
+        <w:rPr>
+          <w:rFonts w:ascii="Times New Roman" w:hAnsi="Times New Roman" w:cs="Times New Roman"/>
+          <w:b/>
+          <w:bCs/>
+          <w:sz w:val="28"/>
+          <w:szCs w:val="28"/>
+        </w:rPr>
+      </w:pPr>
+      <w:r>
+        <w:rPr>
+          <w:rFonts w:ascii="Times New Roman" w:hAnsi="Times New Roman" w:cs="Times New Roman"/>
+          <w:b/>
+          <w:bCs/>
+          <w:sz w:val="28"/>
+          <w:szCs w:val="28"/>
+        </w:rPr>
+        <w:br/>
+      </w:r>
+      <w:r>
+        <w:rPr>
+          <w:rFonts w:ascii="Times New Roman" w:hAnsi="Times New Roman" w:cs="Times New Roman"/>
+          <w:b/>
+          <w:bCs/>
+          <w:sz w:val="28"/>
+          <w:szCs w:val="28"/>
+        </w:rPr>
+        <w:br/>
+      </w:r>
+    </w:p>
+    <w:p>
+      <w:pPr>
+        <w:spacing w:after="160" w:line="278" w:lineRule="auto"/>
+        <w:ind w:left="0" w:firstLine="0"/>
+        <w:rPr>
+          <w:rFonts w:ascii="Times New Roman" w:hAnsi="Times New Roman" w:cs="Times New Roman"/>
+          <w:b/>
+          <w:bCs/>
+          <w:sz w:val="28"/>
+          <w:szCs w:val="28"/>
+        </w:rPr>
+      </w:pPr>
+      <w:r>
+        <w:rPr>
+          <w:rFonts w:ascii="Times New Roman" w:hAnsi="Times New Roman" w:cs="Times New Roman"/>
+          <w:b/>
+          <w:bCs/>
+          <w:sz w:val="28"/>
+          <w:szCs w:val="28"/>
+        </w:rPr>
+        <w:br w:type="page"/>
+      </w:r>
+    </w:p>
+    <w:p>
+      <w:pPr>
+        <w:rPr>
+          <w:rFonts w:ascii="Times New Roman" w:hAnsi="Times New Roman" w:cs="Times New Roman"/>
+          <w:b/>
+          <w:bCs/>
+          <w:sz w:val="28"/>
+          <w:szCs w:val="28"/>
+        </w:rPr>
+      </w:pPr>
+      <w:r>
+        <w:rPr>
+          <w:rFonts w:ascii="Times New Roman" w:hAnsi="Times New Roman" w:cs="Times New Roman"/>
+          <w:b/>
+          <w:bCs/>
+          <w:sz w:val="28"/>
+          <w:szCs w:val="28"/>
+        </w:rPr>
+        <w:lastRenderedPageBreak/>
+        <w:t>11</w:t>
+      </w:r>
+      <w:r>
+        <w:rPr>
+          <w:rFonts w:ascii="Times New Roman" w:hAnsi="Times New Roman" w:cs="Times New Roman"/>
+          <w:b/>
+          <w:bCs/>
+          <w:sz w:val="28"/>
+          <w:szCs w:val="28"/>
+        </w:rPr>
+        <w:t xml:space="preserve">. </w:t>
+      </w:r>
+      <w:r>
+        <w:rPr>
+          <w:rFonts w:ascii="Times New Roman" w:hAnsi="Times New Roman" w:cs="Times New Roman"/>
+          <w:b/>
+          <w:bCs/>
+          <w:sz w:val="28"/>
+          <w:szCs w:val="28"/>
+        </w:rPr>
+        <w:t>Use Case: Dashboard Thống kê (MoM &amp; Top Sellers)</w:t>
+      </w:r>
+    </w:p>
+    <w:p>
+      <w:pPr>
+        <w:ind w:left="0" w:firstLine="0"/>
+      </w:pPr>
+      <w:r>
+        <w:rPr>
+          <w:noProof/>
+        </w:rPr>
+        <w:drawing>
+          <wp:inline distT="0" distB="0" distL="0" distR="0" wp14:anchorId="49556F2E" wp14:editId="20C4E957">
+            <wp:extent cx="5972175" cy="5718810"/>
+            <wp:effectExtent l="0" t="0" r="9525" b="0"/>
+            <wp:docPr id="1621305364" name="Picture 8" descr="PlantUML Diagram"/>
+            <wp:cNvGraphicFramePr>
+              <a:graphicFrameLocks xmlns:a="http://schemas.openxmlformats.org/drawingml/2006/main" noChangeAspect="1"/>
+            </wp:cNvGraphicFramePr>
+            <a:graphic xmlns:a="http://schemas.openxmlformats.org/drawingml/2006/main">
+              <a:graphicData uri="http://schemas.openxmlformats.org/drawingml/2006/picture">
+                <pic:pic xmlns:pic="http://schemas.openxmlformats.org/drawingml/2006/picture">
+                  <pic:nvPicPr>
+                    <pic:cNvPr id="0" name="Picture 15" descr="PlantUML Diagram"/>
+                    <pic:cNvPicPr>
+                      <a:picLocks noChangeAspect="1" noChangeArrowheads="1"/>
+                    </pic:cNvPicPr>
+                  </pic:nvPicPr>
+                  <pic:blipFill>
+                    <a:blip r:embed="rId41">
+                      <a:extLst>
+                        <a:ext uri="{28A0092B-C50C-407E-A947-70E740481C1C}">
+                          <a14:useLocalDpi xmlns:a14="http://schemas.microsoft.com/office/drawing/2010/main" val="0"/>
+                        </a:ext>
+                      </a:extLst>
+                    </a:blip>
+                    <a:srcRect/>
+                    <a:stretch>
+                      <a:fillRect/>
+                    </a:stretch>
+                  </pic:blipFill>
+                  <pic:spPr bwMode="auto">
+                    <a:xfrm>
+                      <a:off x="0" y="0"/>
+                      <a:ext cx="5972175" cy="5718810"/>
+                    </a:xfrm>
+                    <a:prstGeom prst="rect">
+                      <a:avLst/>
+                    </a:prstGeom>
+                    <a:noFill/>
+                    <a:ln>
+                      <a:noFill/>
+                    </a:ln>
+                  </pic:spPr>
+                </pic:pic>
+              </a:graphicData>
+            </a:graphic>
+          </wp:inline>
+        </w:drawing>
+      </w:r>
+    </w:p>
+    <w:p>
+      <w:pPr>
+        <w:spacing w:after="160" w:line="278" w:lineRule="auto"/>
+        <w:ind w:left="0" w:firstLine="0"/>
+        <w:rPr>
+          <w:rFonts w:ascii="Times New Roman" w:hAnsi="Times New Roman" w:cs="Times New Roman"/>
+          <w:b/>
+          <w:bCs/>
+          <w:sz w:val="28"/>
+          <w:szCs w:val="28"/>
+        </w:rPr>
+      </w:pPr>
+      <w:r>
+        <w:rPr>
+          <w:rFonts w:ascii="Times New Roman" w:hAnsi="Times New Roman" w:cs="Times New Roman"/>
+          <w:b/>
+          <w:bCs/>
+          <w:sz w:val="28"/>
+          <w:szCs w:val="28"/>
+        </w:rPr>
+        <w:br w:type="page"/>
+      </w:r>
+    </w:p>
+    <w:p>
+      <w:pPr>
+        <w:spacing w:after="160" w:line="278" w:lineRule="auto"/>
+        <w:ind w:left="0" w:firstLine="0"/>
+        <w:rPr>
+          <w:rFonts w:ascii="Times New Roman" w:hAnsi="Times New Roman" w:cs="Times New Roman"/>
+          <w:b/>
+          <w:bCs/>
+          <w:sz w:val="28"/>
+          <w:szCs w:val="28"/>
+        </w:rPr>
+      </w:pPr>
+      <w:r>
+        <w:rPr>
+          <w:rFonts w:ascii="Times New Roman" w:hAnsi="Times New Roman" w:cs="Times New Roman"/>
+          <w:b/>
+          <w:bCs/>
+          <w:sz w:val="28"/>
+          <w:szCs w:val="28"/>
+        </w:rPr>
+        <w:lastRenderedPageBreak/>
+        <w:t>12</w:t>
+      </w:r>
+      <w:r>
+        <w:rPr>
+          <w:rFonts w:ascii="Times New Roman" w:hAnsi="Times New Roman" w:cs="Times New Roman"/>
+          <w:b/>
+          <w:bCs/>
+          <w:sz w:val="28"/>
+          <w:szCs w:val="28"/>
+        </w:rPr>
+        <w:t>.</w:t>
+      </w:r>
+      <w:r>
+        <w:rPr>
+          <w:rFonts w:ascii="Times New Roman" w:hAnsi="Times New Roman" w:cs="Times New Roman"/>
+          <w:sz w:val="28"/>
+          <w:szCs w:val="28"/>
+        </w:rPr>
+        <w:t xml:space="preserve"> </w:t>
+      </w:r>
+      <w:r>
+        <w:rPr>
+          <w:rFonts w:ascii="Times New Roman" w:hAnsi="Times New Roman" w:cs="Times New Roman"/>
+          <w:b/>
+          <w:bCs/>
+          <w:sz w:val="28"/>
+          <w:szCs w:val="28"/>
+        </w:rPr>
+        <w:t>Restock Sản phẩm (Nhập thêm hàng)</w:t>
+      </w:r>
+    </w:p>
+    <w:p>
+      <w:pPr>
+        <w:spacing w:after="160" w:line="278" w:lineRule="auto"/>
+        <w:ind w:left="0" w:firstLine="0"/>
+        <w:rPr>
+          <w:rFonts w:ascii="Times New Roman" w:hAnsi="Times New Roman" w:cs="Times New Roman"/>
+          <w:b/>
+          <w:bCs/>
+          <w:sz w:val="28"/>
+          <w:szCs w:val="28"/>
+        </w:rPr>
+      </w:pPr>
+      <w:r>
+        <w:rPr>
+          <w:noProof/>
+        </w:rPr>
+        <w:drawing>
+          <wp:inline distT="0" distB="0" distL="0" distR="0" wp14:anchorId="09E60B52" wp14:editId="6A8B469B">
+            <wp:extent cx="3589655" cy="5705475"/>
+            <wp:effectExtent l="0" t="0" r="0" b="9525"/>
+            <wp:docPr id="790596834" name="Picture 10"/>
+            <wp:cNvGraphicFramePr>
+              <a:graphicFrameLocks xmlns:a="http://schemas.openxmlformats.org/drawingml/2006/main" noChangeAspect="1"/>
+            </wp:cNvGraphicFramePr>
+            <a:graphic xmlns:a="http://schemas.openxmlformats.org/drawingml/2006/main">
+              <a:graphicData uri="http://schemas.openxmlformats.org/drawingml/2006/picture">
+                <pic:pic xmlns:pic="http://schemas.openxmlformats.org/drawingml/2006/picture">
+                  <pic:nvPicPr>
+                    <pic:cNvPr id="0" name="Picture 19"/>
+                    <pic:cNvPicPr>
+                      <a:picLocks noChangeAspect="1" noChangeArrowheads="1"/>
+                    </pic:cNvPicPr>
+                  </pic:nvPicPr>
+                  <pic:blipFill>
+                    <a:blip r:embed="rId42">
+                      <a:extLst>
+                        <a:ext uri="{28A0092B-C50C-407E-A947-70E740481C1C}">
+                          <a14:useLocalDpi xmlns:a14="http://schemas.microsoft.com/office/drawing/2010/main" val="0"/>
+                        </a:ext>
+                      </a:extLst>
+                    </a:blip>
+                    <a:srcRect/>
+                    <a:stretch>
+                      <a:fillRect/>
+                    </a:stretch>
+                  </pic:blipFill>
+                  <pic:spPr bwMode="auto">
+                    <a:xfrm>
+                      <a:off x="0" y="0"/>
+                      <a:ext cx="3589655" cy="5705475"/>
+                    </a:xfrm>
+                    <a:prstGeom prst="rect">
+                      <a:avLst/>
+                    </a:prstGeom>
+                    <a:noFill/>
+                    <a:ln>
+                      <a:noFill/>
+                    </a:ln>
+                  </pic:spPr>
+                </pic:pic>
+              </a:graphicData>
+            </a:graphic>
+          </wp:inline>
+        </w:drawing>
+      </w:r>
+    </w:p>
+    <w:p>
+      <w:pPr>
+        <w:spacing w:after="160" w:line="278" w:lineRule="auto"/>
+        <w:ind w:left="0" w:firstLine="0"/>
+        <w:rPr>
+          <w:rFonts w:ascii="Times New Roman" w:hAnsi="Times New Roman" w:cs="Times New Roman"/>
+          <w:b/>
+          <w:bCs/>
+          <w:sz w:val="28"/>
+          <w:szCs w:val="28"/>
+        </w:rPr>
+      </w:pPr>
+      <w:r>
+        <w:rPr>
+          <w:rFonts w:ascii="Times New Roman" w:hAnsi="Times New Roman" w:cs="Times New Roman"/>
+          <w:b/>
+          <w:bCs/>
+          <w:sz w:val="28"/>
+          <w:szCs w:val="28"/>
+        </w:rPr>
+        <w:br w:type="column"/>
+      </w:r>
+      <w:r>
+        <w:rPr>
+          <w:rFonts w:ascii="Times New Roman" w:hAnsi="Times New Roman" w:cs="Times New Roman"/>
+          <w:b/>
+          <w:bCs/>
+          <w:sz w:val="28"/>
+          <w:szCs w:val="28"/>
+        </w:rPr>
+        <w:lastRenderedPageBreak/>
+        <w:t>1</w:t>
+      </w:r>
+      <w:r>
+        <w:rPr>
+          <w:rFonts w:ascii="Times New Roman" w:hAnsi="Times New Roman" w:cs="Times New Roman"/>
+          <w:b/>
+          <w:bCs/>
+          <w:sz w:val="28"/>
+          <w:szCs w:val="28"/>
+        </w:rPr>
+        <w:t>3</w:t>
+      </w:r>
+      <w:r>
+        <w:rPr>
+          <w:rFonts w:ascii="Times New Roman" w:hAnsi="Times New Roman" w:cs="Times New Roman"/>
+          <w:b/>
+          <w:bCs/>
+          <w:sz w:val="28"/>
+          <w:szCs w:val="28"/>
+        </w:rPr>
+        <w:t>.</w:t>
+      </w:r>
+      <w:r>
+        <w:rPr>
+          <w:rFonts w:ascii="Times New Roman" w:hAnsi="Times New Roman" w:cs="Times New Roman"/>
+          <w:sz w:val="28"/>
+          <w:szCs w:val="28"/>
+        </w:rPr>
+        <w:t xml:space="preserve"> </w:t>
+      </w:r>
+      <w:r>
+        <w:rPr>
+          <w:rFonts w:ascii="Times New Roman" w:hAnsi="Times New Roman" w:cs="Times New Roman"/>
+          <w:b/>
+          <w:bCs/>
+          <w:sz w:val="28"/>
+          <w:szCs w:val="28"/>
+        </w:rPr>
+        <w:t>Use Case: Cảnh báo Tồn kho thấp (&lt; 10)</w:t>
+      </w:r>
+    </w:p>
+    <w:p>
+      <w:pPr>
+        <w:spacing w:after="160" w:line="278" w:lineRule="auto"/>
+        <w:ind w:left="0" w:firstLine="0"/>
+        <w:rPr>
+          <w:rFonts w:ascii="Times New Roman" w:hAnsi="Times New Roman" w:cs="Times New Roman"/>
+          <w:b/>
+          <w:bCs/>
+          <w:sz w:val="28"/>
+          <w:szCs w:val="28"/>
+        </w:rPr>
+      </w:pPr>
+      <w:r>
+        <w:rPr>
+          <w:noProof/>
+        </w:rPr>
+        <w:drawing>
+          <wp:inline distT="0" distB="0" distL="0" distR="0" wp14:anchorId="34F5EF17" wp14:editId="49C8D711">
+            <wp:extent cx="5236845" cy="6000115"/>
+            <wp:effectExtent l="0" t="0" r="1905" b="635"/>
+            <wp:docPr id="370404475" name="Picture 11"/>
+            <wp:cNvGraphicFramePr>
+              <a:graphicFrameLocks xmlns:a="http://schemas.openxmlformats.org/drawingml/2006/main" noChangeAspect="1"/>
+            </wp:cNvGraphicFramePr>
+            <a:graphic xmlns:a="http://schemas.openxmlformats.org/drawingml/2006/main">
+              <a:graphicData uri="http://schemas.openxmlformats.org/drawingml/2006/picture">
+                <pic:pic xmlns:pic="http://schemas.openxmlformats.org/drawingml/2006/picture">
+                  <pic:nvPicPr>
+                    <pic:cNvPr id="0" name="Picture 21"/>
+                    <pic:cNvPicPr>
+                      <a:picLocks noChangeAspect="1" noChangeArrowheads="1"/>
+                    </pic:cNvPicPr>
+                  </pic:nvPicPr>
+                  <pic:blipFill>
+                    <a:blip r:embed="rId43">
+                      <a:extLst>
+                        <a:ext uri="{28A0092B-C50C-407E-A947-70E740481C1C}">
+                          <a14:useLocalDpi xmlns:a14="http://schemas.microsoft.com/office/drawing/2010/main" val="0"/>
+                        </a:ext>
+                      </a:extLst>
+                    </a:blip>
+                    <a:srcRect/>
+                    <a:stretch>
+                      <a:fillRect/>
+                    </a:stretch>
+                  </pic:blipFill>
+                  <pic:spPr bwMode="auto">
+                    <a:xfrm>
+                      <a:off x="0" y="0"/>
+                      <a:ext cx="5236845" cy="6000115"/>
+                    </a:xfrm>
+                    <a:prstGeom prst="rect">
+                      <a:avLst/>
+                    </a:prstGeom>
+                    <a:noFill/>
+                    <a:ln>
+                      <a:noFill/>
+                    </a:ln>
+                  </pic:spPr>
+                </pic:pic>
+              </a:graphicData>
+            </a:graphic>
+          </wp:inline>
+        </w:drawing>
+      </w:r>
+    </w:p>
+    <w:p>
+      <w:pPr>
+        <w:spacing w:after="160" w:line="278" w:lineRule="auto"/>
+        <w:ind w:left="0" w:firstLine="0"/>
+        <w:rPr>
+          <w:rFonts w:ascii="Times New Roman" w:hAnsi="Times New Roman" w:cs="Times New Roman"/>
+          <w:b/>
+          <w:bCs/>
+          <w:sz w:val="28"/>
+          <w:szCs w:val="28"/>
+        </w:rPr>
+      </w:pPr>
+      <w:r>
+        <w:rPr>
+          <w:rFonts w:ascii="Times New Roman" w:hAnsi="Times New Roman" w:cs="Times New Roman"/>
+          <w:b/>
+          <w:bCs/>
+          <w:sz w:val="28"/>
+          <w:szCs w:val="28"/>
+        </w:rPr>
+        <w:br w:type="page"/>
+      </w:r>
+    </w:p>
+    <w:p>
+      <w:pPr>
+        <w:spacing w:after="160" w:line="278" w:lineRule="auto"/>
+        <w:ind w:left="0" w:firstLine="0"/>
+        <w:rPr>
+          <w:rFonts w:ascii="Times New Roman" w:hAnsi="Times New Roman" w:cs="Times New Roman"/>
+          <w:b/>
+          <w:bCs/>
+          <w:sz w:val="28"/>
+          <w:szCs w:val="28"/>
+        </w:rPr>
+      </w:pPr>
+    </w:p>
+    <w:p>
+      <w:pPr>
+        <w:spacing w:after="160" w:line="278" w:lineRule="auto"/>
+        <w:ind w:left="0" w:firstLine="0"/>
+        <w:rPr>
+          <w:rFonts w:ascii="Times New Roman" w:hAnsi="Times New Roman" w:cs="Times New Roman"/>
+          <w:b/>
+          <w:bCs/>
+          <w:sz w:val="28"/>
+          <w:szCs w:val="28"/>
+        </w:rPr>
+      </w:pPr>
+      <w:r>
+        <w:rPr>
+          <w:rFonts w:ascii="Times New Roman" w:hAnsi="Times New Roman" w:cs="Times New Roman"/>
+          <w:b/>
+          <w:bCs/>
+          <w:sz w:val="28"/>
+          <w:szCs w:val="28"/>
+        </w:rPr>
+        <w:t>1</w:t>
+      </w:r>
+      <w:r>
+        <w:rPr>
+          <w:rFonts w:ascii="Times New Roman" w:hAnsi="Times New Roman" w:cs="Times New Roman"/>
+          <w:b/>
+          <w:bCs/>
+          <w:sz w:val="28"/>
+          <w:szCs w:val="28"/>
+        </w:rPr>
+        <w:t>4</w:t>
+      </w:r>
+      <w:r>
+        <w:rPr>
+          <w:rFonts w:ascii="Times New Roman" w:hAnsi="Times New Roman" w:cs="Times New Roman"/>
+          <w:b/>
+          <w:bCs/>
+          <w:sz w:val="28"/>
+          <w:szCs w:val="28"/>
+        </w:rPr>
+        <w:t>.</w:t>
+      </w:r>
+      <w:r>
+        <w:rPr>
+          <w:rFonts w:ascii="Times New Roman" w:hAnsi="Times New Roman" w:cs="Times New Roman"/>
+          <w:sz w:val="28"/>
+          <w:szCs w:val="28"/>
+        </w:rPr>
+        <w:t xml:space="preserve"> </w:t>
+      </w:r>
+      <w:r>
+        <w:rPr>
+          <w:rFonts w:ascii="Times New Roman" w:hAnsi="Times New Roman" w:cs="Times New Roman"/>
+          <w:b/>
+          <w:bCs/>
+          <w:sz w:val="28"/>
+          <w:szCs w:val="28"/>
+        </w:rPr>
+        <w:t>Use Case: Hoàn kho tự động (Auto-Restock on Cancel)</w:t>
+      </w:r>
+    </w:p>
+    <w:p>
+      <w:pPr>
+        <w:spacing w:after="160" w:line="278" w:lineRule="auto"/>
+        <w:ind w:left="0" w:firstLine="0"/>
+        <w:rPr>
+          <w:rFonts w:ascii="Times New Roman" w:hAnsi="Times New Roman" w:cs="Times New Roman"/>
+          <w:b/>
+          <w:bCs/>
+          <w:sz w:val="28"/>
+          <w:szCs w:val="28"/>
+        </w:rPr>
+      </w:pPr>
+      <w:r>
+        <w:rPr>
+          <w:noProof/>
+        </w:rPr>
+        <w:drawing>
+          <wp:inline distT="0" distB="0" distL="0" distR="0" wp14:anchorId="3C72BE8A" wp14:editId="6BD33963">
+            <wp:extent cx="3121025" cy="5984875"/>
+            <wp:effectExtent l="0" t="0" r="3175" b="0"/>
+            <wp:docPr id="367882425" name="Picture 9"/>
+            <wp:cNvGraphicFramePr>
+              <a:graphicFrameLocks xmlns:a="http://schemas.openxmlformats.org/drawingml/2006/main" noChangeAspect="1"/>
+            </wp:cNvGraphicFramePr>
+            <a:graphic xmlns:a="http://schemas.openxmlformats.org/drawingml/2006/main">
+              <a:graphicData uri="http://schemas.openxmlformats.org/drawingml/2006/picture">
+                <pic:pic xmlns:pic="http://schemas.openxmlformats.org/drawingml/2006/picture">
+                  <pic:nvPicPr>
+                    <pic:cNvPr id="0" name="Picture 17"/>
+                    <pic:cNvPicPr>
+                      <a:picLocks noChangeAspect="1" noChangeArrowheads="1"/>
+                    </pic:cNvPicPr>
+                  </pic:nvPicPr>
+                  <pic:blipFill>
+                    <a:blip r:embed="rId44">
+                      <a:extLst>
+                        <a:ext uri="{28A0092B-C50C-407E-A947-70E740481C1C}">
+                          <a14:useLocalDpi xmlns:a14="http://schemas.microsoft.com/office/drawing/2010/main" val="0"/>
+                        </a:ext>
+                      </a:extLst>
+                    </a:blip>
+                    <a:srcRect/>
+                    <a:stretch>
+                      <a:fillRect/>
+                    </a:stretch>
+                  </pic:blipFill>
+                  <pic:spPr bwMode="auto">
+                    <a:xfrm>
+                      <a:off x="0" y="0"/>
+                      <a:ext cx="3121025" cy="5984875"/>
+                    </a:xfrm>
+                    <a:prstGeom prst="rect">
+                      <a:avLst/>
+                    </a:prstGeom>
+                    <a:noFill/>
+                    <a:ln>
+                      <a:noFill/>
+                    </a:ln>
+                  </pic:spPr>
+                </pic:pic>
+              </a:graphicData>
+            </a:graphic>
+          </wp:inline>
+        </w:drawing>
+      </w:r>
+    </w:p>
+    <w:p>
+      <w:pPr>
+        <w:spacing w:after="160" w:line="278" w:lineRule="auto"/>
+        <w:ind w:left="0" w:firstLine="0"/>
+        <w:rPr>
+          <w:rFonts w:ascii="Times New Roman" w:eastAsiaTheme="majorEastAsia" w:hAnsi="Times New Roman" w:cs="Times New Roman"/>
+          <w:b/>
+          <w:bCs/>
+          <w:color w:val="000000" w:themeColor="text1"/>
+          <w:sz w:val="28"/>
+          <w:szCs w:val="28"/>
+        </w:rPr>
+      </w:pPr>
+      <w:r>
+        <w:rPr>
+          <w:rFonts w:ascii="Times New Roman" w:hAnsi="Times New Roman" w:cs="Times New Roman"/>
+          <w:b/>
+          <w:bCs/>
+          <w:color w:val="000000" w:themeColor="text1"/>
+          <w:sz w:val="28"/>
+          <w:szCs w:val="28"/>
+        </w:rPr>
+        <w:br w:type="page"/>
+      </w:r>
+    </w:p>
+    <w:p>
+      <w:pPr>
+        <w:pStyle w:val="Heading1"/>
+        <w:numPr>
+          <w:ilvl w:val="0"/>
+          <w:numId w:val="38"/>
+        </w:numPr>
+        <w:rPr>
+          <w:rFonts w:ascii="Times New Roman" w:hAnsi="Times New Roman" w:cs="Times New Roman"/>
+          <w:b/>
+          <w:bCs/>
+          <w:color w:val="000000" w:themeColor="text1"/>
+          <w:sz w:val="28"/>
+          <w:szCs w:val="28"/>
+        </w:rPr>
+      </w:pPr>
+      <w:r>
+        <w:rPr>
+          <w:rFonts w:ascii="Times New Roman" w:hAnsi="Times New Roman" w:cs="Times New Roman"/>
+          <w:b/>
+          <w:bCs/>
+          <w:color w:val="000000" w:themeColor="text1"/>
+          <w:sz w:val="28"/>
+          <w:szCs w:val="28"/>
+        </w:rPr>
+        <w:lastRenderedPageBreak/>
+        <w:t>ER</w:t>
+      </w:r>
+      <w:r>
+        <w:rPr>
+          <w:rFonts w:ascii="Times New Roman" w:hAnsi="Times New Roman" w:cs="Times New Roman"/>
+          <w:b/>
+          <w:bCs/>
+          <w:color w:val="000000" w:themeColor="text1"/>
+          <w:sz w:val="28"/>
+          <w:szCs w:val="28"/>
+        </w:rPr>
+        <w:t>D</w:t>
+      </w:r>
+    </w:p>
+    <w:p>
+      <w:pPr>
+        <w:ind w:left="-15" w:firstLine="0"/>
+        <w:rPr>
+          <w:rFonts w:ascii="Times New Roman" w:hAnsi="Times New Roman" w:cs="Times New Roman"/>
+          <w:b/>
+          <w:bCs/>
+          <w:color w:val="000000" w:themeColor="text1"/>
+          <w:sz w:val="28"/>
+          <w:szCs w:val="28"/>
+        </w:rPr>
+      </w:pPr>
+      <w:r>
+        <w:rPr>
+          <w:rFonts w:ascii="Times New Roman" w:hAnsi="Times New Roman" w:cs="Times New Roman"/>
+          <w:b/>
+          <w:bCs/>
+          <w:color w:val="000000" w:themeColor="text1"/>
+          <w:sz w:val="28"/>
+          <w:szCs w:val="28"/>
+        </w:rPr>
+        <w:t>Hệ thống quản lý dữ liệu cho website INFINITY</w:t>
+      </w:r>
+    </w:p>
+    <w:p>
+      <w:pPr>
+        <w:ind w:left="-15" w:firstLine="0"/>
+        <w:rPr>
+          <w:rFonts w:ascii="Times New Roman" w:hAnsi="Times New Roman" w:cs="Times New Roman"/>
+          <w:color w:val="000000" w:themeColor="text1"/>
+          <w:sz w:val="28"/>
+          <w:szCs w:val="28"/>
+        </w:rPr>
+      </w:pPr>
+      <w:r>
+        <w:rPr>
+          <w:rFonts w:ascii="Times New Roman" w:hAnsi="Times New Roman" w:cs="Times New Roman"/>
+          <w:color w:val="000000" w:themeColor="text1"/>
+          <w:sz w:val="28"/>
+          <w:szCs w:val="28"/>
+        </w:rPr>
+        <w:t xml:space="preserve">INFINITY là một nền tảng thương mại điện tử chuyên kinh doanh các sản phẩm thời trang và phụ kiện thể thao (đặc biệt là các sản phẩm liên quan đến FC Barcelona). Hệ thống được xây dựng dựa trên kiến trúc hiện đại với cơ sở dữ liệu phi quan hệ (NoSQL) là </w:t>
+      </w:r>
+      <w:r>
+        <w:rPr>
+          <w:rFonts w:ascii="Times New Roman" w:hAnsi="Times New Roman" w:cs="Times New Roman"/>
+          <w:b/>
+          <w:bCs/>
+          <w:color w:val="000000" w:themeColor="text1"/>
+          <w:sz w:val="28"/>
+          <w:szCs w:val="28"/>
+        </w:rPr>
+        <w:t>MongoDB</w:t>
+      </w:r>
+      <w:r>
+        <w:rPr>
+          <w:rFonts w:ascii="Times New Roman" w:hAnsi="Times New Roman" w:cs="Times New Roman"/>
+          <w:color w:val="000000" w:themeColor="text1"/>
+          <w:sz w:val="28"/>
+          <w:szCs w:val="28"/>
+        </w:rPr>
+        <w:t>.</w:t>
+      </w:r>
+    </w:p>
+    <w:p>
+      <w:pPr>
+        <w:ind w:left="-15" w:firstLine="0"/>
+        <w:rPr>
+          <w:rFonts w:ascii="Times New Roman" w:hAnsi="Times New Roman" w:cs="Times New Roman"/>
+          <w:color w:val="000000" w:themeColor="text1"/>
+          <w:sz w:val="28"/>
+          <w:szCs w:val="28"/>
+        </w:rPr>
+      </w:pPr>
+      <w:r>
+        <w:rPr>
+          <w:rFonts w:ascii="Times New Roman" w:hAnsi="Times New Roman" w:cs="Times New Roman"/>
+          <w:color w:val="000000" w:themeColor="text1"/>
+          <w:sz w:val="28"/>
+          <w:szCs w:val="28"/>
+        </w:rPr>
+        <w:t xml:space="preserve">Thiết kế dữ liệu của INFINITY tận dụng tối đa thế mạnh của NoSQL thông qua việc sử dụng cấu trúc dữ liệu nhúng (Embedded Documents) như Object và Array. Thay vì phải tạo ra hàng chục bảng rời rạc và dùng các phép JOIN phức tạp như SQL truyền thống, INFINITY cô đọng toàn bộ nghiệp vụ cốt lõi vào </w:t>
+      </w:r>
+      <w:r>
+        <w:rPr>
+          <w:rFonts w:ascii="Times New Roman" w:hAnsi="Times New Roman" w:cs="Times New Roman"/>
+          <w:b/>
+          <w:bCs/>
+          <w:color w:val="000000" w:themeColor="text1"/>
+          <w:sz w:val="28"/>
+          <w:szCs w:val="28"/>
+        </w:rPr>
+        <w:t>5 Collection (Bảng)</w:t>
+      </w:r>
+      <w:r>
+        <w:rPr>
+          <w:rFonts w:ascii="Times New Roman" w:hAnsi="Times New Roman" w:cs="Times New Roman"/>
+          <w:color w:val="000000" w:themeColor="text1"/>
+          <w:sz w:val="28"/>
+          <w:szCs w:val="28"/>
+        </w:rPr>
+        <w:t xml:space="preserve"> chính. Điều này giúp tối ưu hóa tốc độ truy xuất dữ liệu, đáp ứng tốt lượng truy cập lớn và mang lại trải nghiệm mượt mà cho khách hàng cả ở giao diện Storefront lẫn Admin Dashboard.</w:t>
+      </w:r>
+    </w:p>
+    <w:p>
+      <w:pPr>
+        <w:ind w:left="-15" w:firstLine="0"/>
+        <w:rPr>
+          <w:rFonts w:ascii="Times New Roman" w:hAnsi="Times New Roman" w:cs="Times New Roman"/>
+          <w:b/>
+          <w:bCs/>
+          <w:color w:val="000000" w:themeColor="text1"/>
+          <w:sz w:val="28"/>
+          <w:szCs w:val="28"/>
+        </w:rPr>
+      </w:pPr>
+      <w:r>
+        <w:rPr>
+          <w:rFonts w:ascii="Times New Roman" w:hAnsi="Times New Roman" w:cs="Times New Roman"/>
+          <w:b/>
+          <w:bCs/>
+          <w:color w:val="000000" w:themeColor="text1"/>
+          <w:sz w:val="28"/>
+          <w:szCs w:val="28"/>
+        </w:rPr>
+        <w:t>Mô tả chi tiết các Bảng (Collections)</w:t>
+      </w:r>
+    </w:p>
+    <w:p>
+      <w:pPr>
+        <w:ind w:left="-15" w:firstLine="0"/>
+        <w:rPr>
+          <w:rFonts w:ascii="Times New Roman" w:hAnsi="Times New Roman" w:cs="Times New Roman"/>
+          <w:b/>
+          <w:bCs/>
+          <w:color w:val="000000" w:themeColor="text1"/>
+          <w:sz w:val="28"/>
+          <w:szCs w:val="28"/>
+        </w:rPr>
+      </w:pPr>
+      <w:r>
+        <w:rPr>
+          <w:rFonts w:ascii="Times New Roman" w:hAnsi="Times New Roman" w:cs="Times New Roman"/>
+          <w:b/>
+          <w:bCs/>
+          <w:color w:val="000000" w:themeColor="text1"/>
+          <w:sz w:val="28"/>
+          <w:szCs w:val="28"/>
+        </w:rPr>
+        <w:t>Bảng Người dùng (USERS)</w:t>
+      </w:r>
+    </w:p>
+    <w:p>
+      <w:pPr>
+        <w:ind w:left="-15" w:firstLine="0"/>
+        <w:rPr>
+          <w:rFonts w:ascii="Times New Roman" w:hAnsi="Times New Roman" w:cs="Times New Roman"/>
+          <w:color w:val="000000" w:themeColor="text1"/>
+          <w:sz w:val="28"/>
+          <w:szCs w:val="28"/>
+        </w:rPr>
+      </w:pPr>
+      <w:r>
+        <w:rPr>
+          <w:rFonts w:ascii="Times New Roman" w:hAnsi="Times New Roman" w:cs="Times New Roman"/>
+          <w:color w:val="000000" w:themeColor="text1"/>
+          <w:sz w:val="28"/>
+          <w:szCs w:val="28"/>
+        </w:rPr>
+        <w:t>Bảng này đóng vai trò quản lý định danh, xác thực và lưu trữ các trạng thái cá nhân hóa của khách hàng.</w:t>
+      </w:r>
+    </w:p>
+    <w:p>
+      <w:pPr>
+        <w:numPr>
+          <w:ilvl w:val="0"/>
+          <w:numId w:val="68"/>
+        </w:numPr>
+        <w:rPr>
+          <w:rFonts w:ascii="Times New Roman" w:hAnsi="Times New Roman" w:cs="Times New Roman"/>
+          <w:color w:val="000000" w:themeColor="text1"/>
+          <w:sz w:val="28"/>
+          <w:szCs w:val="28"/>
+        </w:rPr>
+      </w:pPr>
+      <w:r>
+        <w:rPr>
+          <w:rFonts w:ascii="Times New Roman" w:hAnsi="Times New Roman" w:cs="Times New Roman"/>
+          <w:b/>
+          <w:bCs/>
+          <w:color w:val="000000" w:themeColor="text1"/>
+          <w:sz w:val="28"/>
+          <w:szCs w:val="28"/>
+        </w:rPr>
+        <w:t>name, email, password</w:t>
+      </w:r>
+      <w:r>
+        <w:rPr>
+          <w:rFonts w:ascii="Times New Roman" w:hAnsi="Times New Roman" w:cs="Times New Roman"/>
+          <w:color w:val="000000" w:themeColor="text1"/>
+          <w:sz w:val="28"/>
+          <w:szCs w:val="28"/>
+        </w:rPr>
+        <w:t>: Các trường cơ bản để định danh và đăng nhập. Trong đó email được thiết lập unique: true để đảm bảo không có tài khoản trùng lặp.</w:t>
+      </w:r>
+    </w:p>
+    <w:p>
+      <w:pPr>
+        <w:numPr>
+          <w:ilvl w:val="0"/>
+          <w:numId w:val="68"/>
+        </w:numPr>
+        <w:rPr>
+          <w:rFonts w:ascii="Times New Roman" w:hAnsi="Times New Roman" w:cs="Times New Roman"/>
+          <w:color w:val="000000" w:themeColor="text1"/>
+          <w:sz w:val="28"/>
+          <w:szCs w:val="28"/>
+        </w:rPr>
+      </w:pPr>
+      <w:r>
+        <w:rPr>
+          <w:rFonts w:ascii="Times New Roman" w:hAnsi="Times New Roman" w:cs="Times New Roman"/>
+          <w:b/>
+          <w:bCs/>
+          <w:color w:val="000000" w:themeColor="text1"/>
+          <w:sz w:val="28"/>
+          <w:szCs w:val="28"/>
+        </w:rPr>
+        <w:t>cartData (Object)</w:t>
+      </w:r>
+      <w:r>
+        <w:rPr>
+          <w:rFonts w:ascii="Times New Roman" w:hAnsi="Times New Roman" w:cs="Times New Roman"/>
+          <w:color w:val="000000" w:themeColor="text1"/>
+          <w:sz w:val="28"/>
+          <w:szCs w:val="28"/>
+        </w:rPr>
+        <w:t>: Đây là một thiết kế nhúng cực kỳ tối ưu. Thay vì làm một bảng Giỏ hàng (Cart) riêng, hệ thống lưu trực tiếp giỏ hàng vào tài khoản người dùng dưới dạng một Object. Nó giúp load giỏ hàng ngay lập tức khi user đăng nhập.</w:t>
+      </w:r>
+    </w:p>
+    <w:p>
+      <w:pPr>
+        <w:numPr>
+          <w:ilvl w:val="0"/>
+          <w:numId w:val="68"/>
+        </w:numPr>
+        <w:rPr>
+          <w:rFonts w:ascii="Times New Roman" w:hAnsi="Times New Roman" w:cs="Times New Roman"/>
+          <w:color w:val="000000" w:themeColor="text1"/>
+          <w:sz w:val="28"/>
+          <w:szCs w:val="28"/>
+        </w:rPr>
+      </w:pPr>
+      <w:r>
+        <w:rPr>
+          <w:rFonts w:ascii="Times New Roman" w:hAnsi="Times New Roman" w:cs="Times New Roman"/>
+          <w:b/>
+          <w:bCs/>
+          <w:color w:val="000000" w:themeColor="text1"/>
+          <w:sz w:val="28"/>
+          <w:szCs w:val="28"/>
+        </w:rPr>
+        <w:t>usedVouchers (Array)</w:t>
+      </w:r>
+      <w:r>
+        <w:rPr>
+          <w:rFonts w:ascii="Times New Roman" w:hAnsi="Times New Roman" w:cs="Times New Roman"/>
+          <w:color w:val="000000" w:themeColor="text1"/>
+          <w:sz w:val="28"/>
+          <w:szCs w:val="28"/>
+        </w:rPr>
+        <w:t>: Mảng lưu trữ danh sách các mã giảm giá mà người dùng này đã sử dụng (Ví dụ: BARCA20), giúp hệ thống dễ dàng chặn việc một người dùng xài lại một mã ưu đãi nhiều lần.</w:t>
+      </w:r>
+    </w:p>
+    <w:p>
+      <w:pPr>
+        <w:numPr>
+          <w:ilvl w:val="0"/>
+          <w:numId w:val="68"/>
+        </w:numPr>
+        <w:rPr>
+          <w:rFonts w:ascii="Times New Roman" w:hAnsi="Times New Roman" w:cs="Times New Roman"/>
+          <w:color w:val="000000" w:themeColor="text1"/>
+          <w:sz w:val="28"/>
+          <w:szCs w:val="28"/>
+        </w:rPr>
+      </w:pPr>
+      <w:r>
+        <w:rPr>
+          <w:rFonts w:ascii="Times New Roman" w:hAnsi="Times New Roman" w:cs="Times New Roman"/>
+          <w:b/>
+          <w:bCs/>
+          <w:color w:val="000000" w:themeColor="text1"/>
+          <w:sz w:val="28"/>
+          <w:szCs w:val="28"/>
+        </w:rPr>
+        <w:t>status (String)</w:t>
+      </w:r>
+      <w:r>
+        <w:rPr>
+          <w:rFonts w:ascii="Times New Roman" w:hAnsi="Times New Roman" w:cs="Times New Roman"/>
+          <w:color w:val="000000" w:themeColor="text1"/>
+          <w:sz w:val="28"/>
+          <w:szCs w:val="28"/>
+        </w:rPr>
+        <w:t>: Trạng thái tài khoản (mặc định là 'Active'), cho phép Admin có thể khóa (ban) tài khoản nếu cần thiết.</w:t>
+      </w:r>
+    </w:p>
+    <w:p>
+      <w:pPr>
+        <w:ind w:left="-15" w:firstLine="0"/>
+        <w:rPr>
+          <w:rFonts w:ascii="Times New Roman" w:hAnsi="Times New Roman" w:cs="Times New Roman"/>
+          <w:b/>
+          <w:bCs/>
+          <w:color w:val="000000" w:themeColor="text1"/>
+          <w:sz w:val="28"/>
+          <w:szCs w:val="28"/>
+        </w:rPr>
+      </w:pPr>
+      <w:r>
+        <w:rPr>
+          <w:rFonts w:ascii="Times New Roman" w:hAnsi="Times New Roman" w:cs="Times New Roman"/>
+          <w:b/>
+          <w:bCs/>
+          <w:color w:val="000000" w:themeColor="text1"/>
+          <w:sz w:val="28"/>
+          <w:szCs w:val="28"/>
+        </w:rPr>
+        <w:t>Bảng Sản phẩm (PRODUCTS)</w:t>
+      </w:r>
+    </w:p>
+    <w:p>
+      <w:pPr>
+        <w:ind w:left="-15" w:firstLine="0"/>
+        <w:rPr>
+          <w:rFonts w:ascii="Times New Roman" w:hAnsi="Times New Roman" w:cs="Times New Roman"/>
+          <w:color w:val="000000" w:themeColor="text1"/>
+          <w:sz w:val="28"/>
+          <w:szCs w:val="28"/>
+        </w:rPr>
+      </w:pPr>
+      <w:r>
+        <w:rPr>
+          <w:rFonts w:ascii="Times New Roman" w:hAnsi="Times New Roman" w:cs="Times New Roman"/>
+          <w:color w:val="000000" w:themeColor="text1"/>
+          <w:sz w:val="28"/>
+          <w:szCs w:val="28"/>
+        </w:rPr>
+        <w:lastRenderedPageBreak/>
+        <w:t>Là trung tâm của hệ thống kho hàng, bảng này lưu trữ toàn bộ thông tin hiển thị và dữ liệu vật lý của mặt hàng.</w:t>
+      </w:r>
+    </w:p>
+    <w:p>
+      <w:pPr>
+        <w:numPr>
+          <w:ilvl w:val="0"/>
+          <w:numId w:val="69"/>
+        </w:numPr>
+        <w:rPr>
+          <w:rFonts w:ascii="Times New Roman" w:hAnsi="Times New Roman" w:cs="Times New Roman"/>
+          <w:color w:val="000000" w:themeColor="text1"/>
+          <w:sz w:val="28"/>
+          <w:szCs w:val="28"/>
+        </w:rPr>
+      </w:pPr>
+      <w:r>
+        <w:rPr>
+          <w:rFonts w:ascii="Times New Roman" w:hAnsi="Times New Roman" w:cs="Times New Roman"/>
+          <w:b/>
+          <w:bCs/>
+          <w:color w:val="000000" w:themeColor="text1"/>
+          <w:sz w:val="28"/>
+          <w:szCs w:val="28"/>
+        </w:rPr>
+        <w:t>name, description, price</w:t>
+      </w:r>
+      <w:r>
+        <w:rPr>
+          <w:rFonts w:ascii="Times New Roman" w:hAnsi="Times New Roman" w:cs="Times New Roman"/>
+          <w:color w:val="000000" w:themeColor="text1"/>
+          <w:sz w:val="28"/>
+          <w:szCs w:val="28"/>
+        </w:rPr>
+        <w:t>: Thông tin hiển thị cơ bản của sản phẩm.</w:t>
+      </w:r>
+    </w:p>
+    <w:p>
+      <w:pPr>
+        <w:numPr>
+          <w:ilvl w:val="0"/>
+          <w:numId w:val="69"/>
+        </w:numPr>
+        <w:rPr>
+          <w:rFonts w:ascii="Times New Roman" w:hAnsi="Times New Roman" w:cs="Times New Roman"/>
+          <w:color w:val="000000" w:themeColor="text1"/>
+          <w:sz w:val="28"/>
+          <w:szCs w:val="28"/>
+        </w:rPr>
+      </w:pPr>
+      <w:r>
+        <w:rPr>
+          <w:rFonts w:ascii="Times New Roman" w:hAnsi="Times New Roman" w:cs="Times New Roman"/>
+          <w:b/>
+          <w:bCs/>
+          <w:color w:val="000000" w:themeColor="text1"/>
+          <w:sz w:val="28"/>
+          <w:szCs w:val="28"/>
+        </w:rPr>
+        <w:t>image (Array)</w:t>
+      </w:r>
+      <w:r>
+        <w:rPr>
+          <w:rFonts w:ascii="Times New Roman" w:hAnsi="Times New Roman" w:cs="Times New Roman"/>
+          <w:color w:val="000000" w:themeColor="text1"/>
+          <w:sz w:val="28"/>
+          <w:szCs w:val="28"/>
+        </w:rPr>
+        <w:t>: Mảng chứa các đường dẫn URL hình ảnh, cho phép hiển thị sản phẩm dưới nhiều góc chụp, slider.</w:t>
+      </w:r>
+    </w:p>
+    <w:p>
+      <w:pPr>
+        <w:numPr>
+          <w:ilvl w:val="0"/>
+          <w:numId w:val="69"/>
+        </w:numPr>
+        <w:rPr>
+          <w:rFonts w:ascii="Times New Roman" w:hAnsi="Times New Roman" w:cs="Times New Roman"/>
+          <w:color w:val="000000" w:themeColor="text1"/>
+          <w:sz w:val="28"/>
+          <w:szCs w:val="28"/>
+        </w:rPr>
+      </w:pPr>
+      <w:r>
+        <w:rPr>
+          <w:rFonts w:ascii="Times New Roman" w:hAnsi="Times New Roman" w:cs="Times New Roman"/>
+          <w:b/>
+          <w:bCs/>
+          <w:color w:val="000000" w:themeColor="text1"/>
+          <w:sz w:val="28"/>
+          <w:szCs w:val="28"/>
+        </w:rPr>
+        <w:t>category, subCategory</w:t>
+      </w:r>
+      <w:r>
+        <w:rPr>
+          <w:rFonts w:ascii="Times New Roman" w:hAnsi="Times New Roman" w:cs="Times New Roman"/>
+          <w:color w:val="000000" w:themeColor="text1"/>
+          <w:sz w:val="28"/>
+          <w:szCs w:val="28"/>
+        </w:rPr>
+        <w:t>: Phân loại mặt hàng để phục vụ chức năng Lọc (Filter).</w:t>
+      </w:r>
+    </w:p>
+    <w:p>
+      <w:pPr>
+        <w:numPr>
+          <w:ilvl w:val="0"/>
+          <w:numId w:val="69"/>
+        </w:numPr>
+        <w:rPr>
+          <w:rFonts w:ascii="Times New Roman" w:hAnsi="Times New Roman" w:cs="Times New Roman"/>
+          <w:color w:val="000000" w:themeColor="text1"/>
+          <w:sz w:val="28"/>
+          <w:szCs w:val="28"/>
+        </w:rPr>
+      </w:pPr>
+      <w:r>
+        <w:rPr>
+          <w:rFonts w:ascii="Times New Roman" w:hAnsi="Times New Roman" w:cs="Times New Roman"/>
+          <w:b/>
+          <w:bCs/>
+          <w:color w:val="000000" w:themeColor="text1"/>
+          <w:sz w:val="28"/>
+          <w:szCs w:val="28"/>
+        </w:rPr>
+        <w:t>sizes (Array) &amp; sizesStock (Object)</w:t>
+      </w:r>
+      <w:r>
+        <w:rPr>
+          <w:rFonts w:ascii="Times New Roman" w:hAnsi="Times New Roman" w:cs="Times New Roman"/>
+          <w:color w:val="000000" w:themeColor="text1"/>
+          <w:sz w:val="28"/>
+          <w:szCs w:val="28"/>
+        </w:rPr>
+        <w:t>: Giải quyết bài toán đặc thù của ngành thời trang. sizes lưu danh sách các kích cỡ áo (S, M, L), còn sizesStock ánh xạ chính xác số lượng tồn kho của từng size đó.</w:t>
+      </w:r>
+    </w:p>
+    <w:p>
+      <w:pPr>
+        <w:numPr>
+          <w:ilvl w:val="0"/>
+          <w:numId w:val="69"/>
+        </w:numPr>
+        <w:rPr>
+          <w:rFonts w:ascii="Times New Roman" w:hAnsi="Times New Roman" w:cs="Times New Roman"/>
+          <w:color w:val="000000" w:themeColor="text1"/>
+          <w:sz w:val="28"/>
+          <w:szCs w:val="28"/>
+        </w:rPr>
+      </w:pPr>
+      <w:r>
+        <w:rPr>
+          <w:rFonts w:ascii="Times New Roman" w:hAnsi="Times New Roman" w:cs="Times New Roman"/>
+          <w:b/>
+          <w:bCs/>
+          <w:color w:val="000000" w:themeColor="text1"/>
+          <w:sz w:val="28"/>
+          <w:szCs w:val="28"/>
+        </w:rPr>
+        <w:t>quantity (Number)</w:t>
+      </w:r>
+      <w:r>
+        <w:rPr>
+          <w:rFonts w:ascii="Times New Roman" w:hAnsi="Times New Roman" w:cs="Times New Roman"/>
+          <w:color w:val="000000" w:themeColor="text1"/>
+          <w:sz w:val="28"/>
+          <w:szCs w:val="28"/>
+        </w:rPr>
+        <w:t>: Tổng số lượng tồn kho của tất cả các size cộng lại.</w:t>
+      </w:r>
+    </w:p>
+    <w:p>
+      <w:pPr>
+        <w:numPr>
+          <w:ilvl w:val="0"/>
+          <w:numId w:val="69"/>
+        </w:numPr>
+        <w:rPr>
+          <w:rFonts w:ascii="Times New Roman" w:hAnsi="Times New Roman" w:cs="Times New Roman"/>
+          <w:color w:val="000000" w:themeColor="text1"/>
+          <w:sz w:val="28"/>
+          <w:szCs w:val="28"/>
+        </w:rPr>
+      </w:pPr>
+      <w:r>
+        <w:rPr>
+          <w:rFonts w:ascii="Times New Roman" w:hAnsi="Times New Roman" w:cs="Times New Roman"/>
+          <w:b/>
+          <w:bCs/>
+          <w:color w:val="000000" w:themeColor="text1"/>
+          <w:sz w:val="28"/>
+          <w:szCs w:val="28"/>
+        </w:rPr>
+        <w:t>bestSeller (Boolean)</w:t>
+      </w:r>
+      <w:r>
+        <w:rPr>
+          <w:rFonts w:ascii="Times New Roman" w:hAnsi="Times New Roman" w:cs="Times New Roman"/>
+          <w:color w:val="000000" w:themeColor="text1"/>
+          <w:sz w:val="28"/>
+          <w:szCs w:val="28"/>
+        </w:rPr>
+        <w:t>: Cờ đánh dấu sản phẩm bán chạy để ưu tiên hiển thị trên Trang chủ.</w:t>
+      </w:r>
+    </w:p>
+    <w:p>
+      <w:pPr>
+        <w:ind w:left="-15" w:firstLine="0"/>
+        <w:rPr>
+          <w:rFonts w:ascii="Times New Roman" w:hAnsi="Times New Roman" w:cs="Times New Roman"/>
+          <w:b/>
+          <w:bCs/>
+          <w:color w:val="000000" w:themeColor="text1"/>
+          <w:sz w:val="28"/>
+          <w:szCs w:val="28"/>
+        </w:rPr>
+      </w:pPr>
+      <w:r>
+        <w:rPr>
+          <w:rFonts w:ascii="Times New Roman" w:hAnsi="Times New Roman" w:cs="Times New Roman"/>
+          <w:b/>
+          <w:bCs/>
+          <w:color w:val="000000" w:themeColor="text1"/>
+          <w:sz w:val="28"/>
+          <w:szCs w:val="28"/>
+        </w:rPr>
+        <w:t>Bảng Đơn hàng (ORDERS)</w:t>
+      </w:r>
+    </w:p>
+    <w:p>
+      <w:pPr>
+        <w:ind w:left="-15" w:firstLine="0"/>
+        <w:rPr>
+          <w:rFonts w:ascii="Times New Roman" w:hAnsi="Times New Roman" w:cs="Times New Roman"/>
+          <w:color w:val="000000" w:themeColor="text1"/>
+          <w:sz w:val="28"/>
+          <w:szCs w:val="28"/>
+        </w:rPr>
+      </w:pPr>
+      <w:r>
+        <w:rPr>
+          <w:rFonts w:ascii="Times New Roman" w:hAnsi="Times New Roman" w:cs="Times New Roman"/>
+          <w:color w:val="000000" w:themeColor="text1"/>
+          <w:sz w:val="28"/>
+          <w:szCs w:val="28"/>
+        </w:rPr>
+        <w:t>Bảng này ghi nhận và theo dõi toàn bộ vòng đời của một giao dịch thanh toán.</w:t>
+      </w:r>
+    </w:p>
+    <w:p>
+      <w:pPr>
+        <w:numPr>
+          <w:ilvl w:val="0"/>
+          <w:numId w:val="70"/>
+        </w:numPr>
+        <w:rPr>
+          <w:rFonts w:ascii="Times New Roman" w:hAnsi="Times New Roman" w:cs="Times New Roman"/>
+          <w:color w:val="000000" w:themeColor="text1"/>
+          <w:sz w:val="28"/>
+          <w:szCs w:val="28"/>
+        </w:rPr>
+      </w:pPr>
+      <w:r>
+        <w:rPr>
+          <w:rFonts w:ascii="Times New Roman" w:hAnsi="Times New Roman" w:cs="Times New Roman"/>
+          <w:b/>
+          <w:bCs/>
+          <w:color w:val="000000" w:themeColor="text1"/>
+          <w:sz w:val="28"/>
+          <w:szCs w:val="28"/>
+        </w:rPr>
+        <w:t>userId (String)</w:t>
+      </w:r>
+      <w:r>
+        <w:rPr>
+          <w:rFonts w:ascii="Times New Roman" w:hAnsi="Times New Roman" w:cs="Times New Roman"/>
+          <w:color w:val="000000" w:themeColor="text1"/>
+          <w:sz w:val="28"/>
+          <w:szCs w:val="28"/>
+        </w:rPr>
+        <w:t>: Khóa ngoại liên kết để biết đơn hàng này thuộc về khách hàng nào.</w:t>
+      </w:r>
+    </w:p>
+    <w:p>
+      <w:pPr>
+        <w:numPr>
+          <w:ilvl w:val="0"/>
+          <w:numId w:val="70"/>
+        </w:numPr>
+        <w:rPr>
+          <w:rFonts w:ascii="Times New Roman" w:hAnsi="Times New Roman" w:cs="Times New Roman"/>
+          <w:color w:val="000000" w:themeColor="text1"/>
+          <w:sz w:val="28"/>
+          <w:szCs w:val="28"/>
+        </w:rPr>
+      </w:pPr>
+      <w:r>
+        <w:rPr>
+          <w:rFonts w:ascii="Times New Roman" w:hAnsi="Times New Roman" w:cs="Times New Roman"/>
+          <w:b/>
+          <w:bCs/>
+          <w:color w:val="000000" w:themeColor="text1"/>
+          <w:sz w:val="28"/>
+          <w:szCs w:val="28"/>
+        </w:rPr>
+        <w:t>items (Array)</w:t>
+      </w:r>
+      <w:r>
+        <w:rPr>
+          <w:rFonts w:ascii="Times New Roman" w:hAnsi="Times New Roman" w:cs="Times New Roman"/>
+          <w:color w:val="000000" w:themeColor="text1"/>
+          <w:sz w:val="28"/>
+          <w:szCs w:val="28"/>
+        </w:rPr>
+        <w:t>: Mảng lưu trữ danh sách các món hàng được mua. Nó hoạt động như một "bản snapshot", đóng băng mức giá và thông tin món hàng tại thời điểm đặt, đảm bảo doanh thu không bị sai lệch nếu sau này Admin đổi giá sản phẩm.</w:t>
+      </w:r>
+    </w:p>
+    <w:p>
+      <w:pPr>
+        <w:numPr>
+          <w:ilvl w:val="0"/>
+          <w:numId w:val="70"/>
+        </w:numPr>
+        <w:rPr>
+          <w:rFonts w:ascii="Times New Roman" w:hAnsi="Times New Roman" w:cs="Times New Roman"/>
+          <w:color w:val="000000" w:themeColor="text1"/>
+          <w:sz w:val="28"/>
+          <w:szCs w:val="28"/>
+        </w:rPr>
+      </w:pPr>
+      <w:r>
+        <w:rPr>
+          <w:rFonts w:ascii="Times New Roman" w:hAnsi="Times New Roman" w:cs="Times New Roman"/>
+          <w:b/>
+          <w:bCs/>
+          <w:color w:val="000000" w:themeColor="text1"/>
+          <w:sz w:val="28"/>
+          <w:szCs w:val="28"/>
+        </w:rPr>
+        <w:t>amount (Number)</w:t>
+      </w:r>
+      <w:r>
+        <w:rPr>
+          <w:rFonts w:ascii="Times New Roman" w:hAnsi="Times New Roman" w:cs="Times New Roman"/>
+          <w:color w:val="000000" w:themeColor="text1"/>
+          <w:sz w:val="28"/>
+          <w:szCs w:val="28"/>
+        </w:rPr>
+        <w:t>: Tổng tiền thanh toán của đơn hàng.</w:t>
+      </w:r>
+    </w:p>
+    <w:p>
+      <w:pPr>
+        <w:numPr>
+          <w:ilvl w:val="0"/>
+          <w:numId w:val="70"/>
+        </w:numPr>
+        <w:rPr>
+          <w:rFonts w:ascii="Times New Roman" w:hAnsi="Times New Roman" w:cs="Times New Roman"/>
+          <w:color w:val="000000" w:themeColor="text1"/>
+          <w:sz w:val="28"/>
+          <w:szCs w:val="28"/>
+        </w:rPr>
+      </w:pPr>
+      <w:r>
+        <w:rPr>
+          <w:rFonts w:ascii="Times New Roman" w:hAnsi="Times New Roman" w:cs="Times New Roman"/>
+          <w:b/>
+          <w:bCs/>
+          <w:color w:val="000000" w:themeColor="text1"/>
+          <w:sz w:val="28"/>
+          <w:szCs w:val="28"/>
+        </w:rPr>
+        <w:t>address (Object)</w:t>
+      </w:r>
+      <w:r>
+        <w:rPr>
+          <w:rFonts w:ascii="Times New Roman" w:hAnsi="Times New Roman" w:cs="Times New Roman"/>
+          <w:color w:val="000000" w:themeColor="text1"/>
+          <w:sz w:val="28"/>
+          <w:szCs w:val="28"/>
+        </w:rPr>
+        <w:t>: Thông tin người nhận và địa chỉ giao hàng được nhúng cứng vào đơn hàng để phục vụ vận chuyển.</w:t>
+      </w:r>
+    </w:p>
+    <w:p>
+      <w:pPr>
+        <w:numPr>
+          <w:ilvl w:val="0"/>
+          <w:numId w:val="70"/>
+        </w:numPr>
+        <w:rPr>
+          <w:rFonts w:ascii="Times New Roman" w:hAnsi="Times New Roman" w:cs="Times New Roman"/>
+          <w:color w:val="000000" w:themeColor="text1"/>
+          <w:sz w:val="28"/>
+          <w:szCs w:val="28"/>
+        </w:rPr>
+      </w:pPr>
+      <w:r>
+        <w:rPr>
+          <w:rFonts w:ascii="Times New Roman" w:hAnsi="Times New Roman" w:cs="Times New Roman"/>
+          <w:b/>
+          <w:bCs/>
+          <w:color w:val="000000" w:themeColor="text1"/>
+          <w:sz w:val="28"/>
+          <w:szCs w:val="28"/>
+        </w:rPr>
+        <w:t>status (String)</w:t>
+      </w:r>
+      <w:r>
+        <w:rPr>
+          <w:rFonts w:ascii="Times New Roman" w:hAnsi="Times New Roman" w:cs="Times New Roman"/>
+          <w:color w:val="000000" w:themeColor="text1"/>
+          <w:sz w:val="28"/>
+          <w:szCs w:val="28"/>
+        </w:rPr>
+        <w:t>: Theo dõi tiến độ đơn hàng (Mặc định là 'Order Placed' - Đã đặt hàng).</w:t>
+      </w:r>
+    </w:p>
+    <w:p>
+      <w:pPr>
+        <w:numPr>
+          <w:ilvl w:val="0"/>
+          <w:numId w:val="70"/>
+        </w:numPr>
+        <w:rPr>
+          <w:rFonts w:ascii="Times New Roman" w:hAnsi="Times New Roman" w:cs="Times New Roman"/>
+          <w:color w:val="000000" w:themeColor="text1"/>
+          <w:sz w:val="28"/>
+          <w:szCs w:val="28"/>
+        </w:rPr>
+      </w:pPr>
+      <w:r>
+        <w:rPr>
+          <w:rFonts w:ascii="Times New Roman" w:hAnsi="Times New Roman" w:cs="Times New Roman"/>
+          <w:b/>
+          <w:bCs/>
+          <w:color w:val="000000" w:themeColor="text1"/>
+          <w:sz w:val="28"/>
+          <w:szCs w:val="28"/>
+        </w:rPr>
+        <w:t>paymentMethod &amp; payment</w:t>
+      </w:r>
+      <w:r>
+        <w:rPr>
+          <w:rFonts w:ascii="Times New Roman" w:hAnsi="Times New Roman" w:cs="Times New Roman"/>
+          <w:color w:val="000000" w:themeColor="text1"/>
+          <w:sz w:val="28"/>
+          <w:szCs w:val="28"/>
+        </w:rPr>
+        <w:t>: Lưu trữ hình thức thanh toán (COD, Banking) và cờ xác nhận tiền đã vào tài khoản hay chưa (true/false).</w:t>
+      </w:r>
+    </w:p>
+    <w:p>
+      <w:pPr>
+        <w:ind w:left="-15" w:firstLine="0"/>
+        <w:rPr>
+          <w:rFonts w:ascii="Times New Roman" w:hAnsi="Times New Roman" w:cs="Times New Roman"/>
+          <w:b/>
+          <w:bCs/>
+          <w:color w:val="000000" w:themeColor="text1"/>
+          <w:sz w:val="28"/>
+          <w:szCs w:val="28"/>
+        </w:rPr>
+      </w:pPr>
+      <w:r>
+        <w:rPr>
+          <w:rFonts w:ascii="Times New Roman" w:hAnsi="Times New Roman" w:cs="Times New Roman"/>
+          <w:b/>
+          <w:bCs/>
+          <w:color w:val="000000" w:themeColor="text1"/>
+          <w:sz w:val="28"/>
+          <w:szCs w:val="28"/>
+        </w:rPr>
+        <w:lastRenderedPageBreak/>
+        <w:t>Bảng Danh mục (CATEGORIES)</w:t>
+      </w:r>
+    </w:p>
+    <w:p>
+      <w:pPr>
+        <w:ind w:left="-15" w:firstLine="0"/>
+        <w:rPr>
+          <w:rFonts w:ascii="Times New Roman" w:hAnsi="Times New Roman" w:cs="Times New Roman"/>
+          <w:color w:val="000000" w:themeColor="text1"/>
+          <w:sz w:val="28"/>
+          <w:szCs w:val="28"/>
+        </w:rPr>
+      </w:pPr>
+      <w:r>
+        <w:rPr>
+          <w:rFonts w:ascii="Times New Roman" w:hAnsi="Times New Roman" w:cs="Times New Roman"/>
+          <w:color w:val="000000" w:themeColor="text1"/>
+          <w:sz w:val="28"/>
+          <w:szCs w:val="28"/>
+        </w:rPr>
+        <w:t>Bảng hỗ trợ để phân cấp cấu trúc cây danh mục hiển thị trên thanh điều hướng.</w:t>
+      </w:r>
+    </w:p>
+    <w:p>
+      <w:pPr>
+        <w:numPr>
+          <w:ilvl w:val="0"/>
+          <w:numId w:val="71"/>
+        </w:numPr>
+        <w:rPr>
+          <w:rFonts w:ascii="Times New Roman" w:hAnsi="Times New Roman" w:cs="Times New Roman"/>
+          <w:color w:val="000000" w:themeColor="text1"/>
+          <w:sz w:val="28"/>
+          <w:szCs w:val="28"/>
+        </w:rPr>
+      </w:pPr>
+      <w:r>
+        <w:rPr>
+          <w:rFonts w:ascii="Times New Roman" w:hAnsi="Times New Roman" w:cs="Times New Roman"/>
+          <w:b/>
+          <w:bCs/>
+          <w:color w:val="000000" w:themeColor="text1"/>
+          <w:sz w:val="28"/>
+          <w:szCs w:val="28"/>
+        </w:rPr>
+        <w:t>name (String)</w:t>
+      </w:r>
+      <w:r>
+        <w:rPr>
+          <w:rFonts w:ascii="Times New Roman" w:hAnsi="Times New Roman" w:cs="Times New Roman"/>
+          <w:color w:val="000000" w:themeColor="text1"/>
+          <w:sz w:val="28"/>
+          <w:szCs w:val="28"/>
+        </w:rPr>
+        <w:t>: Tên danh mục (Ví dụ: Men, Women, Kids).</w:t>
+      </w:r>
+    </w:p>
+    <w:p>
+      <w:pPr>
+        <w:numPr>
+          <w:ilvl w:val="0"/>
+          <w:numId w:val="71"/>
+        </w:numPr>
+        <w:rPr>
+          <w:rFonts w:ascii="Times New Roman" w:hAnsi="Times New Roman" w:cs="Times New Roman"/>
+          <w:color w:val="000000" w:themeColor="text1"/>
+          <w:sz w:val="28"/>
+          <w:szCs w:val="28"/>
+        </w:rPr>
+      </w:pPr>
+      <w:r>
+        <w:rPr>
+          <w:rFonts w:ascii="Times New Roman" w:hAnsi="Times New Roman" w:cs="Times New Roman"/>
+          <w:b/>
+          <w:bCs/>
+          <w:color w:val="000000" w:themeColor="text1"/>
+          <w:sz w:val="28"/>
+          <w:szCs w:val="28"/>
+        </w:rPr>
+        <w:t>parent_name (String)</w:t>
+      </w:r>
+      <w:r>
+        <w:rPr>
+          <w:rFonts w:ascii="Times New Roman" w:hAnsi="Times New Roman" w:cs="Times New Roman"/>
+          <w:color w:val="000000" w:themeColor="text1"/>
+          <w:sz w:val="28"/>
+          <w:szCs w:val="28"/>
+        </w:rPr>
+        <w:t>: Tên danh mục cha. Thiết kế này rất thông minh để tạo ra menu đa cấp (Sub-menu). Ví dụ: Danh mục "Jersey" sẽ có parent_name là "Men". Nếu là danh mục gốc, trường này sẽ để rỗng ("").</w:t>
+      </w:r>
+    </w:p>
+    <w:p>
+      <w:pPr>
+        <w:ind w:left="-15" w:firstLine="0"/>
+        <w:rPr>
+          <w:rFonts w:ascii="Times New Roman" w:hAnsi="Times New Roman" w:cs="Times New Roman"/>
+          <w:b/>
+          <w:bCs/>
+          <w:color w:val="000000" w:themeColor="text1"/>
+          <w:sz w:val="28"/>
+          <w:szCs w:val="28"/>
+        </w:rPr>
+      </w:pPr>
+      <w:r>
+        <w:rPr>
+          <w:rFonts w:ascii="Times New Roman" w:hAnsi="Times New Roman" w:cs="Times New Roman"/>
+          <w:b/>
+          <w:bCs/>
+          <w:color w:val="000000" w:themeColor="text1"/>
+          <w:sz w:val="28"/>
+          <w:szCs w:val="28"/>
+        </w:rPr>
+        <w:t>Bảng Nhận bản tin (NEWSLETTERS)</w:t>
+      </w:r>
+    </w:p>
+    <w:p>
+      <w:pPr>
+        <w:ind w:left="-15" w:firstLine="0"/>
+        <w:rPr>
+          <w:rFonts w:ascii="Times New Roman" w:hAnsi="Times New Roman" w:cs="Times New Roman"/>
+          <w:color w:val="000000" w:themeColor="text1"/>
+          <w:sz w:val="28"/>
+          <w:szCs w:val="28"/>
+        </w:rPr>
+      </w:pPr>
+      <w:r>
+        <w:rPr>
+          <w:rFonts w:ascii="Times New Roman" w:hAnsi="Times New Roman" w:cs="Times New Roman"/>
+          <w:color w:val="000000" w:themeColor="text1"/>
+          <w:sz w:val="28"/>
+          <w:szCs w:val="28"/>
+        </w:rPr>
+        <w:t>Bảng phục vụ riêng cho nghiệp vụ Marketing và Chăm sóc khách hàng.</w:t>
+      </w:r>
+    </w:p>
+    <w:p>
+      <w:pPr>
+        <w:numPr>
+          <w:ilvl w:val="0"/>
+          <w:numId w:val="72"/>
+        </w:numPr>
+        <w:rPr>
+          <w:rFonts w:ascii="Times New Roman" w:hAnsi="Times New Roman" w:cs="Times New Roman"/>
+          <w:color w:val="000000" w:themeColor="text1"/>
+          <w:sz w:val="28"/>
+          <w:szCs w:val="28"/>
+        </w:rPr>
+      </w:pPr>
+      <w:r>
+        <w:rPr>
+          <w:rFonts w:ascii="Times New Roman" w:hAnsi="Times New Roman" w:cs="Times New Roman"/>
+          <w:b/>
+          <w:bCs/>
+          <w:color w:val="000000" w:themeColor="text1"/>
+          <w:sz w:val="28"/>
+          <w:szCs w:val="28"/>
+        </w:rPr>
+        <w:t>email (String)</w:t>
+      </w:r>
+      <w:r>
+        <w:rPr>
+          <w:rFonts w:ascii="Times New Roman" w:hAnsi="Times New Roman" w:cs="Times New Roman"/>
+          <w:color w:val="000000" w:themeColor="text1"/>
+          <w:sz w:val="28"/>
+          <w:szCs w:val="28"/>
+        </w:rPr>
+        <w:t>: Địa chỉ email của người đăng ký nhận tin khuyến mãi (thiết lập unique để tránh spam trùng lặp).</w:t>
+      </w:r>
+    </w:p>
+    <w:p>
+      <w:pPr>
+        <w:numPr>
+          <w:ilvl w:val="0"/>
+          <w:numId w:val="72"/>
+        </w:numPr>
+        <w:rPr>
+          <w:rFonts w:ascii="Times New Roman" w:hAnsi="Times New Roman" w:cs="Times New Roman"/>
+          <w:color w:val="000000" w:themeColor="text1"/>
+          <w:sz w:val="28"/>
+          <w:szCs w:val="28"/>
+        </w:rPr>
+      </w:pPr>
+      <w:r>
+        <w:rPr>
+          <w:rFonts w:ascii="Times New Roman" w:hAnsi="Times New Roman" w:cs="Times New Roman"/>
+          <w:b/>
+          <w:bCs/>
+          <w:color w:val="000000" w:themeColor="text1"/>
+          <w:sz w:val="28"/>
+          <w:szCs w:val="28"/>
+        </w:rPr>
+        <w:t>userId (String)</w:t>
+      </w:r>
+      <w:r>
+        <w:rPr>
+          <w:rFonts w:ascii="Times New Roman" w:hAnsi="Times New Roman" w:cs="Times New Roman"/>
+          <w:color w:val="000000" w:themeColor="text1"/>
+          <w:sz w:val="28"/>
+          <w:szCs w:val="28"/>
+        </w:rPr>
+        <w:t>: Trường hợp khách hàng đã có tài khoản trên hệ thống, trường này sẽ liên kết email nhận tin với đúng tài khoản đó. Nếu là khách vãng lai, giá trị sẽ là null. Bảng này được sử dụng chủ yếu để gửi mã ưu đãi như BARCA20.</w:t>
+      </w:r>
+    </w:p>
+    <w:p>
+      <w:pPr>
+        <w:ind w:left="-15" w:firstLine="0"/>
+        <w:rPr>
+          <w:rFonts w:ascii="Times New Roman" w:hAnsi="Times New Roman" w:cs="Times New Roman"/>
+          <w:color w:val="000000" w:themeColor="text1"/>
+          <w:sz w:val="28"/>
+          <w:szCs w:val="28"/>
+        </w:rPr>
+      </w:pPr>
+      <w:r>
+        <w:rPr>
+          <w:rFonts w:ascii="Times New Roman" w:hAnsi="Times New Roman" w:cs="Times New Roman"/>
+          <w:color w:val="000000" w:themeColor="text1"/>
+          <w:sz w:val="28"/>
+          <w:szCs w:val="28"/>
+        </w:rPr>
+        <w:drawing>
+          <wp:inline distT="0" distB="0" distL="0" distR="0" wp14:anchorId="0F7D0F67" wp14:editId="74689495">
+            <wp:extent cx="5972175" cy="3549015"/>
+            <wp:effectExtent l="0" t="0" r="9525" b="0"/>
+            <wp:docPr id="64577268" name="Picture 1"/>
+            <wp:cNvGraphicFramePr>
+              <a:graphicFrameLocks xmlns:a="http://schemas.openxmlformats.org/drawingml/2006/main" noChangeAspect="1"/>
+            </wp:cNvGraphicFramePr>
+            <a:graphic xmlns:a="http://schemas.openxmlformats.org/drawingml/2006/main">
+              <a:graphicData uri="http://schemas.openxmlformats.org/drawingml/2006/picture">
+                <pic:pic xmlns:pic="http://schemas.openxmlformats.org/drawingml/2006/picture">
+                  <pic:nvPicPr>
+                    <pic:cNvPr id="64577268" name=""/>
                     <pic:cNvPicPr/>
                   </pic:nvPicPr>
                   <pic:blipFill>
-                    <a:blip r:embed="rId32"/>
+                    <a:blip r:embed="rId45"/>
                     <a:stretch>
                       <a:fillRect/>
                     </a:stretch>
@@ -9134,7 +12265,7 @@
                   <pic:spPr>
                     <a:xfrm>
                       <a:off x="0" y="0"/>
-                      <a:ext cx="5972175" cy="2827020"/>
+                      <a:ext cx="5972175" cy="3549015"/>
                     </a:xfrm>
                     <a:prstGeom prst="rect">
                       <a:avLst/>
@@ -9146,6 +12277,17 @@
           </wp:inline>
         </w:drawing>
       </w:r>
+    </w:p>
+    <w:p>
+      <w:pPr>
+        <w:ind w:left="-15" w:firstLine="0"/>
+        <w:rPr>
+          <w:rFonts w:ascii="Times New Roman" w:hAnsi="Times New Roman" w:cs="Times New Roman"/>
+          <w:color w:val="000000" w:themeColor="text1"/>
+          <w:sz w:val="28"/>
+          <w:szCs w:val="28"/>
+        </w:rPr>
+      </w:pPr>
     </w:p>
     <w:sectPr>
       <w:pgSz w:w="12240" w:h="15840" w:code="1"/>
@@ -9309,6 +12451,155 @@
     </w:lvl>
   </w:abstractNum>
   <w:abstractNum w:abstractNumId="1" w15:restartNumberingAfterBreak="0">
+    <w:nsid w:val="01984F33"/>
+    <w:multiLevelType w:val="multilevel"/>
+    <w:tmpl w:val="15C21C42"/>
+    <w:lvl w:ilvl="0">
+      <w:start w:val="1"/>
+      <w:numFmt w:val="bullet"/>
+      <w:lvlText w:val=""/>
+      <w:lvlJc w:val="left"/>
+      <w:pPr>
+        <w:tabs>
+          <w:tab w:val="num" w:pos="720"/>
+        </w:tabs>
+        <w:ind w:left="720" w:hanging="360"/>
+      </w:pPr>
+      <w:rPr>
+        <w:rFonts w:ascii="Symbol" w:hAnsi="Symbol" w:hint="default"/>
+        <w:sz w:val="20"/>
+      </w:rPr>
+    </w:lvl>
+    <w:lvl w:ilvl="1" w:tentative="1">
+      <w:start w:val="1"/>
+      <w:numFmt w:val="bullet"/>
+      <w:lvlText w:val="o"/>
+      <w:lvlJc w:val="left"/>
+      <w:pPr>
+        <w:tabs>
+          <w:tab w:val="num" w:pos="1440"/>
+        </w:tabs>
+        <w:ind w:left="1440" w:hanging="360"/>
+      </w:pPr>
+      <w:rPr>
+        <w:rFonts w:ascii="Courier New" w:hAnsi="Courier New" w:hint="default"/>
+        <w:sz w:val="20"/>
+      </w:rPr>
+    </w:lvl>
+    <w:lvl w:ilvl="2" w:tentative="1">
+      <w:start w:val="1"/>
+      <w:numFmt w:val="bullet"/>
+      <w:lvlText w:val=""/>
+      <w:lvlJc w:val="left"/>
+      <w:pPr>
+        <w:tabs>
+          <w:tab w:val="num" w:pos="2160"/>
+        </w:tabs>
+        <w:ind w:left="2160" w:hanging="360"/>
+      </w:pPr>
+      <w:rPr>
+        <w:rFonts w:ascii="Wingdings" w:hAnsi="Wingdings" w:hint="default"/>
+        <w:sz w:val="20"/>
+      </w:rPr>
+    </w:lvl>
+    <w:lvl w:ilvl="3" w:tentative="1">
+      <w:start w:val="1"/>
+      <w:numFmt w:val="bullet"/>
+      <w:lvlText w:val=""/>
+      <w:lvlJc w:val="left"/>
+      <w:pPr>
+        <w:tabs>
+          <w:tab w:val="num" w:pos="2880"/>
+        </w:tabs>
+        <w:ind w:left="2880" w:hanging="360"/>
+      </w:pPr>
+      <w:rPr>
+        <w:rFonts w:ascii="Wingdings" w:hAnsi="Wingdings" w:hint="default"/>
+        <w:sz w:val="20"/>
+      </w:rPr>
+    </w:lvl>
+    <w:lvl w:ilvl="4" w:tentative="1">
+      <w:start w:val="1"/>
+      <w:numFmt w:val="bullet"/>
+      <w:lvlText w:val=""/>
+      <w:lvlJc w:val="left"/>
+      <w:pPr>
+        <w:tabs>
+          <w:tab w:val="num" w:pos="3600"/>
+        </w:tabs>
+        <w:ind w:left="3600" w:hanging="360"/>
+      </w:pPr>
+      <w:rPr>
+        <w:rFonts w:ascii="Wingdings" w:hAnsi="Wingdings" w:hint="default"/>
+        <w:sz w:val="20"/>
+      </w:rPr>
+    </w:lvl>
+    <w:lvl w:ilvl="5" w:tentative="1">
+      <w:start w:val="1"/>
+      <w:numFmt w:val="bullet"/>
+      <w:lvlText w:val=""/>
+      <w:lvlJc w:val="left"/>
+      <w:pPr>
+        <w:tabs>
+          <w:tab w:val="num" w:pos="4320"/>
+        </w:tabs>
+        <w:ind w:left="4320" w:hanging="360"/>
+      </w:pPr>
+      <w:rPr>
+        <w:rFonts w:ascii="Wingdings" w:hAnsi="Wingdings" w:hint="default"/>
+        <w:sz w:val="20"/>
+      </w:rPr>
+    </w:lvl>
+    <w:lvl w:ilvl="6" w:tentative="1">
+      <w:start w:val="1"/>
+      <w:numFmt w:val="bullet"/>
+      <w:lvlText w:val=""/>
+      <w:lvlJc w:val="left"/>
+      <w:pPr>
+        <w:tabs>
+          <w:tab w:val="num" w:pos="5040"/>
+        </w:tabs>
+        <w:ind w:left="5040" w:hanging="360"/>
+      </w:pPr>
+      <w:rPr>
+        <w:rFonts w:ascii="Wingdings" w:hAnsi="Wingdings" w:hint="default"/>
+        <w:sz w:val="20"/>
+      </w:rPr>
+    </w:lvl>
+    <w:lvl w:ilvl="7" w:tentative="1">
+      <w:start w:val="1"/>
+      <w:numFmt w:val="bullet"/>
+      <w:lvlText w:val=""/>
+      <w:lvlJc w:val="left"/>
+      <w:pPr>
+        <w:tabs>
+          <w:tab w:val="num" w:pos="5760"/>
+        </w:tabs>
+        <w:ind w:left="5760" w:hanging="360"/>
+      </w:pPr>
+      <w:rPr>
+        <w:rFonts w:ascii="Wingdings" w:hAnsi="Wingdings" w:hint="default"/>
+        <w:sz w:val="20"/>
+      </w:rPr>
+    </w:lvl>
+    <w:lvl w:ilvl="8" w:tentative="1">
+      <w:start w:val="1"/>
+      <w:numFmt w:val="bullet"/>
+      <w:lvlText w:val=""/>
+      <w:lvlJc w:val="left"/>
+      <w:pPr>
+        <w:tabs>
+          <w:tab w:val="num" w:pos="6480"/>
+        </w:tabs>
+        <w:ind w:left="6480" w:hanging="360"/>
+      </w:pPr>
+      <w:rPr>
+        <w:rFonts w:ascii="Wingdings" w:hAnsi="Wingdings" w:hint="default"/>
+        <w:sz w:val="20"/>
+      </w:rPr>
+    </w:lvl>
+  </w:abstractNum>
+  <w:abstractNum w:abstractNumId="2" w15:restartNumberingAfterBreak="0">
     <w:nsid w:val="02411EB7"/>
     <w:multiLevelType w:val="multilevel"/>
     <w:tmpl w:val="28582BBC"/>
@@ -9457,7 +12748,7 @@
       </w:rPr>
     </w:lvl>
   </w:abstractNum>
-  <w:abstractNum w:abstractNumId="2" w15:restartNumberingAfterBreak="0">
+  <w:abstractNum w:abstractNumId="3" w15:restartNumberingAfterBreak="0">
     <w:nsid w:val="057B7FE5"/>
     <w:multiLevelType w:val="hybridMultilevel"/>
     <w:tmpl w:val="92240482"/>
@@ -9678,7 +12969,7 @@
       </w:rPr>
     </w:lvl>
   </w:abstractNum>
-  <w:abstractNum w:abstractNumId="3" w15:restartNumberingAfterBreak="0">
+  <w:abstractNum w:abstractNumId="4" w15:restartNumberingAfterBreak="0">
     <w:nsid w:val="05E6724B"/>
     <w:multiLevelType w:val="multilevel"/>
     <w:tmpl w:val="D8DAADAE"/>
@@ -9827,7 +13118,156 @@
       </w:rPr>
     </w:lvl>
   </w:abstractNum>
-  <w:abstractNum w:abstractNumId="4" w15:restartNumberingAfterBreak="0">
+  <w:abstractNum w:abstractNumId="5" w15:restartNumberingAfterBreak="0">
+    <w:nsid w:val="08780F7C"/>
+    <w:multiLevelType w:val="multilevel"/>
+    <w:tmpl w:val="562C27E8"/>
+    <w:lvl w:ilvl="0">
+      <w:start w:val="1"/>
+      <w:numFmt w:val="bullet"/>
+      <w:lvlText w:val=""/>
+      <w:lvlJc w:val="left"/>
+      <w:pPr>
+        <w:tabs>
+          <w:tab w:val="num" w:pos="720"/>
+        </w:tabs>
+        <w:ind w:left="720" w:hanging="360"/>
+      </w:pPr>
+      <w:rPr>
+        <w:rFonts w:ascii="Symbol" w:hAnsi="Symbol" w:hint="default"/>
+        <w:sz w:val="20"/>
+      </w:rPr>
+    </w:lvl>
+    <w:lvl w:ilvl="1" w:tentative="1">
+      <w:start w:val="1"/>
+      <w:numFmt w:val="bullet"/>
+      <w:lvlText w:val="o"/>
+      <w:lvlJc w:val="left"/>
+      <w:pPr>
+        <w:tabs>
+          <w:tab w:val="num" w:pos="1440"/>
+        </w:tabs>
+        <w:ind w:left="1440" w:hanging="360"/>
+      </w:pPr>
+      <w:rPr>
+        <w:rFonts w:ascii="Courier New" w:hAnsi="Courier New" w:hint="default"/>
+        <w:sz w:val="20"/>
+      </w:rPr>
+    </w:lvl>
+    <w:lvl w:ilvl="2" w:tentative="1">
+      <w:start w:val="1"/>
+      <w:numFmt w:val="bullet"/>
+      <w:lvlText w:val=""/>
+      <w:lvlJc w:val="left"/>
+      <w:pPr>
+        <w:tabs>
+          <w:tab w:val="num" w:pos="2160"/>
+        </w:tabs>
+        <w:ind w:left="2160" w:hanging="360"/>
+      </w:pPr>
+      <w:rPr>
+        <w:rFonts w:ascii="Wingdings" w:hAnsi="Wingdings" w:hint="default"/>
+        <w:sz w:val="20"/>
+      </w:rPr>
+    </w:lvl>
+    <w:lvl w:ilvl="3" w:tentative="1">
+      <w:start w:val="1"/>
+      <w:numFmt w:val="bullet"/>
+      <w:lvlText w:val=""/>
+      <w:lvlJc w:val="left"/>
+      <w:pPr>
+        <w:tabs>
+          <w:tab w:val="num" w:pos="2880"/>
+        </w:tabs>
+        <w:ind w:left="2880" w:hanging="360"/>
+      </w:pPr>
+      <w:rPr>
+        <w:rFonts w:ascii="Wingdings" w:hAnsi="Wingdings" w:hint="default"/>
+        <w:sz w:val="20"/>
+      </w:rPr>
+    </w:lvl>
+    <w:lvl w:ilvl="4" w:tentative="1">
+      <w:start w:val="1"/>
+      <w:numFmt w:val="bullet"/>
+      <w:lvlText w:val=""/>
+      <w:lvlJc w:val="left"/>
+      <w:pPr>
+        <w:tabs>
+          <w:tab w:val="num" w:pos="3600"/>
+        </w:tabs>
+        <w:ind w:left="3600" w:hanging="360"/>
+      </w:pPr>
+      <w:rPr>
+        <w:rFonts w:ascii="Wingdings" w:hAnsi="Wingdings" w:hint="default"/>
+        <w:sz w:val="20"/>
+      </w:rPr>
+    </w:lvl>
+    <w:lvl w:ilvl="5" w:tentative="1">
+      <w:start w:val="1"/>
+      <w:numFmt w:val="bullet"/>
+      <w:lvlText w:val=""/>
+      <w:lvlJc w:val="left"/>
+      <w:pPr>
+        <w:tabs>
+          <w:tab w:val="num" w:pos="4320"/>
+        </w:tabs>
+        <w:ind w:left="4320" w:hanging="360"/>
+      </w:pPr>
+      <w:rPr>
+        <w:rFonts w:ascii="Wingdings" w:hAnsi="Wingdings" w:hint="default"/>
+        <w:sz w:val="20"/>
+      </w:rPr>
+    </w:lvl>
+    <w:lvl w:ilvl="6" w:tentative="1">
+      <w:start w:val="1"/>
+      <w:numFmt w:val="bullet"/>
+      <w:lvlText w:val=""/>
+      <w:lvlJc w:val="left"/>
+      <w:pPr>
+        <w:tabs>
+          <w:tab w:val="num" w:pos="5040"/>
+        </w:tabs>
+        <w:ind w:left="5040" w:hanging="360"/>
+      </w:pPr>
+      <w:rPr>
+        <w:rFonts w:ascii="Wingdings" w:hAnsi="Wingdings" w:hint="default"/>
+        <w:sz w:val="20"/>
+      </w:rPr>
+    </w:lvl>
+    <w:lvl w:ilvl="7" w:tentative="1">
+      <w:start w:val="1"/>
+      <w:numFmt w:val="bullet"/>
+      <w:lvlText w:val=""/>
+      <w:lvlJc w:val="left"/>
+      <w:pPr>
+        <w:tabs>
+          <w:tab w:val="num" w:pos="5760"/>
+        </w:tabs>
+        <w:ind w:left="5760" w:hanging="360"/>
+      </w:pPr>
+      <w:rPr>
+        <w:rFonts w:ascii="Wingdings" w:hAnsi="Wingdings" w:hint="default"/>
+        <w:sz w:val="20"/>
+      </w:rPr>
+    </w:lvl>
+    <w:lvl w:ilvl="8" w:tentative="1">
+      <w:start w:val="1"/>
+      <w:numFmt w:val="bullet"/>
+      <w:lvlText w:val=""/>
+      <w:lvlJc w:val="left"/>
+      <w:pPr>
+        <w:tabs>
+          <w:tab w:val="num" w:pos="6480"/>
+        </w:tabs>
+        <w:ind w:left="6480" w:hanging="360"/>
+      </w:pPr>
+      <w:rPr>
+        <w:rFonts w:ascii="Wingdings" w:hAnsi="Wingdings" w:hint="default"/>
+        <w:sz w:val="20"/>
+      </w:rPr>
+    </w:lvl>
+  </w:abstractNum>
+  <w:abstractNum w:abstractNumId="6" w15:restartNumberingAfterBreak="0">
     <w:nsid w:val="09716D09"/>
     <w:multiLevelType w:val="multilevel"/>
     <w:tmpl w:val="5C8CF940"/>
@@ -9940,7 +13380,124 @@
       </w:pPr>
     </w:lvl>
   </w:abstractNum>
-  <w:abstractNum w:abstractNumId="5" w15:restartNumberingAfterBreak="0">
+  <w:abstractNum w:abstractNumId="7" w15:restartNumberingAfterBreak="0">
+    <w:nsid w:val="0B660653"/>
+    <w:multiLevelType w:val="multilevel"/>
+    <w:tmpl w:val="B33A5DDC"/>
+    <w:lvl w:ilvl="0">
+      <w:start w:val="1"/>
+      <w:numFmt w:val="decimal"/>
+      <w:lvlText w:val="%1."/>
+      <w:lvlJc w:val="left"/>
+      <w:pPr>
+        <w:tabs>
+          <w:tab w:val="num" w:pos="720"/>
+        </w:tabs>
+        <w:ind w:left="720" w:hanging="360"/>
+      </w:pPr>
+    </w:lvl>
+    <w:lvl w:ilvl="1">
+      <w:start w:val="1"/>
+      <w:numFmt w:val="bullet"/>
+      <w:lvlText w:val="o"/>
+      <w:lvlJc w:val="left"/>
+      <w:pPr>
+        <w:tabs>
+          <w:tab w:val="num" w:pos="1440"/>
+        </w:tabs>
+        <w:ind w:left="1440" w:hanging="360"/>
+      </w:pPr>
+      <w:rPr>
+        <w:rFonts w:ascii="Courier New" w:hAnsi="Courier New" w:hint="default"/>
+        <w:sz w:val="20"/>
+      </w:rPr>
+    </w:lvl>
+    <w:lvl w:ilvl="2" w:tentative="1">
+      <w:start w:val="1"/>
+      <w:numFmt w:val="decimal"/>
+      <w:lvlText w:val="%3."/>
+      <w:lvlJc w:val="left"/>
+      <w:pPr>
+        <w:tabs>
+          <w:tab w:val="num" w:pos="2160"/>
+        </w:tabs>
+        <w:ind w:left="2160" w:hanging="360"/>
+      </w:pPr>
+    </w:lvl>
+    <w:lvl w:ilvl="3" w:tentative="1">
+      <w:start w:val="1"/>
+      <w:numFmt w:val="decimal"/>
+      <w:lvlText w:val="%4."/>
+      <w:lvlJc w:val="left"/>
+      <w:pPr>
+        <w:tabs>
+          <w:tab w:val="num" w:pos="2880"/>
+        </w:tabs>
+        <w:ind w:left="2880" w:hanging="360"/>
+      </w:pPr>
+    </w:lvl>
+    <w:lvl w:ilvl="4" w:tentative="1">
+      <w:start w:val="1"/>
+      <w:numFmt w:val="decimal"/>
+      <w:lvlText w:val="%5."/>
+      <w:lvlJc w:val="left"/>
+      <w:pPr>
+        <w:tabs>
+          <w:tab w:val="num" w:pos="3600"/>
+        </w:tabs>
+        <w:ind w:left="3600" w:hanging="360"/>
+      </w:pPr>
+    </w:lvl>
+    <w:lvl w:ilvl="5" w:tentative="1">
+      <w:start w:val="1"/>
+      <w:numFmt w:val="decimal"/>
+      <w:lvlText w:val="%6."/>
+      <w:lvlJc w:val="left"/>
+      <w:pPr>
+        <w:tabs>
+          <w:tab w:val="num" w:pos="4320"/>
+        </w:tabs>
+        <w:ind w:left="4320" w:hanging="360"/>
+      </w:pPr>
+    </w:lvl>
+    <w:lvl w:ilvl="6" w:tentative="1">
+      <w:start w:val="1"/>
+      <w:numFmt w:val="decimal"/>
+      <w:lvlText w:val="%7."/>
+      <w:lvlJc w:val="left"/>
+      <w:pPr>
+        <w:tabs>
+          <w:tab w:val="num" w:pos="5040"/>
+        </w:tabs>
+        <w:ind w:left="5040" w:hanging="360"/>
+      </w:pPr>
+    </w:lvl>
+    <w:lvl w:ilvl="7" w:tentative="1">
+      <w:start w:val="1"/>
+      <w:numFmt w:val="decimal"/>
+      <w:lvlText w:val="%8."/>
+      <w:lvlJc w:val="left"/>
+      <w:pPr>
+        <w:tabs>
+          <w:tab w:val="num" w:pos="5760"/>
+        </w:tabs>
+        <w:ind w:left="5760" w:hanging="360"/>
+      </w:pPr>
+    </w:lvl>
+    <w:lvl w:ilvl="8" w:tentative="1">
+      <w:start w:val="1"/>
+      <w:numFmt w:val="decimal"/>
+      <w:lvlText w:val="%9."/>
+      <w:lvlJc w:val="left"/>
+      <w:pPr>
+        <w:tabs>
+          <w:tab w:val="num" w:pos="6480"/>
+        </w:tabs>
+        <w:ind w:left="6480" w:hanging="360"/>
+      </w:pPr>
+    </w:lvl>
+  </w:abstractNum>
+  <w:abstractNum w:abstractNumId="8" w15:restartNumberingAfterBreak="0">
     <w:nsid w:val="1190639B"/>
     <w:multiLevelType w:val="multilevel"/>
     <w:tmpl w:val="01A0B42A"/>
@@ -10057,7 +13614,7 @@
       </w:pPr>
     </w:lvl>
   </w:abstractNum>
-  <w:abstractNum w:abstractNumId="6" w15:restartNumberingAfterBreak="0">
+  <w:abstractNum w:abstractNumId="9" w15:restartNumberingAfterBreak="0">
     <w:nsid w:val="145B10BB"/>
     <w:multiLevelType w:val="multilevel"/>
     <w:tmpl w:val="F370DAF2"/>
@@ -10206,7 +13763,7 @@
       </w:rPr>
     </w:lvl>
   </w:abstractNum>
-  <w:abstractNum w:abstractNumId="7" w15:restartNumberingAfterBreak="0">
+  <w:abstractNum w:abstractNumId="10" w15:restartNumberingAfterBreak="0">
     <w:nsid w:val="14EC48AB"/>
     <w:multiLevelType w:val="multilevel"/>
     <w:tmpl w:val="1BB4521A"/>
@@ -10323,7 +13880,124 @@
       </w:pPr>
     </w:lvl>
   </w:abstractNum>
-  <w:abstractNum w:abstractNumId="8" w15:restartNumberingAfterBreak="0">
+  <w:abstractNum w:abstractNumId="11" w15:restartNumberingAfterBreak="0">
+    <w:nsid w:val="158669F0"/>
+    <w:multiLevelType w:val="multilevel"/>
+    <w:tmpl w:val="B50407B6"/>
+    <w:lvl w:ilvl="0">
+      <w:start w:val="1"/>
+      <w:numFmt w:val="decimal"/>
+      <w:lvlText w:val="%1."/>
+      <w:lvlJc w:val="left"/>
+      <w:pPr>
+        <w:tabs>
+          <w:tab w:val="num" w:pos="720"/>
+        </w:tabs>
+        <w:ind w:left="720" w:hanging="360"/>
+      </w:pPr>
+    </w:lvl>
+    <w:lvl w:ilvl="1">
+      <w:start w:val="1"/>
+      <w:numFmt w:val="bullet"/>
+      <w:lvlText w:val="o"/>
+      <w:lvlJc w:val="left"/>
+      <w:pPr>
+        <w:tabs>
+          <w:tab w:val="num" w:pos="1440"/>
+        </w:tabs>
+        <w:ind w:left="1440" w:hanging="360"/>
+      </w:pPr>
+      <w:rPr>
+        <w:rFonts w:ascii="Courier New" w:hAnsi="Courier New" w:hint="default"/>
+        <w:sz w:val="20"/>
+      </w:rPr>
+    </w:lvl>
+    <w:lvl w:ilvl="2" w:tentative="1">
+      <w:start w:val="1"/>
+      <w:numFmt w:val="decimal"/>
+      <w:lvlText w:val="%3."/>
+      <w:lvlJc w:val="left"/>
+      <w:pPr>
+        <w:tabs>
+          <w:tab w:val="num" w:pos="2160"/>
+        </w:tabs>
+        <w:ind w:left="2160" w:hanging="360"/>
+      </w:pPr>
+    </w:lvl>
+    <w:lvl w:ilvl="3" w:tentative="1">
+      <w:start w:val="1"/>
+      <w:numFmt w:val="decimal"/>
+      <w:lvlText w:val="%4."/>
+      <w:lvlJc w:val="left"/>
+      <w:pPr>
+        <w:tabs>
+          <w:tab w:val="num" w:pos="2880"/>
+        </w:tabs>
+        <w:ind w:left="2880" w:hanging="360"/>
+      </w:pPr>
+    </w:lvl>
+    <w:lvl w:ilvl="4" w:tentative="1">
+      <w:start w:val="1"/>
+      <w:numFmt w:val="decimal"/>
+      <w:lvlText w:val="%5."/>
+      <w:lvlJc w:val="left"/>
+      <w:pPr>
+        <w:tabs>
+          <w:tab w:val="num" w:pos="3600"/>
+        </w:tabs>
+        <w:ind w:left="3600" w:hanging="360"/>
+      </w:pPr>
+    </w:lvl>
+    <w:lvl w:ilvl="5" w:tentative="1">
+      <w:start w:val="1"/>
+      <w:numFmt w:val="decimal"/>
+      <w:lvlText w:val="%6."/>
+      <w:lvlJc w:val="left"/>
+      <w:pPr>
+        <w:tabs>
+          <w:tab w:val="num" w:pos="4320"/>
+        </w:tabs>
+        <w:ind w:left="4320" w:hanging="360"/>
+      </w:pPr>
+    </w:lvl>
+    <w:lvl w:ilvl="6" w:tentative="1">
+      <w:start w:val="1"/>
+      <w:numFmt w:val="decimal"/>
+      <w:lvlText w:val="%7."/>
+      <w:lvlJc w:val="left"/>
+      <w:pPr>
+        <w:tabs>
+          <w:tab w:val="num" w:pos="5040"/>
+        </w:tabs>
+        <w:ind w:left="5040" w:hanging="360"/>
+      </w:pPr>
+    </w:lvl>
+    <w:lvl w:ilvl="7" w:tentative="1">
+      <w:start w:val="1"/>
+      <w:numFmt w:val="decimal"/>
+      <w:lvlText w:val="%8."/>
+      <w:lvlJc w:val="left"/>
+      <w:pPr>
+        <w:tabs>
+          <w:tab w:val="num" w:pos="5760"/>
+        </w:tabs>
+        <w:ind w:left="5760" w:hanging="360"/>
+      </w:pPr>
+    </w:lvl>
+    <w:lvl w:ilvl="8" w:tentative="1">
+      <w:start w:val="1"/>
+      <w:numFmt w:val="decimal"/>
+      <w:lvlText w:val="%9."/>
+      <w:lvlJc w:val="left"/>
+      <w:pPr>
+        <w:tabs>
+          <w:tab w:val="num" w:pos="6480"/>
+        </w:tabs>
+        <w:ind w:left="6480" w:hanging="360"/>
+      </w:pPr>
+    </w:lvl>
+  </w:abstractNum>
+  <w:abstractNum w:abstractNumId="12" w15:restartNumberingAfterBreak="0">
     <w:nsid w:val="167F4402"/>
     <w:multiLevelType w:val="multilevel"/>
     <w:tmpl w:val="8392DE82"/>
@@ -10436,7 +14110,7 @@
       </w:pPr>
     </w:lvl>
   </w:abstractNum>
-  <w:abstractNum w:abstractNumId="9" w15:restartNumberingAfterBreak="0">
+  <w:abstractNum w:abstractNumId="13" w15:restartNumberingAfterBreak="0">
     <w:nsid w:val="17067E04"/>
     <w:multiLevelType w:val="multilevel"/>
     <w:tmpl w:val="65968D76"/>
@@ -10585,7 +14259,7 @@
       </w:rPr>
     </w:lvl>
   </w:abstractNum>
-  <w:abstractNum w:abstractNumId="10" w15:restartNumberingAfterBreak="0">
+  <w:abstractNum w:abstractNumId="14" w15:restartNumberingAfterBreak="0">
     <w:nsid w:val="18941D29"/>
     <w:multiLevelType w:val="multilevel"/>
     <w:tmpl w:val="D388C016"/>
@@ -10734,7 +14408,156 @@
       </w:rPr>
     </w:lvl>
   </w:abstractNum>
-  <w:abstractNum w:abstractNumId="11" w15:restartNumberingAfterBreak="0">
+  <w:abstractNum w:abstractNumId="15" w15:restartNumberingAfterBreak="0">
+    <w:nsid w:val="1B610FE0"/>
+    <w:multiLevelType w:val="multilevel"/>
+    <w:tmpl w:val="4BF8CDEA"/>
+    <w:lvl w:ilvl="0">
+      <w:start w:val="1"/>
+      <w:numFmt w:val="bullet"/>
+      <w:lvlText w:val=""/>
+      <w:lvlJc w:val="left"/>
+      <w:pPr>
+        <w:tabs>
+          <w:tab w:val="num" w:pos="720"/>
+        </w:tabs>
+        <w:ind w:left="720" w:hanging="360"/>
+      </w:pPr>
+      <w:rPr>
+        <w:rFonts w:ascii="Symbol" w:hAnsi="Symbol" w:hint="default"/>
+        <w:sz w:val="20"/>
+      </w:rPr>
+    </w:lvl>
+    <w:lvl w:ilvl="1" w:tentative="1">
+      <w:start w:val="1"/>
+      <w:numFmt w:val="bullet"/>
+      <w:lvlText w:val="o"/>
+      <w:lvlJc w:val="left"/>
+      <w:pPr>
+        <w:tabs>
+          <w:tab w:val="num" w:pos="1440"/>
+        </w:tabs>
+        <w:ind w:left="1440" w:hanging="360"/>
+      </w:pPr>
+      <w:rPr>
+        <w:rFonts w:ascii="Courier New" w:hAnsi="Courier New" w:hint="default"/>
+        <w:sz w:val="20"/>
+      </w:rPr>
+    </w:lvl>
+    <w:lvl w:ilvl="2" w:tentative="1">
+      <w:start w:val="1"/>
+      <w:numFmt w:val="bullet"/>
+      <w:lvlText w:val=""/>
+      <w:lvlJc w:val="left"/>
+      <w:pPr>
+        <w:tabs>
+          <w:tab w:val="num" w:pos="2160"/>
+        </w:tabs>
+        <w:ind w:left="2160" w:hanging="360"/>
+      </w:pPr>
+      <w:rPr>
+        <w:rFonts w:ascii="Wingdings" w:hAnsi="Wingdings" w:hint="default"/>
+        <w:sz w:val="20"/>
+      </w:rPr>
+    </w:lvl>
+    <w:lvl w:ilvl="3" w:tentative="1">
+      <w:start w:val="1"/>
+      <w:numFmt w:val="bullet"/>
+      <w:lvlText w:val=""/>
+      <w:lvlJc w:val="left"/>
+      <w:pPr>
+        <w:tabs>
+          <w:tab w:val="num" w:pos="2880"/>
+        </w:tabs>
+        <w:ind w:left="2880" w:hanging="360"/>
+      </w:pPr>
+      <w:rPr>
+        <w:rFonts w:ascii="Wingdings" w:hAnsi="Wingdings" w:hint="default"/>
+        <w:sz w:val="20"/>
+      </w:rPr>
+    </w:lvl>
+    <w:lvl w:ilvl="4" w:tentative="1">
+      <w:start w:val="1"/>
+      <w:numFmt w:val="bullet"/>
+      <w:lvlText w:val=""/>
+      <w:lvlJc w:val="left"/>
+      <w:pPr>
+        <w:tabs>
+          <w:tab w:val="num" w:pos="3600"/>
+        </w:tabs>
+        <w:ind w:left="3600" w:hanging="360"/>
+      </w:pPr>
+      <w:rPr>
+        <w:rFonts w:ascii="Wingdings" w:hAnsi="Wingdings" w:hint="default"/>
+        <w:sz w:val="20"/>
+      </w:rPr>
+    </w:lvl>
+    <w:lvl w:ilvl="5" w:tentative="1">
+      <w:start w:val="1"/>
+      <w:numFmt w:val="bullet"/>
+      <w:lvlText w:val=""/>
+      <w:lvlJc w:val="left"/>
+      <w:pPr>
+        <w:tabs>
+          <w:tab w:val="num" w:pos="4320"/>
+        </w:tabs>
+        <w:ind w:left="4320" w:hanging="360"/>
+      </w:pPr>
+      <w:rPr>
+        <w:rFonts w:ascii="Wingdings" w:hAnsi="Wingdings" w:hint="default"/>
+        <w:sz w:val="20"/>
+      </w:rPr>
+    </w:lvl>
+    <w:lvl w:ilvl="6" w:tentative="1">
+      <w:start w:val="1"/>
+      <w:numFmt w:val="bullet"/>
+      <w:lvlText w:val=""/>
+      <w:lvlJc w:val="left"/>
+      <w:pPr>
+        <w:tabs>
+          <w:tab w:val="num" w:pos="5040"/>
+        </w:tabs>
+        <w:ind w:left="5040" w:hanging="360"/>
+      </w:pPr>
+      <w:rPr>
+        <w:rFonts w:ascii="Wingdings" w:hAnsi="Wingdings" w:hint="default"/>
+        <w:sz w:val="20"/>
+      </w:rPr>
+    </w:lvl>
+    <w:lvl w:ilvl="7" w:tentative="1">
+      <w:start w:val="1"/>
+      <w:numFmt w:val="bullet"/>
+      <w:lvlText w:val=""/>
+      <w:lvlJc w:val="left"/>
+      <w:pPr>
+        <w:tabs>
+          <w:tab w:val="num" w:pos="5760"/>
+        </w:tabs>
+        <w:ind w:left="5760" w:hanging="360"/>
+      </w:pPr>
+      <w:rPr>
+        <w:rFonts w:ascii="Wingdings" w:hAnsi="Wingdings" w:hint="default"/>
+        <w:sz w:val="20"/>
+      </w:rPr>
+    </w:lvl>
+    <w:lvl w:ilvl="8" w:tentative="1">
+      <w:start w:val="1"/>
+      <w:numFmt w:val="bullet"/>
+      <w:lvlText w:val=""/>
+      <w:lvlJc w:val="left"/>
+      <w:pPr>
+        <w:tabs>
+          <w:tab w:val="num" w:pos="6480"/>
+        </w:tabs>
+        <w:ind w:left="6480" w:hanging="360"/>
+      </w:pPr>
+      <w:rPr>
+        <w:rFonts w:ascii="Wingdings" w:hAnsi="Wingdings" w:hint="default"/>
+        <w:sz w:val="20"/>
+      </w:rPr>
+    </w:lvl>
+  </w:abstractNum>
+  <w:abstractNum w:abstractNumId="16" w15:restartNumberingAfterBreak="0">
     <w:nsid w:val="1EBF2E8C"/>
     <w:multiLevelType w:val="multilevel"/>
     <w:tmpl w:val="F7CCDC18"/>
@@ -10879,7 +14702,7 @@
       </w:rPr>
     </w:lvl>
   </w:abstractNum>
-  <w:abstractNum w:abstractNumId="12" w15:restartNumberingAfterBreak="0">
+  <w:abstractNum w:abstractNumId="17" w15:restartNumberingAfterBreak="0">
     <w:nsid w:val="1F053DD1"/>
     <w:multiLevelType w:val="multilevel"/>
     <w:tmpl w:val="83109B70"/>
@@ -11028,7 +14851,7 @@
       </w:rPr>
     </w:lvl>
   </w:abstractNum>
-  <w:abstractNum w:abstractNumId="13" w15:restartNumberingAfterBreak="0">
+  <w:abstractNum w:abstractNumId="18" w15:restartNumberingAfterBreak="0">
     <w:nsid w:val="1F8A2F5A"/>
     <w:multiLevelType w:val="multilevel"/>
     <w:tmpl w:val="872C4AF6"/>
@@ -11145,7 +14968,7 @@
       </w:pPr>
     </w:lvl>
   </w:abstractNum>
-  <w:abstractNum w:abstractNumId="14" w15:restartNumberingAfterBreak="0">
+  <w:abstractNum w:abstractNumId="19" w15:restartNumberingAfterBreak="0">
     <w:nsid w:val="21865099"/>
     <w:multiLevelType w:val="hybridMultilevel"/>
     <w:tmpl w:val="8C9E1D00"/>
@@ -11258,7 +15081,7 @@
       </w:rPr>
     </w:lvl>
   </w:abstractNum>
-  <w:abstractNum w:abstractNumId="15" w15:restartNumberingAfterBreak="0">
+  <w:abstractNum w:abstractNumId="20" w15:restartNumberingAfterBreak="0">
     <w:nsid w:val="21F1608D"/>
     <w:multiLevelType w:val="multilevel"/>
     <w:tmpl w:val="A6EAC9C6"/>
@@ -11407,7 +15230,7 @@
       </w:rPr>
     </w:lvl>
   </w:abstractNum>
-  <w:abstractNum w:abstractNumId="16" w15:restartNumberingAfterBreak="0">
+  <w:abstractNum w:abstractNumId="21" w15:restartNumberingAfterBreak="0">
     <w:nsid w:val="22E3149D"/>
     <w:multiLevelType w:val="multilevel"/>
     <w:tmpl w:val="FFA86DB4"/>
@@ -11524,7 +15347,7 @@
       </w:pPr>
     </w:lvl>
   </w:abstractNum>
-  <w:abstractNum w:abstractNumId="17" w15:restartNumberingAfterBreak="0">
+  <w:abstractNum w:abstractNumId="22" w15:restartNumberingAfterBreak="0">
     <w:nsid w:val="234A0565"/>
     <w:multiLevelType w:val="hybridMultilevel"/>
     <w:tmpl w:val="1CC65A0A"/>
@@ -11613,7 +15436,7 @@
       </w:pPr>
     </w:lvl>
   </w:abstractNum>
-  <w:abstractNum w:abstractNumId="18" w15:restartNumberingAfterBreak="0">
+  <w:abstractNum w:abstractNumId="23" w15:restartNumberingAfterBreak="0">
     <w:nsid w:val="25695F64"/>
     <w:multiLevelType w:val="multilevel"/>
     <w:tmpl w:val="84BCC520"/>
@@ -11730,7 +15553,7 @@
       </w:pPr>
     </w:lvl>
   </w:abstractNum>
-  <w:abstractNum w:abstractNumId="19" w15:restartNumberingAfterBreak="0">
+  <w:abstractNum w:abstractNumId="24" w15:restartNumberingAfterBreak="0">
     <w:nsid w:val="26AC5126"/>
     <w:multiLevelType w:val="multilevel"/>
     <w:tmpl w:val="C736FC0A"/>
@@ -11879,7 +15702,7 @@
       </w:rPr>
     </w:lvl>
   </w:abstractNum>
-  <w:abstractNum w:abstractNumId="20" w15:restartNumberingAfterBreak="0">
+  <w:abstractNum w:abstractNumId="25" w15:restartNumberingAfterBreak="0">
     <w:nsid w:val="2C0A2CCD"/>
     <w:multiLevelType w:val="multilevel"/>
     <w:tmpl w:val="BA38A2AA"/>
@@ -11996,7 +15819,273 @@
       </w:pPr>
     </w:lvl>
   </w:abstractNum>
-  <w:abstractNum w:abstractNumId="21" w15:restartNumberingAfterBreak="0">
+  <w:abstractNum w:abstractNumId="26" w15:restartNumberingAfterBreak="0">
+    <w:nsid w:val="2DD8057A"/>
+    <w:multiLevelType w:val="multilevel"/>
+    <w:tmpl w:val="761452F4"/>
+    <w:lvl w:ilvl="0">
+      <w:start w:val="1"/>
+      <w:numFmt w:val="bullet"/>
+      <w:lvlText w:val=""/>
+      <w:lvlJc w:val="left"/>
+      <w:pPr>
+        <w:tabs>
+          <w:tab w:val="num" w:pos="720"/>
+        </w:tabs>
+        <w:ind w:left="720" w:hanging="360"/>
+      </w:pPr>
+      <w:rPr>
+        <w:rFonts w:ascii="Symbol" w:hAnsi="Symbol" w:hint="default"/>
+        <w:sz w:val="20"/>
+      </w:rPr>
+    </w:lvl>
+    <w:lvl w:ilvl="1" w:tentative="1">
+      <w:start w:val="1"/>
+      <w:numFmt w:val="bullet"/>
+      <w:lvlText w:val="o"/>
+      <w:lvlJc w:val="left"/>
+      <w:pPr>
+        <w:tabs>
+          <w:tab w:val="num" w:pos="1440"/>
+        </w:tabs>
+        <w:ind w:left="1440" w:hanging="360"/>
+      </w:pPr>
+      <w:rPr>
+        <w:rFonts w:ascii="Courier New" w:hAnsi="Courier New" w:hint="default"/>
+        <w:sz w:val="20"/>
+      </w:rPr>
+    </w:lvl>
+    <w:lvl w:ilvl="2" w:tentative="1">
+      <w:start w:val="1"/>
+      <w:numFmt w:val="bullet"/>
+      <w:lvlText w:val=""/>
+      <w:lvlJc w:val="left"/>
+      <w:pPr>
+        <w:tabs>
+          <w:tab w:val="num" w:pos="2160"/>
+        </w:tabs>
+        <w:ind w:left="2160" w:hanging="360"/>
+      </w:pPr>
+      <w:rPr>
+        <w:rFonts w:ascii="Wingdings" w:hAnsi="Wingdings" w:hint="default"/>
+        <w:sz w:val="20"/>
+      </w:rPr>
+    </w:lvl>
+    <w:lvl w:ilvl="3" w:tentative="1">
+      <w:start w:val="1"/>
+      <w:numFmt w:val="bullet"/>
+      <w:lvlText w:val=""/>
+      <w:lvlJc w:val="left"/>
+      <w:pPr>
+        <w:tabs>
+          <w:tab w:val="num" w:pos="2880"/>
+        </w:tabs>
+        <w:ind w:left="2880" w:hanging="360"/>
+      </w:pPr>
+      <w:rPr>
+        <w:rFonts w:ascii="Wingdings" w:hAnsi="Wingdings" w:hint="default"/>
+        <w:sz w:val="20"/>
+      </w:rPr>
+    </w:lvl>
+    <w:lvl w:ilvl="4" w:tentative="1">
+      <w:start w:val="1"/>
+      <w:numFmt w:val="bullet"/>
+      <w:lvlText w:val=""/>
+      <w:lvlJc w:val="left"/>
+      <w:pPr>
+        <w:tabs>
+          <w:tab w:val="num" w:pos="3600"/>
+        </w:tabs>
+        <w:ind w:left="3600" w:hanging="360"/>
+      </w:pPr>
+      <w:rPr>
+        <w:rFonts w:ascii="Wingdings" w:hAnsi="Wingdings" w:hint="default"/>
+        <w:sz w:val="20"/>
+      </w:rPr>
+    </w:lvl>
+    <w:lvl w:ilvl="5" w:tentative="1">
+      <w:start w:val="1"/>
+      <w:numFmt w:val="bullet"/>
+      <w:lvlText w:val=""/>
+      <w:lvlJc w:val="left"/>
+      <w:pPr>
+        <w:tabs>
+          <w:tab w:val="num" w:pos="4320"/>
+        </w:tabs>
+        <w:ind w:left="4320" w:hanging="360"/>
+      </w:pPr>
+      <w:rPr>
+        <w:rFonts w:ascii="Wingdings" w:hAnsi="Wingdings" w:hint="default"/>
+        <w:sz w:val="20"/>
+      </w:rPr>
+    </w:lvl>
+    <w:lvl w:ilvl="6" w:tentative="1">
+      <w:start w:val="1"/>
+      <w:numFmt w:val="bullet"/>
+      <w:lvlText w:val=""/>
+      <w:lvlJc w:val="left"/>
+      <w:pPr>
+        <w:tabs>
+          <w:tab w:val="num" w:pos="5040"/>
+        </w:tabs>
+        <w:ind w:left="5040" w:hanging="360"/>
+      </w:pPr>
+      <w:rPr>
+        <w:rFonts w:ascii="Wingdings" w:hAnsi="Wingdings" w:hint="default"/>
+        <w:sz w:val="20"/>
+      </w:rPr>
+    </w:lvl>
+    <w:lvl w:ilvl="7" w:tentative="1">
+      <w:start w:val="1"/>
+      <w:numFmt w:val="bullet"/>
+      <w:lvlText w:val=""/>
+      <w:lvlJc w:val="left"/>
+      <w:pPr>
+        <w:tabs>
+          <w:tab w:val="num" w:pos="5760"/>
+        </w:tabs>
+        <w:ind w:left="5760" w:hanging="360"/>
+      </w:pPr>
+      <w:rPr>
+        <w:rFonts w:ascii="Wingdings" w:hAnsi="Wingdings" w:hint="default"/>
+        <w:sz w:val="20"/>
+      </w:rPr>
+    </w:lvl>
+    <w:lvl w:ilvl="8" w:tentative="1">
+      <w:start w:val="1"/>
+      <w:numFmt w:val="bullet"/>
+      <w:lvlText w:val=""/>
+      <w:lvlJc w:val="left"/>
+      <w:pPr>
+        <w:tabs>
+          <w:tab w:val="num" w:pos="6480"/>
+        </w:tabs>
+        <w:ind w:left="6480" w:hanging="360"/>
+      </w:pPr>
+      <w:rPr>
+        <w:rFonts w:ascii="Wingdings" w:hAnsi="Wingdings" w:hint="default"/>
+        <w:sz w:val="20"/>
+      </w:rPr>
+    </w:lvl>
+  </w:abstractNum>
+  <w:abstractNum w:abstractNumId="27" w15:restartNumberingAfterBreak="0">
+    <w:nsid w:val="2EB80AA1"/>
+    <w:multiLevelType w:val="multilevel"/>
+    <w:tmpl w:val="01846926"/>
+    <w:lvl w:ilvl="0">
+      <w:start w:val="1"/>
+      <w:numFmt w:val="decimal"/>
+      <w:lvlText w:val="%1."/>
+      <w:lvlJc w:val="left"/>
+      <w:pPr>
+        <w:tabs>
+          <w:tab w:val="num" w:pos="720"/>
+        </w:tabs>
+        <w:ind w:left="720" w:hanging="360"/>
+      </w:pPr>
+    </w:lvl>
+    <w:lvl w:ilvl="1">
+      <w:start w:val="1"/>
+      <w:numFmt w:val="bullet"/>
+      <w:lvlText w:val="o"/>
+      <w:lvlJc w:val="left"/>
+      <w:pPr>
+        <w:tabs>
+          <w:tab w:val="num" w:pos="1440"/>
+        </w:tabs>
+        <w:ind w:left="1440" w:hanging="360"/>
+      </w:pPr>
+      <w:rPr>
+        <w:rFonts w:ascii="Courier New" w:hAnsi="Courier New" w:hint="default"/>
+        <w:sz w:val="20"/>
+      </w:rPr>
+    </w:lvl>
+    <w:lvl w:ilvl="2" w:tentative="1">
+      <w:start w:val="1"/>
+      <w:numFmt w:val="decimal"/>
+      <w:lvlText w:val="%3."/>
+      <w:lvlJc w:val="left"/>
+      <w:pPr>
+        <w:tabs>
+          <w:tab w:val="num" w:pos="2160"/>
+        </w:tabs>
+        <w:ind w:left="2160" w:hanging="360"/>
+      </w:pPr>
+    </w:lvl>
+    <w:lvl w:ilvl="3" w:tentative="1">
+      <w:start w:val="1"/>
+      <w:numFmt w:val="decimal"/>
+      <w:lvlText w:val="%4."/>
+      <w:lvlJc w:val="left"/>
+      <w:pPr>
+        <w:tabs>
+          <w:tab w:val="num" w:pos="2880"/>
+        </w:tabs>
+        <w:ind w:left="2880" w:hanging="360"/>
+      </w:pPr>
+    </w:lvl>
+    <w:lvl w:ilvl="4" w:tentative="1">
+      <w:start w:val="1"/>
+      <w:numFmt w:val="decimal"/>
+      <w:lvlText w:val="%5."/>
+      <w:lvlJc w:val="left"/>
+      <w:pPr>
+        <w:tabs>
+          <w:tab w:val="num" w:pos="3600"/>
+        </w:tabs>
+        <w:ind w:left="3600" w:hanging="360"/>
+      </w:pPr>
+    </w:lvl>
+    <w:lvl w:ilvl="5" w:tentative="1">
+      <w:start w:val="1"/>
+      <w:numFmt w:val="decimal"/>
+      <w:lvlText w:val="%6."/>
+      <w:lvlJc w:val="left"/>
+      <w:pPr>
+        <w:tabs>
+          <w:tab w:val="num" w:pos="4320"/>
+        </w:tabs>
+        <w:ind w:left="4320" w:hanging="360"/>
+      </w:pPr>
+    </w:lvl>
+    <w:lvl w:ilvl="6" w:tentative="1">
+      <w:start w:val="1"/>
+      <w:numFmt w:val="decimal"/>
+      <w:lvlText w:val="%7."/>
+      <w:lvlJc w:val="left"/>
+      <w:pPr>
+        <w:tabs>
+          <w:tab w:val="num" w:pos="5040"/>
+        </w:tabs>
+        <w:ind w:left="5040" w:hanging="360"/>
+      </w:pPr>
+    </w:lvl>
+    <w:lvl w:ilvl="7" w:tentative="1">
+      <w:start w:val="1"/>
+      <w:numFmt w:val="decimal"/>
+      <w:lvlText w:val="%8."/>
+      <w:lvlJc w:val="left"/>
+      <w:pPr>
+        <w:tabs>
+          <w:tab w:val="num" w:pos="5760"/>
+        </w:tabs>
+        <w:ind w:left="5760" w:hanging="360"/>
+      </w:pPr>
+    </w:lvl>
+    <w:lvl w:ilvl="8" w:tentative="1">
+      <w:start w:val="1"/>
+      <w:numFmt w:val="decimal"/>
+      <w:lvlText w:val="%9."/>
+      <w:lvlJc w:val="left"/>
+      <w:pPr>
+        <w:tabs>
+          <w:tab w:val="num" w:pos="6480"/>
+        </w:tabs>
+        <w:ind w:left="6480" w:hanging="360"/>
+      </w:pPr>
+    </w:lvl>
+  </w:abstractNum>
+  <w:abstractNum w:abstractNumId="28" w15:restartNumberingAfterBreak="0">
     <w:nsid w:val="34001B75"/>
     <w:multiLevelType w:val="multilevel"/>
     <w:tmpl w:val="154681E6"/>
@@ -12113,7 +16202,156 @@
       </w:pPr>
     </w:lvl>
   </w:abstractNum>
-  <w:abstractNum w:abstractNumId="22" w15:restartNumberingAfterBreak="0">
+  <w:abstractNum w:abstractNumId="29" w15:restartNumberingAfterBreak="0">
+    <w:nsid w:val="341260D3"/>
+    <w:multiLevelType w:val="multilevel"/>
+    <w:tmpl w:val="948A1218"/>
+    <w:lvl w:ilvl="0">
+      <w:start w:val="1"/>
+      <w:numFmt w:val="bullet"/>
+      <w:lvlText w:val=""/>
+      <w:lvlJc w:val="left"/>
+      <w:pPr>
+        <w:tabs>
+          <w:tab w:val="num" w:pos="720"/>
+        </w:tabs>
+        <w:ind w:left="720" w:hanging="360"/>
+      </w:pPr>
+      <w:rPr>
+        <w:rFonts w:ascii="Symbol" w:hAnsi="Symbol" w:hint="default"/>
+        <w:sz w:val="20"/>
+      </w:rPr>
+    </w:lvl>
+    <w:lvl w:ilvl="1" w:tentative="1">
+      <w:start w:val="1"/>
+      <w:numFmt w:val="bullet"/>
+      <w:lvlText w:val="o"/>
+      <w:lvlJc w:val="left"/>
+      <w:pPr>
+        <w:tabs>
+          <w:tab w:val="num" w:pos="1440"/>
+        </w:tabs>
+        <w:ind w:left="1440" w:hanging="360"/>
+      </w:pPr>
+      <w:rPr>
+        <w:rFonts w:ascii="Courier New" w:hAnsi="Courier New" w:hint="default"/>
+        <w:sz w:val="20"/>
+      </w:rPr>
+    </w:lvl>
+    <w:lvl w:ilvl="2" w:tentative="1">
+      <w:start w:val="1"/>
+      <w:numFmt w:val="bullet"/>
+      <w:lvlText w:val=""/>
+      <w:lvlJc w:val="left"/>
+      <w:pPr>
+        <w:tabs>
+          <w:tab w:val="num" w:pos="2160"/>
+        </w:tabs>
+        <w:ind w:left="2160" w:hanging="360"/>
+      </w:pPr>
+      <w:rPr>
+        <w:rFonts w:ascii="Wingdings" w:hAnsi="Wingdings" w:hint="default"/>
+        <w:sz w:val="20"/>
+      </w:rPr>
+    </w:lvl>
+    <w:lvl w:ilvl="3" w:tentative="1">
+      <w:start w:val="1"/>
+      <w:numFmt w:val="bullet"/>
+      <w:lvlText w:val=""/>
+      <w:lvlJc w:val="left"/>
+      <w:pPr>
+        <w:tabs>
+          <w:tab w:val="num" w:pos="2880"/>
+        </w:tabs>
+        <w:ind w:left="2880" w:hanging="360"/>
+      </w:pPr>
+      <w:rPr>
+        <w:rFonts w:ascii="Wingdings" w:hAnsi="Wingdings" w:hint="default"/>
+        <w:sz w:val="20"/>
+      </w:rPr>
+    </w:lvl>
+    <w:lvl w:ilvl="4" w:tentative="1">
+      <w:start w:val="1"/>
+      <w:numFmt w:val="bullet"/>
+      <w:lvlText w:val=""/>
+      <w:lvlJc w:val="left"/>
+      <w:pPr>
+        <w:tabs>
+          <w:tab w:val="num" w:pos="3600"/>
+        </w:tabs>
+        <w:ind w:left="3600" w:hanging="360"/>
+      </w:pPr>
+      <w:rPr>
+        <w:rFonts w:ascii="Wingdings" w:hAnsi="Wingdings" w:hint="default"/>
+        <w:sz w:val="20"/>
+      </w:rPr>
+    </w:lvl>
+    <w:lvl w:ilvl="5" w:tentative="1">
+      <w:start w:val="1"/>
+      <w:numFmt w:val="bullet"/>
+      <w:lvlText w:val=""/>
+      <w:lvlJc w:val="left"/>
+      <w:pPr>
+        <w:tabs>
+          <w:tab w:val="num" w:pos="4320"/>
+        </w:tabs>
+        <w:ind w:left="4320" w:hanging="360"/>
+      </w:pPr>
+      <w:rPr>
+        <w:rFonts w:ascii="Wingdings" w:hAnsi="Wingdings" w:hint="default"/>
+        <w:sz w:val="20"/>
+      </w:rPr>
+    </w:lvl>
+    <w:lvl w:ilvl="6" w:tentative="1">
+      <w:start w:val="1"/>
+      <w:numFmt w:val="bullet"/>
+      <w:lvlText w:val=""/>
+      <w:lvlJc w:val="left"/>
+      <w:pPr>
+        <w:tabs>
+          <w:tab w:val="num" w:pos="5040"/>
+        </w:tabs>
+        <w:ind w:left="5040" w:hanging="360"/>
+      </w:pPr>
+      <w:rPr>
+        <w:rFonts w:ascii="Wingdings" w:hAnsi="Wingdings" w:hint="default"/>
+        <w:sz w:val="20"/>
+      </w:rPr>
+    </w:lvl>
+    <w:lvl w:ilvl="7" w:tentative="1">
+      <w:start w:val="1"/>
+      <w:numFmt w:val="bullet"/>
+      <w:lvlText w:val=""/>
+      <w:lvlJc w:val="left"/>
+      <w:pPr>
+        <w:tabs>
+          <w:tab w:val="num" w:pos="5760"/>
+        </w:tabs>
+        <w:ind w:left="5760" w:hanging="360"/>
+      </w:pPr>
+      <w:rPr>
+        <w:rFonts w:ascii="Wingdings" w:hAnsi="Wingdings" w:hint="default"/>
+        <w:sz w:val="20"/>
+      </w:rPr>
+    </w:lvl>
+    <w:lvl w:ilvl="8" w:tentative="1">
+      <w:start w:val="1"/>
+      <w:numFmt w:val="bullet"/>
+      <w:lvlText w:val=""/>
+      <w:lvlJc w:val="left"/>
+      <w:pPr>
+        <w:tabs>
+          <w:tab w:val="num" w:pos="6480"/>
+        </w:tabs>
+        <w:ind w:left="6480" w:hanging="360"/>
+      </w:pPr>
+      <w:rPr>
+        <w:rFonts w:ascii="Wingdings" w:hAnsi="Wingdings" w:hint="default"/>
+        <w:sz w:val="20"/>
+      </w:rPr>
+    </w:lvl>
+  </w:abstractNum>
+  <w:abstractNum w:abstractNumId="30" w15:restartNumberingAfterBreak="0">
     <w:nsid w:val="34AD1DDC"/>
     <w:multiLevelType w:val="multilevel"/>
     <w:tmpl w:val="6FAEF2EA"/>
@@ -12230,7 +16468,7 @@
       </w:pPr>
     </w:lvl>
   </w:abstractNum>
-  <w:abstractNum w:abstractNumId="23" w15:restartNumberingAfterBreak="0">
+  <w:abstractNum w:abstractNumId="31" w15:restartNumberingAfterBreak="0">
     <w:nsid w:val="388F0423"/>
     <w:multiLevelType w:val="multilevel"/>
     <w:tmpl w:val="DBB69876"/>
@@ -12379,7 +16617,124 @@
       </w:rPr>
     </w:lvl>
   </w:abstractNum>
-  <w:abstractNum w:abstractNumId="24" w15:restartNumberingAfterBreak="0">
+  <w:abstractNum w:abstractNumId="32" w15:restartNumberingAfterBreak="0">
+    <w:nsid w:val="3A5E54F1"/>
+    <w:multiLevelType w:val="multilevel"/>
+    <w:tmpl w:val="E980559E"/>
+    <w:lvl w:ilvl="0">
+      <w:start w:val="1"/>
+      <w:numFmt w:val="decimal"/>
+      <w:lvlText w:val="%1."/>
+      <w:lvlJc w:val="left"/>
+      <w:pPr>
+        <w:tabs>
+          <w:tab w:val="num" w:pos="720"/>
+        </w:tabs>
+        <w:ind w:left="720" w:hanging="360"/>
+      </w:pPr>
+    </w:lvl>
+    <w:lvl w:ilvl="1">
+      <w:start w:val="1"/>
+      <w:numFmt w:val="bullet"/>
+      <w:lvlText w:val="o"/>
+      <w:lvlJc w:val="left"/>
+      <w:pPr>
+        <w:tabs>
+          <w:tab w:val="num" w:pos="1440"/>
+        </w:tabs>
+        <w:ind w:left="1440" w:hanging="360"/>
+      </w:pPr>
+      <w:rPr>
+        <w:rFonts w:ascii="Courier New" w:hAnsi="Courier New" w:hint="default"/>
+        <w:sz w:val="20"/>
+      </w:rPr>
+    </w:lvl>
+    <w:lvl w:ilvl="2" w:tentative="1">
+      <w:start w:val="1"/>
+      <w:numFmt w:val="decimal"/>
+      <w:lvlText w:val="%3."/>
+      <w:lvlJc w:val="left"/>
+      <w:pPr>
+        <w:tabs>
+          <w:tab w:val="num" w:pos="2160"/>
+        </w:tabs>
+        <w:ind w:left="2160" w:hanging="360"/>
+      </w:pPr>
+    </w:lvl>
+    <w:lvl w:ilvl="3" w:tentative="1">
+      <w:start w:val="1"/>
+      <w:numFmt w:val="decimal"/>
+      <w:lvlText w:val="%4."/>
+      <w:lvlJc w:val="left"/>
+      <w:pPr>
+        <w:tabs>
+          <w:tab w:val="num" w:pos="2880"/>
+        </w:tabs>
+        <w:ind w:left="2880" w:hanging="360"/>
+      </w:pPr>
+    </w:lvl>
+    <w:lvl w:ilvl="4" w:tentative="1">
+      <w:start w:val="1"/>
+      <w:numFmt w:val="decimal"/>
+      <w:lvlText w:val="%5."/>
+      <w:lvlJc w:val="left"/>
+      <w:pPr>
+        <w:tabs>
+          <w:tab w:val="num" w:pos="3600"/>
+        </w:tabs>
+        <w:ind w:left="3600" w:hanging="360"/>
+      </w:pPr>
+    </w:lvl>
+    <w:lvl w:ilvl="5" w:tentative="1">
+      <w:start w:val="1"/>
+      <w:numFmt w:val="decimal"/>
+      <w:lvlText w:val="%6."/>
+      <w:lvlJc w:val="left"/>
+      <w:pPr>
+        <w:tabs>
+          <w:tab w:val="num" w:pos="4320"/>
+        </w:tabs>
+        <w:ind w:left="4320" w:hanging="360"/>
+      </w:pPr>
+    </w:lvl>
+    <w:lvl w:ilvl="6" w:tentative="1">
+      <w:start w:val="1"/>
+      <w:numFmt w:val="decimal"/>
+      <w:lvlText w:val="%7."/>
+      <w:lvlJc w:val="left"/>
+      <w:pPr>
+        <w:tabs>
+          <w:tab w:val="num" w:pos="5040"/>
+        </w:tabs>
+        <w:ind w:left="5040" w:hanging="360"/>
+      </w:pPr>
+    </w:lvl>
+    <w:lvl w:ilvl="7" w:tentative="1">
+      <w:start w:val="1"/>
+      <w:numFmt w:val="decimal"/>
+      <w:lvlText w:val="%8."/>
+      <w:lvlJc w:val="left"/>
+      <w:pPr>
+        <w:tabs>
+          <w:tab w:val="num" w:pos="5760"/>
+        </w:tabs>
+        <w:ind w:left="5760" w:hanging="360"/>
+      </w:pPr>
+    </w:lvl>
+    <w:lvl w:ilvl="8" w:tentative="1">
+      <w:start w:val="1"/>
+      <w:numFmt w:val="decimal"/>
+      <w:lvlText w:val="%9."/>
+      <w:lvlJc w:val="left"/>
+      <w:pPr>
+        <w:tabs>
+          <w:tab w:val="num" w:pos="6480"/>
+        </w:tabs>
+        <w:ind w:left="6480" w:hanging="360"/>
+      </w:pPr>
+    </w:lvl>
+  </w:abstractNum>
+  <w:abstractNum w:abstractNumId="33" w15:restartNumberingAfterBreak="0">
     <w:nsid w:val="3AD0787E"/>
     <w:multiLevelType w:val="multilevel"/>
     <w:tmpl w:val="996AFA62"/>
@@ -12492,7 +16847,7 @@
       </w:pPr>
     </w:lvl>
   </w:abstractNum>
-  <w:abstractNum w:abstractNumId="25" w15:restartNumberingAfterBreak="0">
+  <w:abstractNum w:abstractNumId="34" w15:restartNumberingAfterBreak="0">
     <w:nsid w:val="3AE06AE4"/>
     <w:multiLevelType w:val="multilevel"/>
     <w:tmpl w:val="1A78C91C"/>
@@ -12609,7 +16964,7 @@
       </w:pPr>
     </w:lvl>
   </w:abstractNum>
-  <w:abstractNum w:abstractNumId="26" w15:restartNumberingAfterBreak="0">
+  <w:abstractNum w:abstractNumId="35" w15:restartNumberingAfterBreak="0">
     <w:nsid w:val="3B7C3339"/>
     <w:multiLevelType w:val="multilevel"/>
     <w:tmpl w:val="B64ADA0E"/>
@@ -12726,7 +17081,7 @@
       </w:pPr>
     </w:lvl>
   </w:abstractNum>
-  <w:abstractNum w:abstractNumId="27" w15:restartNumberingAfterBreak="0">
+  <w:abstractNum w:abstractNumId="36" w15:restartNumberingAfterBreak="0">
     <w:nsid w:val="3D162C36"/>
     <w:multiLevelType w:val="hybridMultilevel"/>
     <w:tmpl w:val="868C0A16"/>
@@ -12816,7 +17171,7 @@
       </w:pPr>
     </w:lvl>
   </w:abstractNum>
-  <w:abstractNum w:abstractNumId="28" w15:restartNumberingAfterBreak="0">
+  <w:abstractNum w:abstractNumId="37" w15:restartNumberingAfterBreak="0">
     <w:nsid w:val="3ECC5560"/>
     <w:multiLevelType w:val="hybridMultilevel"/>
     <w:tmpl w:val="67EC2E4E"/>
@@ -12905,7 +17260,7 @@
       </w:pPr>
     </w:lvl>
   </w:abstractNum>
-  <w:abstractNum w:abstractNumId="29" w15:restartNumberingAfterBreak="0">
+  <w:abstractNum w:abstractNumId="38" w15:restartNumberingAfterBreak="0">
     <w:nsid w:val="46D35AAC"/>
     <w:multiLevelType w:val="multilevel"/>
     <w:tmpl w:val="8C261B84"/>
@@ -13054,7 +17409,7 @@
       </w:rPr>
     </w:lvl>
   </w:abstractNum>
-  <w:abstractNum w:abstractNumId="30" w15:restartNumberingAfterBreak="0">
+  <w:abstractNum w:abstractNumId="39" w15:restartNumberingAfterBreak="0">
     <w:nsid w:val="47A54C42"/>
     <w:multiLevelType w:val="multilevel"/>
     <w:tmpl w:val="6B60A2E4"/>
@@ -13171,7 +17526,7 @@
       </w:pPr>
     </w:lvl>
   </w:abstractNum>
-  <w:abstractNum w:abstractNumId="31" w15:restartNumberingAfterBreak="0">
+  <w:abstractNum w:abstractNumId="40" w15:restartNumberingAfterBreak="0">
     <w:nsid w:val="48FC3F1A"/>
     <w:multiLevelType w:val="hybridMultilevel"/>
     <w:tmpl w:val="166C9D3A"/>
@@ -13260,7 +17615,156 @@
       </w:pPr>
     </w:lvl>
   </w:abstractNum>
-  <w:abstractNum w:abstractNumId="32" w15:restartNumberingAfterBreak="0">
+  <w:abstractNum w:abstractNumId="41" w15:restartNumberingAfterBreak="0">
+    <w:nsid w:val="4B12466A"/>
+    <w:multiLevelType w:val="multilevel"/>
+    <w:tmpl w:val="0CD256CE"/>
+    <w:lvl w:ilvl="0">
+      <w:start w:val="1"/>
+      <w:numFmt w:val="bullet"/>
+      <w:lvlText w:val=""/>
+      <w:lvlJc w:val="left"/>
+      <w:pPr>
+        <w:tabs>
+          <w:tab w:val="num" w:pos="720"/>
+        </w:tabs>
+        <w:ind w:left="720" w:hanging="360"/>
+      </w:pPr>
+      <w:rPr>
+        <w:rFonts w:ascii="Symbol" w:hAnsi="Symbol" w:hint="default"/>
+        <w:sz w:val="20"/>
+      </w:rPr>
+    </w:lvl>
+    <w:lvl w:ilvl="1" w:tentative="1">
+      <w:start w:val="1"/>
+      <w:numFmt w:val="bullet"/>
+      <w:lvlText w:val="o"/>
+      <w:lvlJc w:val="left"/>
+      <w:pPr>
+        <w:tabs>
+          <w:tab w:val="num" w:pos="1440"/>
+        </w:tabs>
+        <w:ind w:left="1440" w:hanging="360"/>
+      </w:pPr>
+      <w:rPr>
+        <w:rFonts w:ascii="Courier New" w:hAnsi="Courier New" w:hint="default"/>
+        <w:sz w:val="20"/>
+      </w:rPr>
+    </w:lvl>
+    <w:lvl w:ilvl="2" w:tentative="1">
+      <w:start w:val="1"/>
+      <w:numFmt w:val="bullet"/>
+      <w:lvlText w:val=""/>
+      <w:lvlJc w:val="left"/>
+      <w:pPr>
+        <w:tabs>
+          <w:tab w:val="num" w:pos="2160"/>
+        </w:tabs>
+        <w:ind w:left="2160" w:hanging="360"/>
+      </w:pPr>
+      <w:rPr>
+        <w:rFonts w:ascii="Wingdings" w:hAnsi="Wingdings" w:hint="default"/>
+        <w:sz w:val="20"/>
+      </w:rPr>
+    </w:lvl>
+    <w:lvl w:ilvl="3" w:tentative="1">
+      <w:start w:val="1"/>
+      <w:numFmt w:val="bullet"/>
+      <w:lvlText w:val=""/>
+      <w:lvlJc w:val="left"/>
+      <w:pPr>
+        <w:tabs>
+          <w:tab w:val="num" w:pos="2880"/>
+        </w:tabs>
+        <w:ind w:left="2880" w:hanging="360"/>
+      </w:pPr>
+      <w:rPr>
+        <w:rFonts w:ascii="Wingdings" w:hAnsi="Wingdings" w:hint="default"/>
+        <w:sz w:val="20"/>
+      </w:rPr>
+    </w:lvl>
+    <w:lvl w:ilvl="4" w:tentative="1">
+      <w:start w:val="1"/>
+      <w:numFmt w:val="bullet"/>
+      <w:lvlText w:val=""/>
+      <w:lvlJc w:val="left"/>
+      <w:pPr>
+        <w:tabs>
+          <w:tab w:val="num" w:pos="3600"/>
+        </w:tabs>
+        <w:ind w:left="3600" w:hanging="360"/>
+      </w:pPr>
+      <w:rPr>
+        <w:rFonts w:ascii="Wingdings" w:hAnsi="Wingdings" w:hint="default"/>
+        <w:sz w:val="20"/>
+      </w:rPr>
+    </w:lvl>
+    <w:lvl w:ilvl="5" w:tentative="1">
+      <w:start w:val="1"/>
+      <w:numFmt w:val="bullet"/>
+      <w:lvlText w:val=""/>
+      <w:lvlJc w:val="left"/>
+      <w:pPr>
+        <w:tabs>
+          <w:tab w:val="num" w:pos="4320"/>
+        </w:tabs>
+        <w:ind w:left="4320" w:hanging="360"/>
+      </w:pPr>
+      <w:rPr>
+        <w:rFonts w:ascii="Wingdings" w:hAnsi="Wingdings" w:hint="default"/>
+        <w:sz w:val="20"/>
+      </w:rPr>
+    </w:lvl>
+    <w:lvl w:ilvl="6" w:tentative="1">
+      <w:start w:val="1"/>
+      <w:numFmt w:val="bullet"/>
+      <w:lvlText w:val=""/>
+      <w:lvlJc w:val="left"/>
+      <w:pPr>
+        <w:tabs>
+          <w:tab w:val="num" w:pos="5040"/>
+        </w:tabs>
+        <w:ind w:left="5040" w:hanging="360"/>
+      </w:pPr>
+      <w:rPr>
+        <w:rFonts w:ascii="Wingdings" w:hAnsi="Wingdings" w:hint="default"/>
+        <w:sz w:val="20"/>
+      </w:rPr>
+    </w:lvl>
+    <w:lvl w:ilvl="7" w:tentative="1">
+      <w:start w:val="1"/>
+      <w:numFmt w:val="bullet"/>
+      <w:lvlText w:val=""/>
+      <w:lvlJc w:val="left"/>
+      <w:pPr>
+        <w:tabs>
+          <w:tab w:val="num" w:pos="5760"/>
+        </w:tabs>
+        <w:ind w:left="5760" w:hanging="360"/>
+      </w:pPr>
+      <w:rPr>
+        <w:rFonts w:ascii="Wingdings" w:hAnsi="Wingdings" w:hint="default"/>
+        <w:sz w:val="20"/>
+      </w:rPr>
+    </w:lvl>
+    <w:lvl w:ilvl="8" w:tentative="1">
+      <w:start w:val="1"/>
+      <w:numFmt w:val="bullet"/>
+      <w:lvlText w:val=""/>
+      <w:lvlJc w:val="left"/>
+      <w:pPr>
+        <w:tabs>
+          <w:tab w:val="num" w:pos="6480"/>
+        </w:tabs>
+        <w:ind w:left="6480" w:hanging="360"/>
+      </w:pPr>
+      <w:rPr>
+        <w:rFonts w:ascii="Wingdings" w:hAnsi="Wingdings" w:hint="default"/>
+        <w:sz w:val="20"/>
+      </w:rPr>
+    </w:lvl>
+  </w:abstractNum>
+  <w:abstractNum w:abstractNumId="42" w15:restartNumberingAfterBreak="0">
     <w:nsid w:val="4BD61255"/>
     <w:multiLevelType w:val="multilevel"/>
     <w:tmpl w:val="F1A63628"/>
@@ -13377,7 +17881,7 @@
       </w:pPr>
     </w:lvl>
   </w:abstractNum>
-  <w:abstractNum w:abstractNumId="33" w15:restartNumberingAfterBreak="0">
+  <w:abstractNum w:abstractNumId="43" w15:restartNumberingAfterBreak="0">
     <w:nsid w:val="4BDE4AC5"/>
     <w:multiLevelType w:val="multilevel"/>
     <w:tmpl w:val="3F50630A"/>
@@ -13526,7 +18030,7 @@
       </w:rPr>
     </w:lvl>
   </w:abstractNum>
-  <w:abstractNum w:abstractNumId="34" w15:restartNumberingAfterBreak="0">
+  <w:abstractNum w:abstractNumId="44" w15:restartNumberingAfterBreak="0">
     <w:nsid w:val="4DAA410F"/>
     <w:multiLevelType w:val="multilevel"/>
     <w:tmpl w:val="1E563812"/>
@@ -13675,7 +18179,7 @@
       </w:rPr>
     </w:lvl>
   </w:abstractNum>
-  <w:abstractNum w:abstractNumId="35" w15:restartNumberingAfterBreak="0">
+  <w:abstractNum w:abstractNumId="45" w15:restartNumberingAfterBreak="0">
     <w:nsid w:val="4ED51100"/>
     <w:multiLevelType w:val="multilevel"/>
     <w:tmpl w:val="AD7E5148"/>
@@ -13788,7 +18292,120 @@
       </w:pPr>
     </w:lvl>
   </w:abstractNum>
-  <w:abstractNum w:abstractNumId="36" w15:restartNumberingAfterBreak="0">
+  <w:abstractNum w:abstractNumId="46" w15:restartNumberingAfterBreak="0">
+    <w:nsid w:val="4EE4448B"/>
+    <w:multiLevelType w:val="multilevel"/>
+    <w:tmpl w:val="72280AA2"/>
+    <w:lvl w:ilvl="0">
+      <w:start w:val="1"/>
+      <w:numFmt w:val="decimal"/>
+      <w:lvlText w:val="%1."/>
+      <w:lvlJc w:val="left"/>
+      <w:pPr>
+        <w:tabs>
+          <w:tab w:val="num" w:pos="720"/>
+        </w:tabs>
+        <w:ind w:left="720" w:hanging="360"/>
+      </w:pPr>
+    </w:lvl>
+    <w:lvl w:ilvl="1" w:tentative="1">
+      <w:start w:val="1"/>
+      <w:numFmt w:val="decimal"/>
+      <w:lvlText w:val="%2."/>
+      <w:lvlJc w:val="left"/>
+      <w:pPr>
+        <w:tabs>
+          <w:tab w:val="num" w:pos="1440"/>
+        </w:tabs>
+        <w:ind w:left="1440" w:hanging="360"/>
+      </w:pPr>
+    </w:lvl>
+    <w:lvl w:ilvl="2" w:tentative="1">
+      <w:start w:val="1"/>
+      <w:numFmt w:val="decimal"/>
+      <w:lvlText w:val="%3."/>
+      <w:lvlJc w:val="left"/>
+      <w:pPr>
+        <w:tabs>
+          <w:tab w:val="num" w:pos="2160"/>
+        </w:tabs>
+        <w:ind w:left="2160" w:hanging="360"/>
+      </w:pPr>
+    </w:lvl>
+    <w:lvl w:ilvl="3" w:tentative="1">
+      <w:start w:val="1"/>
+      <w:numFmt w:val="decimal"/>
+      <w:lvlText w:val="%4."/>
+      <w:lvlJc w:val="left"/>
+      <w:pPr>
+        <w:tabs>
+          <w:tab w:val="num" w:pos="2880"/>
+        </w:tabs>
+        <w:ind w:left="2880" w:hanging="360"/>
+      </w:pPr>
+    </w:lvl>
+    <w:lvl w:ilvl="4" w:tentative="1">
+      <w:start w:val="1"/>
+      <w:numFmt w:val="decimal"/>
+      <w:lvlText w:val="%5."/>
+      <w:lvlJc w:val="left"/>
+      <w:pPr>
+        <w:tabs>
+          <w:tab w:val="num" w:pos="3600"/>
+        </w:tabs>
+        <w:ind w:left="3600" w:hanging="360"/>
+      </w:pPr>
+    </w:lvl>
+    <w:lvl w:ilvl="5" w:tentative="1">
+      <w:start w:val="1"/>
+      <w:numFmt w:val="decimal"/>
+      <w:lvlText w:val="%6."/>
+      <w:lvlJc w:val="left"/>
+      <w:pPr>
+        <w:tabs>
+          <w:tab w:val="num" w:pos="4320"/>
+        </w:tabs>
+        <w:ind w:left="4320" w:hanging="360"/>
+      </w:pPr>
+    </w:lvl>
+    <w:lvl w:ilvl="6" w:tentative="1">
+      <w:start w:val="1"/>
+      <w:numFmt w:val="decimal"/>
+      <w:lvlText w:val="%7."/>
+      <w:lvlJc w:val="left"/>
+      <w:pPr>
+        <w:tabs>
+          <w:tab w:val="num" w:pos="5040"/>
+        </w:tabs>
+        <w:ind w:left="5040" w:hanging="360"/>
+      </w:pPr>
+    </w:lvl>
+    <w:lvl w:ilvl="7" w:tentative="1">
+      <w:start w:val="1"/>
+      <w:numFmt w:val="decimal"/>
+      <w:lvlText w:val="%8."/>
+      <w:lvlJc w:val="left"/>
+      <w:pPr>
+        <w:tabs>
+          <w:tab w:val="num" w:pos="5760"/>
+        </w:tabs>
+        <w:ind w:left="5760" w:hanging="360"/>
+      </w:pPr>
+    </w:lvl>
+    <w:lvl w:ilvl="8" w:tentative="1">
+      <w:start w:val="1"/>
+      <w:numFmt w:val="decimal"/>
+      <w:lvlText w:val="%9."/>
+      <w:lvlJc w:val="left"/>
+      <w:pPr>
+        <w:tabs>
+          <w:tab w:val="num" w:pos="6480"/>
+        </w:tabs>
+        <w:ind w:left="6480" w:hanging="360"/>
+      </w:pPr>
+    </w:lvl>
+  </w:abstractNum>
+  <w:abstractNum w:abstractNumId="47" w15:restartNumberingAfterBreak="0">
     <w:nsid w:val="4F0C41AF"/>
     <w:multiLevelType w:val="multilevel"/>
     <w:tmpl w:val="1CD8E00A"/>
@@ -13933,7 +18550,7 @@
       </w:rPr>
     </w:lvl>
   </w:abstractNum>
-  <w:abstractNum w:abstractNumId="37" w15:restartNumberingAfterBreak="0">
+  <w:abstractNum w:abstractNumId="48" w15:restartNumberingAfterBreak="0">
     <w:nsid w:val="4FE97607"/>
     <w:multiLevelType w:val="multilevel"/>
     <w:tmpl w:val="652E0DDC"/>
@@ -14082,7 +18699,7 @@
       </w:rPr>
     </w:lvl>
   </w:abstractNum>
-  <w:abstractNum w:abstractNumId="38" w15:restartNumberingAfterBreak="0">
+  <w:abstractNum w:abstractNumId="49" w15:restartNumberingAfterBreak="0">
     <w:nsid w:val="5337360A"/>
     <w:multiLevelType w:val="multilevel"/>
     <w:tmpl w:val="CAC44CE2"/>
@@ -14231,7 +18848,122 @@
       </w:rPr>
     </w:lvl>
   </w:abstractNum>
-  <w:abstractNum w:abstractNumId="39" w15:restartNumberingAfterBreak="0">
+  <w:abstractNum w:abstractNumId="50" w15:restartNumberingAfterBreak="0">
+    <w:nsid w:val="54381E9B"/>
+    <w:multiLevelType w:val="hybridMultilevel"/>
+    <w:tmpl w:val="BF2CB0DC"/>
+    <w:lvl w:ilvl="0" w:tplc="5B86B5E8">
+      <w:start w:val="1"/>
+      <w:numFmt w:val="bullet"/>
+      <w:lvlText w:val=""/>
+      <w:lvlJc w:val="left"/>
+      <w:pPr>
+        <w:ind w:left="720" w:hanging="360"/>
+      </w:pPr>
+      <w:rPr>
+        <w:rFonts w:ascii="Symbol" w:hAnsi="Symbol" w:hint="default"/>
+        <w:sz w:val="20"/>
+        <w:szCs w:val="20"/>
+      </w:rPr>
+    </w:lvl>
+    <w:lvl w:ilvl="1" w:tplc="04090003" w:tentative="1">
+      <w:start w:val="1"/>
+      <w:numFmt w:val="bullet"/>
+      <w:lvlText w:val="o"/>
+      <w:lvlJc w:val="left"/>
+      <w:pPr>
+        <w:ind w:left="1440" w:hanging="360"/>
+      </w:pPr>
+      <w:rPr>
+        <w:rFonts w:ascii="Courier New" w:hAnsi="Courier New" w:cs="Courier New" w:hint="default"/>
+      </w:rPr>
+    </w:lvl>
+    <w:lvl w:ilvl="2" w:tplc="04090005" w:tentative="1">
+      <w:start w:val="1"/>
+      <w:numFmt w:val="bullet"/>
+      <w:lvlText w:val=""/>
+      <w:lvlJc w:val="left"/>
+      <w:pPr>
+        <w:ind w:left="2160" w:hanging="360"/>
+      </w:pPr>
+      <w:rPr>
+        <w:rFonts w:ascii="Wingdings" w:hAnsi="Wingdings" w:hint="default"/>
+      </w:rPr>
+    </w:lvl>
+    <w:lvl w:ilvl="3" w:tplc="04090001" w:tentative="1">
+      <w:start w:val="1"/>
+      <w:numFmt w:val="bullet"/>
+      <w:lvlText w:val=""/>
+      <w:lvlJc w:val="left"/>
+      <w:pPr>
+        <w:ind w:left="2880" w:hanging="360"/>
+      </w:pPr>
+      <w:rPr>
+        <w:rFonts w:ascii="Symbol" w:hAnsi="Symbol" w:hint="default"/>
+      </w:rPr>
+    </w:lvl>
+    <w:lvl w:ilvl="4" w:tplc="04090003" w:tentative="1">
+      <w:start w:val="1"/>
+      <w:numFmt w:val="bullet"/>
+      <w:lvlText w:val="o"/>
+      <w:lvlJc w:val="left"/>
+      <w:pPr>
+        <w:ind w:left="3600" w:hanging="360"/>
+      </w:pPr>
+      <w:rPr>
+        <w:rFonts w:ascii="Courier New" w:hAnsi="Courier New" w:cs="Courier New" w:hint="default"/>
+      </w:rPr>
+    </w:lvl>
+    <w:lvl w:ilvl="5" w:tplc="04090005" w:tentative="1">
+      <w:start w:val="1"/>
+      <w:numFmt w:val="bullet"/>
+      <w:lvlText w:val=""/>
+      <w:lvlJc w:val="left"/>
+      <w:pPr>
+        <w:ind w:left="4320" w:hanging="360"/>
+      </w:pPr>
+      <w:rPr>
+        <w:rFonts w:ascii="Wingdings" w:hAnsi="Wingdings" w:hint="default"/>
+      </w:rPr>
+    </w:lvl>
+    <w:lvl w:ilvl="6" w:tplc="04090001" w:tentative="1">
+      <w:start w:val="1"/>
+      <w:numFmt w:val="bullet"/>
+      <w:lvlText w:val=""/>
+      <w:lvlJc w:val="left"/>
+      <w:pPr>
+        <w:ind w:left="5040" w:hanging="360"/>
+      </w:pPr>
+      <w:rPr>
+        <w:rFonts w:ascii="Symbol" w:hAnsi="Symbol" w:hint="default"/>
+      </w:rPr>
+    </w:lvl>
+    <w:lvl w:ilvl="7" w:tplc="04090003" w:tentative="1">
+      <w:start w:val="1"/>
+      <w:numFmt w:val="bullet"/>
+      <w:lvlText w:val="o"/>
+      <w:lvlJc w:val="left"/>
+      <w:pPr>
+        <w:ind w:left="5760" w:hanging="360"/>
+      </w:pPr>
+      <w:rPr>
+        <w:rFonts w:ascii="Courier New" w:hAnsi="Courier New" w:cs="Courier New" w:hint="default"/>
+      </w:rPr>
+    </w:lvl>
+    <w:lvl w:ilvl="8" w:tplc="04090005" w:tentative="1">
+      <w:start w:val="1"/>
+      <w:numFmt w:val="bullet"/>
+      <w:lvlText w:val=""/>
+      <w:lvlJc w:val="left"/>
+      <w:pPr>
+        <w:ind w:left="6480" w:hanging="360"/>
+      </w:pPr>
+      <w:rPr>
+        <w:rFonts w:ascii="Wingdings" w:hAnsi="Wingdings" w:hint="default"/>
+      </w:rPr>
+    </w:lvl>
+  </w:abstractNum>
+  <w:abstractNum w:abstractNumId="51" w15:restartNumberingAfterBreak="0">
     <w:nsid w:val="54FF11C9"/>
     <w:multiLevelType w:val="multilevel"/>
     <w:tmpl w:val="131698F4"/>
@@ -14344,7 +19076,7 @@
       </w:pPr>
     </w:lvl>
   </w:abstractNum>
-  <w:abstractNum w:abstractNumId="40" w15:restartNumberingAfterBreak="0">
+  <w:abstractNum w:abstractNumId="52" w15:restartNumberingAfterBreak="0">
     <w:nsid w:val="56170543"/>
     <w:multiLevelType w:val="multilevel"/>
     <w:tmpl w:val="FE5A6BF0"/>
@@ -14493,7 +19225,7 @@
       </w:rPr>
     </w:lvl>
   </w:abstractNum>
-  <w:abstractNum w:abstractNumId="41" w15:restartNumberingAfterBreak="0">
+  <w:abstractNum w:abstractNumId="53" w15:restartNumberingAfterBreak="0">
     <w:nsid w:val="58307A26"/>
     <w:multiLevelType w:val="multilevel"/>
     <w:tmpl w:val="AE84AD12"/>
@@ -14642,7 +19374,7 @@
       </w:rPr>
     </w:lvl>
   </w:abstractNum>
-  <w:abstractNum w:abstractNumId="42" w15:restartNumberingAfterBreak="0">
+  <w:abstractNum w:abstractNumId="54" w15:restartNumberingAfterBreak="0">
     <w:nsid w:val="5A070BBA"/>
     <w:multiLevelType w:val="multilevel"/>
     <w:tmpl w:val="28524478"/>
@@ -14759,7 +19491,7 @@
       </w:pPr>
     </w:lvl>
   </w:abstractNum>
-  <w:abstractNum w:abstractNumId="43" w15:restartNumberingAfterBreak="0">
+  <w:abstractNum w:abstractNumId="55" w15:restartNumberingAfterBreak="0">
     <w:nsid w:val="5B691EBE"/>
     <w:multiLevelType w:val="hybridMultilevel"/>
     <w:tmpl w:val="CEB2FD8C"/>
@@ -14849,7 +19581,7 @@
       </w:pPr>
     </w:lvl>
   </w:abstractNum>
-  <w:abstractNum w:abstractNumId="44" w15:restartNumberingAfterBreak="0">
+  <w:abstractNum w:abstractNumId="56" w15:restartNumberingAfterBreak="0">
     <w:nsid w:val="5C296368"/>
     <w:multiLevelType w:val="multilevel"/>
     <w:tmpl w:val="793696EC"/>
@@ -14990,7 +19722,7 @@
       </w:rPr>
     </w:lvl>
   </w:abstractNum>
-  <w:abstractNum w:abstractNumId="45" w15:restartNumberingAfterBreak="0">
+  <w:abstractNum w:abstractNumId="57" w15:restartNumberingAfterBreak="0">
     <w:nsid w:val="5DCE6E34"/>
     <w:multiLevelType w:val="multilevel"/>
     <w:tmpl w:val="17B608B4"/>
@@ -15139,7 +19871,7 @@
       </w:rPr>
     </w:lvl>
   </w:abstractNum>
-  <w:abstractNum w:abstractNumId="46" w15:restartNumberingAfterBreak="0">
+  <w:abstractNum w:abstractNumId="58" w15:restartNumberingAfterBreak="0">
     <w:nsid w:val="5FDE0A68"/>
     <w:multiLevelType w:val="hybridMultilevel"/>
     <w:tmpl w:val="879ABFBC"/>
@@ -15225,7 +19957,7 @@
       </w:pPr>
     </w:lvl>
   </w:abstractNum>
-  <w:abstractNum w:abstractNumId="47" w15:restartNumberingAfterBreak="0">
+  <w:abstractNum w:abstractNumId="59" w15:restartNumberingAfterBreak="0">
     <w:nsid w:val="5FF32AD2"/>
     <w:multiLevelType w:val="multilevel"/>
     <w:tmpl w:val="FCCE28D6"/>
@@ -15374,7 +20106,7 @@
       </w:rPr>
     </w:lvl>
   </w:abstractNum>
-  <w:abstractNum w:abstractNumId="48" w15:restartNumberingAfterBreak="0">
+  <w:abstractNum w:abstractNumId="60" w15:restartNumberingAfterBreak="0">
     <w:nsid w:val="60B371D2"/>
     <w:multiLevelType w:val="multilevel"/>
     <w:tmpl w:val="BD2E3D04"/>
@@ -15487,7 +20219,7 @@
       </w:pPr>
     </w:lvl>
   </w:abstractNum>
-  <w:abstractNum w:abstractNumId="49" w15:restartNumberingAfterBreak="0">
+  <w:abstractNum w:abstractNumId="61" w15:restartNumberingAfterBreak="0">
     <w:nsid w:val="6128161E"/>
     <w:multiLevelType w:val="multilevel"/>
     <w:tmpl w:val="524C9F2C"/>
@@ -15604,7 +20336,7 @@
       </w:pPr>
     </w:lvl>
   </w:abstractNum>
-  <w:abstractNum w:abstractNumId="50" w15:restartNumberingAfterBreak="0">
+  <w:abstractNum w:abstractNumId="62" w15:restartNumberingAfterBreak="0">
     <w:nsid w:val="61315232"/>
     <w:multiLevelType w:val="multilevel"/>
     <w:tmpl w:val="F92827E4"/>
@@ -15749,7 +20481,7 @@
       </w:rPr>
     </w:lvl>
   </w:abstractNum>
-  <w:abstractNum w:abstractNumId="51" w15:restartNumberingAfterBreak="0">
+  <w:abstractNum w:abstractNumId="63" w15:restartNumberingAfterBreak="0">
     <w:nsid w:val="616D6E14"/>
     <w:multiLevelType w:val="multilevel"/>
     <w:tmpl w:val="7B1EA7EE"/>
@@ -15866,7 +20598,7 @@
       </w:pPr>
     </w:lvl>
   </w:abstractNum>
-  <w:abstractNum w:abstractNumId="52" w15:restartNumberingAfterBreak="0">
+  <w:abstractNum w:abstractNumId="64" w15:restartNumberingAfterBreak="0">
     <w:nsid w:val="67B727A2"/>
     <w:multiLevelType w:val="multilevel"/>
     <w:tmpl w:val="47CE080A"/>
@@ -16015,7 +20747,7 @@
       </w:rPr>
     </w:lvl>
   </w:abstractNum>
-  <w:abstractNum w:abstractNumId="53" w15:restartNumberingAfterBreak="0">
+  <w:abstractNum w:abstractNumId="65" w15:restartNumberingAfterBreak="0">
     <w:nsid w:val="6B82285F"/>
     <w:multiLevelType w:val="multilevel"/>
     <w:tmpl w:val="D81C5F70"/>
@@ -16164,7 +20896,7 @@
       </w:rPr>
     </w:lvl>
   </w:abstractNum>
-  <w:abstractNum w:abstractNumId="54" w15:restartNumberingAfterBreak="0">
+  <w:abstractNum w:abstractNumId="66" w15:restartNumberingAfterBreak="0">
     <w:nsid w:val="799C1DB9"/>
     <w:multiLevelType w:val="multilevel"/>
     <w:tmpl w:val="DD3E0C0E"/>
@@ -16313,7 +21045,7 @@
       </w:rPr>
     </w:lvl>
   </w:abstractNum>
-  <w:abstractNum w:abstractNumId="55" w15:restartNumberingAfterBreak="0">
+  <w:abstractNum w:abstractNumId="67" w15:restartNumberingAfterBreak="0">
     <w:nsid w:val="7CEE0EE8"/>
     <w:multiLevelType w:val="multilevel"/>
     <w:tmpl w:val="07D4D1F4"/>
@@ -16430,7 +21162,7 @@
       </w:pPr>
     </w:lvl>
   </w:abstractNum>
-  <w:abstractNum w:abstractNumId="56" w15:restartNumberingAfterBreak="0">
+  <w:abstractNum w:abstractNumId="68" w15:restartNumberingAfterBreak="0">
     <w:nsid w:val="7DD06D07"/>
     <w:multiLevelType w:val="multilevel"/>
     <w:tmpl w:val="F00C9D86"/>
@@ -16579,7 +21311,7 @@
       </w:rPr>
     </w:lvl>
   </w:abstractNum>
-  <w:abstractNum w:abstractNumId="57" w15:restartNumberingAfterBreak="0">
+  <w:abstractNum w:abstractNumId="69" w15:restartNumberingAfterBreak="0">
     <w:nsid w:val="7EE02F71"/>
     <w:multiLevelType w:val="multilevel"/>
     <w:tmpl w:val="6C2C2C02"/>
@@ -16696,7 +21428,7 @@
       </w:pPr>
     </w:lvl>
   </w:abstractNum>
-  <w:abstractNum w:abstractNumId="58" w15:restartNumberingAfterBreak="0">
+  <w:abstractNum w:abstractNumId="70" w15:restartNumberingAfterBreak="0">
     <w:nsid w:val="7F204EE0"/>
     <w:multiLevelType w:val="multilevel"/>
     <w:tmpl w:val="71CC077C"/>
@@ -16846,34 +21578,34 @@
     </w:lvl>
   </w:abstractNum>
   <w:num w:numId="1" w16cid:durableId="1531455660">
-    <w:abstractNumId w:val="31"/>
+    <w:abstractNumId w:val="40"/>
   </w:num>
   <w:num w:numId="2" w16cid:durableId="170687419">
+    <w:abstractNumId w:val="59"/>
+  </w:num>
+  <w:num w:numId="3" w16cid:durableId="457645852">
+    <w:abstractNumId w:val="19"/>
+  </w:num>
+  <w:num w:numId="4" w16cid:durableId="1318535667">
+    <w:abstractNumId w:val="45"/>
+  </w:num>
+  <w:num w:numId="5" w16cid:durableId="795487611">
+    <w:abstractNumId w:val="51"/>
+  </w:num>
+  <w:num w:numId="6" w16cid:durableId="2106532884">
+    <w:abstractNumId w:val="55"/>
+  </w:num>
+  <w:num w:numId="7" w16cid:durableId="1516385209">
+    <w:abstractNumId w:val="64"/>
+  </w:num>
+  <w:num w:numId="8" w16cid:durableId="1237668174">
+    <w:abstractNumId w:val="68"/>
+  </w:num>
+  <w:num w:numId="9" w16cid:durableId="1303582930">
     <w:abstractNumId w:val="47"/>
   </w:num>
-  <w:num w:numId="3" w16cid:durableId="457645852">
-    <w:abstractNumId w:val="14"/>
-  </w:num>
-  <w:num w:numId="4" w16cid:durableId="1318535667">
-    <w:abstractNumId w:val="35"/>
-  </w:num>
-  <w:num w:numId="5" w16cid:durableId="795487611">
-    <w:abstractNumId w:val="39"/>
-  </w:num>
-  <w:num w:numId="6" w16cid:durableId="2106532884">
-    <w:abstractNumId w:val="43"/>
-  </w:num>
-  <w:num w:numId="7" w16cid:durableId="1516385209">
-    <w:abstractNumId w:val="52"/>
-  </w:num>
-  <w:num w:numId="8" w16cid:durableId="1237668174">
-    <w:abstractNumId w:val="56"/>
-  </w:num>
-  <w:num w:numId="9" w16cid:durableId="1303582930">
-    <w:abstractNumId w:val="36"/>
-  </w:num>
   <w:num w:numId="10" w16cid:durableId="1624458773">
-    <w:abstractNumId w:val="36"/>
+    <w:abstractNumId w:val="47"/>
     <w:lvlOverride w:ilvl="1">
       <w:lvl w:ilvl="1">
         <w:numFmt w:val="bullet"/>
@@ -16893,154 +21625,190 @@
     </w:lvlOverride>
   </w:num>
   <w:num w:numId="11" w16cid:durableId="420488612">
-    <w:abstractNumId w:val="44"/>
+    <w:abstractNumId w:val="56"/>
   </w:num>
   <w:num w:numId="12" w16cid:durableId="514417726">
-    <w:abstractNumId w:val="28"/>
+    <w:abstractNumId w:val="37"/>
   </w:num>
   <w:num w:numId="13" w16cid:durableId="1626154949">
-    <w:abstractNumId w:val="2"/>
+    <w:abstractNumId w:val="3"/>
   </w:num>
   <w:num w:numId="14" w16cid:durableId="1992246452">
     <w:abstractNumId w:val="0"/>
   </w:num>
   <w:num w:numId="15" w16cid:durableId="1904177695">
+    <w:abstractNumId w:val="62"/>
+  </w:num>
+  <w:num w:numId="16" w16cid:durableId="184488070">
+    <w:abstractNumId w:val="42"/>
+  </w:num>
+  <w:num w:numId="17" w16cid:durableId="360201842">
+    <w:abstractNumId w:val="18"/>
+  </w:num>
+  <w:num w:numId="18" w16cid:durableId="358357960">
+    <w:abstractNumId w:val="53"/>
+  </w:num>
+  <w:num w:numId="19" w16cid:durableId="1480609771">
+    <w:abstractNumId w:val="66"/>
+  </w:num>
+  <w:num w:numId="20" w16cid:durableId="622156505">
+    <w:abstractNumId w:val="20"/>
+  </w:num>
+  <w:num w:numId="21" w16cid:durableId="999192379">
+    <w:abstractNumId w:val="4"/>
+  </w:num>
+  <w:num w:numId="22" w16cid:durableId="1718313840">
+    <w:abstractNumId w:val="49"/>
+  </w:num>
+  <w:num w:numId="23" w16cid:durableId="1445880754">
+    <w:abstractNumId w:val="14"/>
+  </w:num>
+  <w:num w:numId="24" w16cid:durableId="1422869395">
+    <w:abstractNumId w:val="65"/>
+  </w:num>
+  <w:num w:numId="25" w16cid:durableId="803616575">
+    <w:abstractNumId w:val="44"/>
+  </w:num>
+  <w:num w:numId="26" w16cid:durableId="1778405668">
+    <w:abstractNumId w:val="28"/>
+  </w:num>
+  <w:num w:numId="27" w16cid:durableId="1398016270">
+    <w:abstractNumId w:val="24"/>
+  </w:num>
+  <w:num w:numId="28" w16cid:durableId="1124616111">
+    <w:abstractNumId w:val="39"/>
+  </w:num>
+  <w:num w:numId="29" w16cid:durableId="160199553">
+    <w:abstractNumId w:val="43"/>
+  </w:num>
+  <w:num w:numId="30" w16cid:durableId="56131229">
+    <w:abstractNumId w:val="9"/>
+  </w:num>
+  <w:num w:numId="31" w16cid:durableId="311562872">
+    <w:abstractNumId w:val="16"/>
+  </w:num>
+  <w:num w:numId="32" w16cid:durableId="57560340">
+    <w:abstractNumId w:val="63"/>
+  </w:num>
+  <w:num w:numId="33" w16cid:durableId="385836902">
+    <w:abstractNumId w:val="8"/>
+  </w:num>
+  <w:num w:numId="34" w16cid:durableId="346293069">
+    <w:abstractNumId w:val="2"/>
+  </w:num>
+  <w:num w:numId="35" w16cid:durableId="2019044078">
+    <w:abstractNumId w:val="38"/>
+  </w:num>
+  <w:num w:numId="36" w16cid:durableId="1401439623">
+    <w:abstractNumId w:val="17"/>
+  </w:num>
+  <w:num w:numId="37" w16cid:durableId="1229799434">
+    <w:abstractNumId w:val="36"/>
+  </w:num>
+  <w:num w:numId="38" w16cid:durableId="1322582379">
+    <w:abstractNumId w:val="22"/>
+  </w:num>
+  <w:num w:numId="39" w16cid:durableId="1876039891">
+    <w:abstractNumId w:val="58"/>
+  </w:num>
+  <w:num w:numId="40" w16cid:durableId="722220637">
+    <w:abstractNumId w:val="57"/>
+  </w:num>
+  <w:num w:numId="41" w16cid:durableId="672075109">
+    <w:abstractNumId w:val="52"/>
+  </w:num>
+  <w:num w:numId="42" w16cid:durableId="755787917">
+    <w:abstractNumId w:val="13"/>
+  </w:num>
+  <w:num w:numId="43" w16cid:durableId="147599703">
+    <w:abstractNumId w:val="33"/>
+  </w:num>
+  <w:num w:numId="44" w16cid:durableId="479493663">
+    <w:abstractNumId w:val="54"/>
+  </w:num>
+  <w:num w:numId="45" w16cid:durableId="91249825">
+    <w:abstractNumId w:val="35"/>
+  </w:num>
+  <w:num w:numId="46" w16cid:durableId="94636969">
+    <w:abstractNumId w:val="61"/>
+  </w:num>
+  <w:num w:numId="47" w16cid:durableId="496966751">
+    <w:abstractNumId w:val="67"/>
+  </w:num>
+  <w:num w:numId="48" w16cid:durableId="1923297877">
+    <w:abstractNumId w:val="25"/>
+  </w:num>
+  <w:num w:numId="49" w16cid:durableId="321934418">
+    <w:abstractNumId w:val="21"/>
+  </w:num>
+  <w:num w:numId="50" w16cid:durableId="1547982170">
+    <w:abstractNumId w:val="6"/>
+  </w:num>
+  <w:num w:numId="51" w16cid:durableId="1675497014">
+    <w:abstractNumId w:val="12"/>
+  </w:num>
+  <w:num w:numId="52" w16cid:durableId="1782913419">
+    <w:abstractNumId w:val="23"/>
+  </w:num>
+  <w:num w:numId="53" w16cid:durableId="1632588506">
+    <w:abstractNumId w:val="69"/>
+  </w:num>
+  <w:num w:numId="54" w16cid:durableId="104470349">
+    <w:abstractNumId w:val="10"/>
+  </w:num>
+  <w:num w:numId="55" w16cid:durableId="1785341337">
+    <w:abstractNumId w:val="34"/>
+  </w:num>
+  <w:num w:numId="56" w16cid:durableId="1241520399">
+    <w:abstractNumId w:val="30"/>
+  </w:num>
+  <w:num w:numId="57" w16cid:durableId="1029793183">
+    <w:abstractNumId w:val="70"/>
+  </w:num>
+  <w:num w:numId="58" w16cid:durableId="200633305">
+    <w:abstractNumId w:val="48"/>
+  </w:num>
+  <w:num w:numId="59" w16cid:durableId="892279554">
+    <w:abstractNumId w:val="31"/>
+  </w:num>
+  <w:num w:numId="60" w16cid:durableId="693845919">
+    <w:abstractNumId w:val="60"/>
+  </w:num>
+  <w:num w:numId="61" w16cid:durableId="811799154">
     <w:abstractNumId w:val="50"/>
   </w:num>
-  <w:num w:numId="16" w16cid:durableId="184488070">
+  <w:num w:numId="62" w16cid:durableId="1959605604">
+    <w:abstractNumId w:val="26"/>
+  </w:num>
+  <w:num w:numId="63" w16cid:durableId="733745437">
+    <w:abstractNumId w:val="27"/>
+  </w:num>
+  <w:num w:numId="64" w16cid:durableId="109782044">
     <w:abstractNumId w:val="32"/>
   </w:num>
-  <w:num w:numId="17" w16cid:durableId="360201842">
-    <w:abstractNumId w:val="13"/>
+  <w:num w:numId="65" w16cid:durableId="331228793">
+    <w:abstractNumId w:val="11"/>
   </w:num>
-  <w:num w:numId="18" w16cid:durableId="358357960">
+  <w:num w:numId="66" w16cid:durableId="901330473">
+    <w:abstractNumId w:val="46"/>
+  </w:num>
+  <w:num w:numId="67" w16cid:durableId="257564299">
+    <w:abstractNumId w:val="7"/>
+  </w:num>
+  <w:num w:numId="68" w16cid:durableId="1034888120">
     <w:abstractNumId w:val="41"/>
   </w:num>
-  <w:num w:numId="19" w16cid:durableId="1480609771">
-    <w:abstractNumId w:val="54"/>
+  <w:num w:numId="69" w16cid:durableId="894002416">
+    <w:abstractNumId w:val="1"/>
   </w:num>
-  <w:num w:numId="20" w16cid:durableId="622156505">
+  <w:num w:numId="70" w16cid:durableId="523784684">
+    <w:abstractNumId w:val="5"/>
+  </w:num>
+  <w:num w:numId="71" w16cid:durableId="21174060">
     <w:abstractNumId w:val="15"/>
   </w:num>
-  <w:num w:numId="21" w16cid:durableId="999192379">
-    <w:abstractNumId w:val="3"/>
-  </w:num>
-  <w:num w:numId="22" w16cid:durableId="1718313840">
-    <w:abstractNumId w:val="38"/>
-  </w:num>
-  <w:num w:numId="23" w16cid:durableId="1445880754">
-    <w:abstractNumId w:val="10"/>
-  </w:num>
-  <w:num w:numId="24" w16cid:durableId="1422869395">
-    <w:abstractNumId w:val="53"/>
-  </w:num>
-  <w:num w:numId="25" w16cid:durableId="803616575">
-    <w:abstractNumId w:val="34"/>
-  </w:num>
-  <w:num w:numId="26" w16cid:durableId="1778405668">
-    <w:abstractNumId w:val="21"/>
-  </w:num>
-  <w:num w:numId="27" w16cid:durableId="1398016270">
-    <w:abstractNumId w:val="19"/>
-  </w:num>
-  <w:num w:numId="28" w16cid:durableId="1124616111">
-    <w:abstractNumId w:val="30"/>
-  </w:num>
-  <w:num w:numId="29" w16cid:durableId="160199553">
-    <w:abstractNumId w:val="33"/>
-  </w:num>
-  <w:num w:numId="30" w16cid:durableId="56131229">
-    <w:abstractNumId w:val="6"/>
-  </w:num>
-  <w:num w:numId="31" w16cid:durableId="311562872">
-    <w:abstractNumId w:val="11"/>
-  </w:num>
-  <w:num w:numId="32" w16cid:durableId="57560340">
-    <w:abstractNumId w:val="51"/>
-  </w:num>
-  <w:num w:numId="33" w16cid:durableId="385836902">
-    <w:abstractNumId w:val="5"/>
-  </w:num>
-  <w:num w:numId="34" w16cid:durableId="346293069">
-    <w:abstractNumId w:val="1"/>
-  </w:num>
-  <w:num w:numId="35" w16cid:durableId="2019044078">
+  <w:num w:numId="72" w16cid:durableId="1063214339">
     <w:abstractNumId w:val="29"/>
-  </w:num>
-  <w:num w:numId="36" w16cid:durableId="1401439623">
-    <w:abstractNumId w:val="12"/>
-  </w:num>
-  <w:num w:numId="37" w16cid:durableId="1229799434">
-    <w:abstractNumId w:val="27"/>
-  </w:num>
-  <w:num w:numId="38" w16cid:durableId="1322582379">
-    <w:abstractNumId w:val="17"/>
-  </w:num>
-  <w:num w:numId="39" w16cid:durableId="1876039891">
-    <w:abstractNumId w:val="46"/>
-  </w:num>
-  <w:num w:numId="40" w16cid:durableId="722220637">
-    <w:abstractNumId w:val="45"/>
-  </w:num>
-  <w:num w:numId="41" w16cid:durableId="672075109">
-    <w:abstractNumId w:val="40"/>
-  </w:num>
-  <w:num w:numId="42" w16cid:durableId="755787917">
-    <w:abstractNumId w:val="9"/>
-  </w:num>
-  <w:num w:numId="43" w16cid:durableId="147599703">
-    <w:abstractNumId w:val="24"/>
-  </w:num>
-  <w:num w:numId="44" w16cid:durableId="479493663">
-    <w:abstractNumId w:val="42"/>
-  </w:num>
-  <w:num w:numId="45" w16cid:durableId="91249825">
-    <w:abstractNumId w:val="26"/>
-  </w:num>
-  <w:num w:numId="46" w16cid:durableId="94636969">
-    <w:abstractNumId w:val="49"/>
-  </w:num>
-  <w:num w:numId="47" w16cid:durableId="496966751">
-    <w:abstractNumId w:val="55"/>
-  </w:num>
-  <w:num w:numId="48" w16cid:durableId="1923297877">
-    <w:abstractNumId w:val="20"/>
-  </w:num>
-  <w:num w:numId="49" w16cid:durableId="321934418">
-    <w:abstractNumId w:val="16"/>
-  </w:num>
-  <w:num w:numId="50" w16cid:durableId="1547982170">
-    <w:abstractNumId w:val="4"/>
-  </w:num>
-  <w:num w:numId="51" w16cid:durableId="1675497014">
-    <w:abstractNumId w:val="8"/>
-  </w:num>
-  <w:num w:numId="52" w16cid:durableId="1782913419">
-    <w:abstractNumId w:val="18"/>
-  </w:num>
-  <w:num w:numId="53" w16cid:durableId="1632588506">
-    <w:abstractNumId w:val="57"/>
-  </w:num>
-  <w:num w:numId="54" w16cid:durableId="104470349">
-    <w:abstractNumId w:val="7"/>
-  </w:num>
-  <w:num w:numId="55" w16cid:durableId="1785341337">
-    <w:abstractNumId w:val="25"/>
-  </w:num>
-  <w:num w:numId="56" w16cid:durableId="1241520399">
-    <w:abstractNumId w:val="22"/>
-  </w:num>
-  <w:num w:numId="57" w16cid:durableId="1029793183">
-    <w:abstractNumId w:val="58"/>
-  </w:num>
-  <w:num w:numId="58" w16cid:durableId="200633305">
-    <w:abstractNumId w:val="37"/>
-  </w:num>
-  <w:num w:numId="59" w16cid:durableId="892279554">
-    <w:abstractNumId w:val="23"/>
-  </w:num>
-  <w:num w:numId="60" w16cid:durableId="693845919">
-    <w:abstractNumId w:val="48"/>
   </w:num>
 </w:numbering>
 </file>
